--- a/docs/ai-usage-register.docx
+++ b/docs/ai-usage-register.docx
@@ -20,29 +20,39 @@
       <w:pPr>
         <w:rPr>
           <w:rFonts w:ascii="Times New Roman" w:hAnsi="Times New Roman" w:cs="Times New Roman"/>
-        </w:rPr>
-      </w:pPr>
-      <w:r>
-        <w:rPr>
-          <w:rFonts w:ascii="Times New Roman" w:hAnsi="Times New Roman" w:cs="Times New Roman"/>
+          <w:sz w:val="22"/>
+          <w:szCs w:val="22"/>
+        </w:rPr>
+      </w:pPr>
+      <w:r>
+        <w:rPr>
+          <w:rFonts w:ascii="Times New Roman" w:hAnsi="Times New Roman" w:cs="Times New Roman"/>
+          <w:sz w:val="22"/>
+          <w:szCs w:val="22"/>
         </w:rPr>
         <w:t xml:space="preserve">In the event if any team member has asked the assistance of AI to analyse, research, </w:t>
       </w:r>
       <w:r>
         <w:rPr>
           <w:rFonts w:ascii="Times New Roman" w:hAnsi="Times New Roman" w:cs="Times New Roman"/>
+          <w:sz w:val="22"/>
+          <w:szCs w:val="22"/>
         </w:rPr>
         <w:t>compare architecture, design, code, test, debug, review documentation</w:t>
       </w:r>
       <w:r>
         <w:rPr>
           <w:rFonts w:ascii="Times New Roman" w:hAnsi="Times New Roman" w:cs="Times New Roman"/>
+          <w:sz w:val="22"/>
+          <w:szCs w:val="22"/>
         </w:rPr>
         <w:t xml:space="preserve"> and operational analysis, the following table underneath provide all the information that each AI usage must require.</w:t>
       </w:r>
       <w:r>
         <w:rPr>
           <w:rFonts w:ascii="Times New Roman" w:hAnsi="Times New Roman" w:cs="Times New Roman"/>
+          <w:sz w:val="22"/>
+          <w:szCs w:val="22"/>
         </w:rPr>
         <w:t xml:space="preserve"> The following key points of the table will assist in completing each AI usage within the table:</w:t>
       </w:r>
@@ -70,17 +80,23 @@
         </w:numPr>
         <w:rPr>
           <w:rFonts w:ascii="Times New Roman" w:hAnsi="Times New Roman" w:cs="Times New Roman"/>
-        </w:rPr>
-      </w:pPr>
-      <w:r>
-        <w:rPr>
-          <w:rFonts w:ascii="Times New Roman" w:hAnsi="Times New Roman" w:cs="Times New Roman"/>
+          <w:sz w:val="22"/>
+          <w:szCs w:val="22"/>
+        </w:rPr>
+      </w:pPr>
+      <w:r>
+        <w:rPr>
+          <w:rFonts w:ascii="Times New Roman" w:hAnsi="Times New Roman" w:cs="Times New Roman"/>
+          <w:sz w:val="22"/>
+          <w:szCs w:val="22"/>
         </w:rPr>
         <w:t xml:space="preserve">ID: This is the ID of an AI usage. </w:t>
       </w:r>
       <w:r>
         <w:rPr>
           <w:rFonts w:ascii="Times New Roman" w:hAnsi="Times New Roman" w:cs="Times New Roman"/>
+          <w:sz w:val="22"/>
+          <w:szCs w:val="22"/>
         </w:rPr>
         <w:t>The following will give the naming convention of AI IDs:</w:t>
       </w:r>
@@ -94,17 +110,23 @@
         </w:numPr>
         <w:rPr>
           <w:rFonts w:ascii="Times New Roman" w:hAnsi="Times New Roman" w:cs="Times New Roman"/>
-        </w:rPr>
-      </w:pPr>
-      <w:r>
-        <w:rPr>
-          <w:rFonts w:ascii="Times New Roman" w:hAnsi="Times New Roman" w:cs="Times New Roman"/>
+          <w:sz w:val="22"/>
+          <w:szCs w:val="22"/>
+        </w:rPr>
+      </w:pPr>
+      <w:r>
+        <w:rPr>
+          <w:rFonts w:ascii="Times New Roman" w:hAnsi="Times New Roman" w:cs="Times New Roman"/>
+          <w:sz w:val="22"/>
+          <w:szCs w:val="22"/>
         </w:rPr>
         <w:t>Research:  E.g. “AI-RES-1</w:t>
       </w:r>
       <w:r>
         <w:rPr>
           <w:rFonts w:ascii="Times New Roman" w:hAnsi="Times New Roman" w:cs="Times New Roman"/>
+          <w:sz w:val="22"/>
+          <w:szCs w:val="22"/>
         </w:rPr>
         <w:t>”</w:t>
       </w:r>
@@ -118,11 +140,15 @@
         </w:numPr>
         <w:rPr>
           <w:rFonts w:ascii="Times New Roman" w:hAnsi="Times New Roman" w:cs="Times New Roman"/>
-        </w:rPr>
-      </w:pPr>
-      <w:r>
-        <w:rPr>
-          <w:rFonts w:ascii="Times New Roman" w:hAnsi="Times New Roman" w:cs="Times New Roman"/>
+          <w:sz w:val="22"/>
+          <w:szCs w:val="22"/>
+        </w:rPr>
+      </w:pPr>
+      <w:r>
+        <w:rPr>
+          <w:rFonts w:ascii="Times New Roman" w:hAnsi="Times New Roman" w:cs="Times New Roman"/>
+          <w:sz w:val="22"/>
+          <w:szCs w:val="22"/>
         </w:rPr>
         <w:t>Formatting: E.g. “AI-FORM-34”</w:t>
       </w:r>
@@ -136,13 +162,25 @@
         </w:numPr>
         <w:rPr>
           <w:rFonts w:ascii="Times New Roman" w:hAnsi="Times New Roman" w:cs="Times New Roman"/>
-        </w:rPr>
-      </w:pPr>
-      <w:r>
-        <w:rPr>
-          <w:rFonts w:ascii="Times New Roman" w:hAnsi="Times New Roman" w:cs="Times New Roman"/>
-        </w:rPr>
-        <w:t>Coding: E.g. “AI-CODE-12”</w:t>
+          <w:sz w:val="22"/>
+          <w:szCs w:val="22"/>
+        </w:rPr>
+      </w:pPr>
+      <w:r>
+        <w:rPr>
+          <w:rFonts w:ascii="Times New Roman" w:hAnsi="Times New Roman" w:cs="Times New Roman"/>
+          <w:sz w:val="22"/>
+          <w:szCs w:val="22"/>
+        </w:rPr>
+        <w:t>Idea Generation: E.g. “AI-IDEA</w:t>
+      </w:r>
+      <w:r>
+        <w:rPr>
+          <w:rFonts w:ascii="Times New Roman" w:hAnsi="Times New Roman" w:cs="Times New Roman"/>
+          <w:sz w:val="22"/>
+          <w:szCs w:val="22"/>
+        </w:rPr>
+        <w:t>-11”</w:t>
       </w:r>
     </w:p>
     <w:p>
@@ -154,13 +192,17 @@
         </w:numPr>
         <w:rPr>
           <w:rFonts w:ascii="Times New Roman" w:hAnsi="Times New Roman" w:cs="Times New Roman"/>
-        </w:rPr>
-      </w:pPr>
-      <w:r>
-        <w:rPr>
-          <w:rFonts w:ascii="Times New Roman" w:hAnsi="Times New Roman" w:cs="Times New Roman"/>
-        </w:rPr>
-        <w:t>Analysis: E.g. “AI-ANA-55”</w:t>
+          <w:sz w:val="22"/>
+          <w:szCs w:val="22"/>
+        </w:rPr>
+      </w:pPr>
+      <w:r>
+        <w:rPr>
+          <w:rFonts w:ascii="Times New Roman" w:hAnsi="Times New Roman" w:cs="Times New Roman"/>
+          <w:sz w:val="22"/>
+          <w:szCs w:val="22"/>
+        </w:rPr>
+        <w:t>Coding: E.g. “AI-CODE-12”</w:t>
       </w:r>
     </w:p>
     <w:p>
@@ -172,13 +214,17 @@
         </w:numPr>
         <w:rPr>
           <w:rFonts w:ascii="Times New Roman" w:hAnsi="Times New Roman" w:cs="Times New Roman"/>
-        </w:rPr>
-      </w:pPr>
-      <w:r>
-        <w:rPr>
-          <w:rFonts w:ascii="Times New Roman" w:hAnsi="Times New Roman" w:cs="Times New Roman"/>
-        </w:rPr>
-        <w:t>Design: E.g.” AI-DES-91”</w:t>
+          <w:sz w:val="22"/>
+          <w:szCs w:val="22"/>
+        </w:rPr>
+      </w:pPr>
+      <w:r>
+        <w:rPr>
+          <w:rFonts w:ascii="Times New Roman" w:hAnsi="Times New Roman" w:cs="Times New Roman"/>
+          <w:sz w:val="22"/>
+          <w:szCs w:val="22"/>
+        </w:rPr>
+        <w:t>Analysis: E.g. “AI-ANA-55”</w:t>
       </w:r>
     </w:p>
     <w:p>
@@ -190,13 +236,17 @@
         </w:numPr>
         <w:rPr>
           <w:rFonts w:ascii="Times New Roman" w:hAnsi="Times New Roman" w:cs="Times New Roman"/>
-        </w:rPr>
-      </w:pPr>
-      <w:r>
-        <w:rPr>
-          <w:rFonts w:ascii="Times New Roman" w:hAnsi="Times New Roman" w:cs="Times New Roman"/>
-        </w:rPr>
-        <w:t>Debug: E.g. “AI-DEB-83”</w:t>
+          <w:sz w:val="22"/>
+          <w:szCs w:val="22"/>
+        </w:rPr>
+      </w:pPr>
+      <w:r>
+        <w:rPr>
+          <w:rFonts w:ascii="Times New Roman" w:hAnsi="Times New Roman" w:cs="Times New Roman"/>
+          <w:sz w:val="22"/>
+          <w:szCs w:val="22"/>
+        </w:rPr>
+        <w:t>Design: E.g.” AI-DES-91”</w:t>
       </w:r>
     </w:p>
     <w:p>
@@ -208,13 +258,17 @@
         </w:numPr>
         <w:rPr>
           <w:rFonts w:ascii="Times New Roman" w:hAnsi="Times New Roman" w:cs="Times New Roman"/>
-        </w:rPr>
-      </w:pPr>
-      <w:r>
-        <w:rPr>
-          <w:rFonts w:ascii="Times New Roman" w:hAnsi="Times New Roman" w:cs="Times New Roman"/>
-        </w:rPr>
-        <w:t>Review documentation: E.g. “AI-REV-32”</w:t>
+          <w:sz w:val="22"/>
+          <w:szCs w:val="22"/>
+        </w:rPr>
+      </w:pPr>
+      <w:r>
+        <w:rPr>
+          <w:rFonts w:ascii="Times New Roman" w:hAnsi="Times New Roman" w:cs="Times New Roman"/>
+          <w:sz w:val="22"/>
+          <w:szCs w:val="22"/>
+        </w:rPr>
+        <w:t>Debug: E.g. “AI-DEB-83”</w:t>
       </w:r>
     </w:p>
     <w:p>
@@ -226,126 +280,190 @@
         </w:numPr>
         <w:rPr>
           <w:rFonts w:ascii="Times New Roman" w:hAnsi="Times New Roman" w:cs="Times New Roman"/>
-        </w:rPr>
-      </w:pPr>
-      <w:r>
-        <w:rPr>
-          <w:rFonts w:ascii="Times New Roman" w:hAnsi="Times New Roman" w:cs="Times New Roman"/>
-        </w:rPr>
-        <w:t>Test: E.g. “AI-TEST-2”</w:t>
+          <w:sz w:val="22"/>
+          <w:szCs w:val="22"/>
+        </w:rPr>
+      </w:pPr>
+      <w:r>
+        <w:rPr>
+          <w:rFonts w:ascii="Times New Roman" w:hAnsi="Times New Roman" w:cs="Times New Roman"/>
+          <w:sz w:val="22"/>
+          <w:szCs w:val="22"/>
+        </w:rPr>
+        <w:t>Review documentation: E.g. “AI-REV-32”</w:t>
       </w:r>
     </w:p>
     <w:p>
       <w:pPr>
-        <w:rPr>
-          <w:rFonts w:ascii="Times New Roman" w:hAnsi="Times New Roman" w:cs="Times New Roman"/>
-        </w:rPr>
-      </w:pPr>
-      <w:r>
-        <w:rPr>
-          <w:rFonts w:ascii="Times New Roman" w:hAnsi="Times New Roman" w:cs="Times New Roman"/>
+        <w:pStyle w:val="ListParagraph"/>
+        <w:numPr>
+          <w:ilvl w:val="1"/>
+          <w:numId w:val="1"/>
+        </w:numPr>
+        <w:rPr>
+          <w:rFonts w:ascii="Times New Roman" w:hAnsi="Times New Roman" w:cs="Times New Roman"/>
+          <w:sz w:val="22"/>
+          <w:szCs w:val="22"/>
+        </w:rPr>
+      </w:pPr>
+      <w:r>
+        <w:rPr>
+          <w:rFonts w:ascii="Times New Roman" w:hAnsi="Times New Roman" w:cs="Times New Roman"/>
+          <w:sz w:val="22"/>
+          <w:szCs w:val="22"/>
+        </w:rPr>
+        <w:t>Test: E.g. “AI-TEST-2”</w:t>
+      </w:r>
+    </w:p>
+    <w:p>
+      <w:pPr>
+        <w:rPr>
+          <w:rFonts w:ascii="Times New Roman" w:hAnsi="Times New Roman" w:cs="Times New Roman"/>
+          <w:sz w:val="22"/>
+          <w:szCs w:val="22"/>
+        </w:rPr>
+      </w:pPr>
+      <w:r>
+        <w:rPr>
+          <w:rFonts w:ascii="Times New Roman" w:hAnsi="Times New Roman" w:cs="Times New Roman"/>
+          <w:sz w:val="22"/>
+          <w:szCs w:val="22"/>
         </w:rPr>
         <w:t>If</w:t>
       </w:r>
       <w:r>
         <w:rPr>
           <w:rFonts w:ascii="Times New Roman" w:hAnsi="Times New Roman" w:cs="Times New Roman"/>
+          <w:sz w:val="22"/>
+          <w:szCs w:val="22"/>
         </w:rPr>
         <w:t xml:space="preserve"> more ID naming standards are required</w:t>
       </w:r>
       <w:r>
         <w:rPr>
           <w:rFonts w:ascii="Times New Roman" w:hAnsi="Times New Roman" w:cs="Times New Roman"/>
+          <w:sz w:val="22"/>
+          <w:szCs w:val="22"/>
         </w:rPr>
         <w:t xml:space="preserve"> for more project variety tasks</w:t>
       </w:r>
       <w:r>
         <w:rPr>
           <w:rFonts w:ascii="Times New Roman" w:hAnsi="Times New Roman" w:cs="Times New Roman"/>
+          <w:sz w:val="22"/>
+          <w:szCs w:val="22"/>
         </w:rPr>
         <w:t xml:space="preserve">, inform lead of this so that more standards can be discussed and approved or rejected. These ones at the top are simply </w:t>
       </w:r>
       <w:r>
         <w:rPr>
           <w:rFonts w:ascii="Times New Roman" w:hAnsi="Times New Roman" w:cs="Times New Roman"/>
+          <w:sz w:val="22"/>
+          <w:szCs w:val="22"/>
         </w:rPr>
         <w:t>base AI ID naming conventions</w:t>
       </w:r>
       <w:r>
         <w:rPr>
           <w:rFonts w:ascii="Times New Roman" w:hAnsi="Times New Roman" w:cs="Times New Roman"/>
+          <w:sz w:val="22"/>
+          <w:szCs w:val="22"/>
         </w:rPr>
         <w:t xml:space="preserve"> for known project elements</w:t>
       </w:r>
       <w:r>
         <w:rPr>
           <w:rFonts w:ascii="Times New Roman" w:hAnsi="Times New Roman" w:cs="Times New Roman"/>
+          <w:sz w:val="22"/>
+          <w:szCs w:val="22"/>
         </w:rPr>
         <w:t>.</w:t>
       </w:r>
       <w:r>
         <w:rPr>
           <w:rFonts w:ascii="Times New Roman" w:hAnsi="Times New Roman" w:cs="Times New Roman"/>
+          <w:sz w:val="22"/>
+          <w:szCs w:val="22"/>
         </w:rPr>
         <w:t xml:space="preserve"> Also</w:t>
       </w:r>
       <w:r>
         <w:rPr>
           <w:rFonts w:ascii="Times New Roman" w:hAnsi="Times New Roman" w:cs="Times New Roman"/>
+          <w:sz w:val="22"/>
+          <w:szCs w:val="22"/>
         </w:rPr>
         <w:t xml:space="preserve">, if a person used AI for research for the first time, he/she will write </w:t>
       </w:r>
       <w:r>
         <w:rPr>
           <w:rFonts w:ascii="Times New Roman" w:hAnsi="Times New Roman" w:cs="Times New Roman"/>
+          <w:sz w:val="22"/>
+          <w:szCs w:val="22"/>
         </w:rPr>
         <w:t>“</w:t>
       </w:r>
       <w:r>
         <w:rPr>
           <w:rFonts w:ascii="Times New Roman" w:hAnsi="Times New Roman" w:cs="Times New Roman"/>
+          <w:sz w:val="22"/>
+          <w:szCs w:val="22"/>
         </w:rPr>
         <w:t>AI-RES-1</w:t>
       </w:r>
       <w:r>
         <w:rPr>
           <w:rFonts w:ascii="Times New Roman" w:hAnsi="Times New Roman" w:cs="Times New Roman"/>
+          <w:sz w:val="22"/>
+          <w:szCs w:val="22"/>
         </w:rPr>
         <w:t>”</w:t>
       </w:r>
       <w:r>
         <w:rPr>
           <w:rFonts w:ascii="Times New Roman" w:hAnsi="Times New Roman" w:cs="Times New Roman"/>
+          <w:sz w:val="22"/>
+          <w:szCs w:val="22"/>
         </w:rPr>
         <w:t xml:space="preserve"> but if </w:t>
       </w:r>
       <w:r>
         <w:rPr>
           <w:rFonts w:ascii="Times New Roman" w:hAnsi="Times New Roman" w:cs="Times New Roman"/>
+          <w:sz w:val="22"/>
+          <w:szCs w:val="22"/>
         </w:rPr>
         <w:t xml:space="preserve">he/she uses AI to debug code, do not increment the ID number, write </w:t>
       </w:r>
       <w:r>
         <w:rPr>
           <w:rFonts w:ascii="Times New Roman" w:hAnsi="Times New Roman" w:cs="Times New Roman"/>
+          <w:sz w:val="22"/>
+          <w:szCs w:val="22"/>
         </w:rPr>
         <w:t>“</w:t>
       </w:r>
       <w:r>
         <w:rPr>
           <w:rFonts w:ascii="Times New Roman" w:hAnsi="Times New Roman" w:cs="Times New Roman"/>
+          <w:sz w:val="22"/>
+          <w:szCs w:val="22"/>
         </w:rPr>
         <w:t>AI-</w:t>
       </w:r>
       <w:r>
         <w:rPr>
           <w:rFonts w:ascii="Times New Roman" w:hAnsi="Times New Roman" w:cs="Times New Roman"/>
+          <w:sz w:val="22"/>
+          <w:szCs w:val="22"/>
         </w:rPr>
         <w:t>DEB-1”. Only increment the ID number once the AI has assisted more than once in a specific usage such as research</w:t>
       </w:r>
       <w:r>
         <w:rPr>
           <w:rFonts w:ascii="Times New Roman" w:hAnsi="Times New Roman" w:cs="Times New Roman"/>
+          <w:sz w:val="22"/>
+          <w:szCs w:val="22"/>
         </w:rPr>
         <w:t xml:space="preserve"> and debug.</w:t>
       </w:r>
@@ -359,37 +477,17 @@
         </w:numPr>
         <w:rPr>
           <w:rFonts w:ascii="Times New Roman" w:hAnsi="Times New Roman" w:cs="Times New Roman"/>
-        </w:rPr>
-      </w:pPr>
-      <w:r>
-        <w:rPr>
-          <w:rFonts w:ascii="Times New Roman" w:hAnsi="Times New Roman" w:cs="Times New Roman"/>
-        </w:rPr>
-        <w:t xml:space="preserve">Date: This is the date on which the team member acquired the usage of AI. For </w:t>
-      </w:r>
-      <w:r>
-        <w:rPr>
-          <w:rFonts w:ascii="Times New Roman" w:hAnsi="Times New Roman" w:cs="Times New Roman"/>
-        </w:rPr>
-        <w:t>conciseness, keep the date format such as “25/</w:t>
-      </w:r>
-      <w:r>
-        <w:rPr>
-          <w:rFonts w:ascii="Times New Roman" w:hAnsi="Times New Roman" w:cs="Times New Roman"/>
-        </w:rPr>
-        <w:t>06/2026</w:t>
-      </w:r>
-      <w:r>
-        <w:rPr>
-          <w:rFonts w:ascii="Times New Roman" w:hAnsi="Times New Roman" w:cs="Times New Roman"/>
-        </w:rPr>
-        <w:t>”</w:t>
-      </w:r>
-      <w:r>
-        <w:rPr>
-          <w:rFonts w:ascii="Times New Roman" w:hAnsi="Times New Roman" w:cs="Times New Roman"/>
-        </w:rPr>
-        <w:t>.</w:t>
+          <w:sz w:val="22"/>
+          <w:szCs w:val="22"/>
+        </w:rPr>
+      </w:pPr>
+      <w:r>
+        <w:rPr>
+          <w:rFonts w:ascii="Times New Roman" w:hAnsi="Times New Roman" w:cs="Times New Roman"/>
+          <w:sz w:val="22"/>
+          <w:szCs w:val="22"/>
+        </w:rPr>
+        <w:t>Team member: This is the full name of the team member who used AI.</w:t>
       </w:r>
     </w:p>
     <w:p>
@@ -401,25 +499,49 @@
         </w:numPr>
         <w:rPr>
           <w:rFonts w:ascii="Times New Roman" w:hAnsi="Times New Roman" w:cs="Times New Roman"/>
-        </w:rPr>
-      </w:pPr>
-      <w:r>
-        <w:rPr>
-          <w:rFonts w:ascii="Times New Roman" w:hAnsi="Times New Roman" w:cs="Times New Roman"/>
-        </w:rPr>
-        <w:t xml:space="preserve">Tool: This is the tool that </w:t>
-      </w:r>
-      <w:r>
-        <w:rPr>
-          <w:rFonts w:ascii="Times New Roman" w:hAnsi="Times New Roman" w:cs="Times New Roman"/>
-        </w:rPr>
-        <w:t xml:space="preserve">a team member </w:t>
-      </w:r>
-      <w:r>
-        <w:rPr>
-          <w:rFonts w:ascii="Times New Roman" w:hAnsi="Times New Roman" w:cs="Times New Roman"/>
-        </w:rPr>
-        <w:t>used, in other words, name the AI tool. E.g. “Gemini”.</w:t>
+          <w:sz w:val="22"/>
+          <w:szCs w:val="22"/>
+        </w:rPr>
+      </w:pPr>
+      <w:r>
+        <w:rPr>
+          <w:rFonts w:ascii="Times New Roman" w:hAnsi="Times New Roman" w:cs="Times New Roman"/>
+          <w:sz w:val="22"/>
+          <w:szCs w:val="22"/>
+        </w:rPr>
+        <w:t xml:space="preserve">Date: This is the date on which the team member acquired the usage of AI. For </w:t>
+      </w:r>
+      <w:r>
+        <w:rPr>
+          <w:rFonts w:ascii="Times New Roman" w:hAnsi="Times New Roman" w:cs="Times New Roman"/>
+          <w:sz w:val="22"/>
+          <w:szCs w:val="22"/>
+        </w:rPr>
+        <w:t>conciseness, keep the date format such as “25/</w:t>
+      </w:r>
+      <w:r>
+        <w:rPr>
+          <w:rFonts w:ascii="Times New Roman" w:hAnsi="Times New Roman" w:cs="Times New Roman"/>
+          <w:sz w:val="22"/>
+          <w:szCs w:val="22"/>
+        </w:rPr>
+        <w:t>06/2026</w:t>
+      </w:r>
+      <w:r>
+        <w:rPr>
+          <w:rFonts w:ascii="Times New Roman" w:hAnsi="Times New Roman" w:cs="Times New Roman"/>
+          <w:sz w:val="22"/>
+          <w:szCs w:val="22"/>
+        </w:rPr>
+        <w:t>”</w:t>
+      </w:r>
+      <w:r>
+        <w:rPr>
+          <w:rFonts w:ascii="Times New Roman" w:hAnsi="Times New Roman" w:cs="Times New Roman"/>
+          <w:sz w:val="22"/>
+          <w:szCs w:val="22"/>
+        </w:rPr>
+        <w:t>.</w:t>
       </w:r>
     </w:p>
     <w:p>
@@ -431,31 +553,33 @@
         </w:numPr>
         <w:rPr>
           <w:rFonts w:ascii="Times New Roman" w:hAnsi="Times New Roman" w:cs="Times New Roman"/>
-        </w:rPr>
-      </w:pPr>
-      <w:r>
-        <w:rPr>
-          <w:rFonts w:ascii="Times New Roman" w:hAnsi="Times New Roman" w:cs="Times New Roman"/>
-        </w:rPr>
-        <w:t xml:space="preserve">Engineering Task: </w:t>
-      </w:r>
-      <w:r>
-        <w:rPr>
-          <w:rFonts w:ascii="Times New Roman" w:hAnsi="Times New Roman" w:cs="Times New Roman"/>
-        </w:rPr>
-        <w:t xml:space="preserve">Team member must explain why they </w:t>
-      </w:r>
-      <w:r>
-        <w:rPr>
-          <w:rFonts w:ascii="Times New Roman" w:hAnsi="Times New Roman" w:cs="Times New Roman"/>
-        </w:rPr>
-        <w:t xml:space="preserve">used the AI tool. </w:t>
-      </w:r>
-      <w:r>
-        <w:rPr>
-          <w:rFonts w:ascii="Times New Roman" w:hAnsi="Times New Roman" w:cs="Times New Roman"/>
-        </w:rPr>
-        <w:t>How did it assist for the project?</w:t>
+          <w:sz w:val="22"/>
+          <w:szCs w:val="22"/>
+        </w:rPr>
+      </w:pPr>
+      <w:r>
+        <w:rPr>
+          <w:rFonts w:ascii="Times New Roman" w:hAnsi="Times New Roman" w:cs="Times New Roman"/>
+          <w:sz w:val="22"/>
+          <w:szCs w:val="22"/>
+        </w:rPr>
+        <w:t xml:space="preserve">Tool: This is the tool that </w:t>
+      </w:r>
+      <w:r>
+        <w:rPr>
+          <w:rFonts w:ascii="Times New Roman" w:hAnsi="Times New Roman" w:cs="Times New Roman"/>
+          <w:sz w:val="22"/>
+          <w:szCs w:val="22"/>
+        </w:rPr>
+        <w:t xml:space="preserve">a team member </w:t>
+      </w:r>
+      <w:r>
+        <w:rPr>
+          <w:rFonts w:ascii="Times New Roman" w:hAnsi="Times New Roman" w:cs="Times New Roman"/>
+          <w:sz w:val="22"/>
+          <w:szCs w:val="22"/>
+        </w:rPr>
+        <w:t>used, in other words, name the AI tool. E.g. “Gemini”.</w:t>
       </w:r>
     </w:p>
     <w:p>
@@ -467,25 +591,41 @@
         </w:numPr>
         <w:rPr>
           <w:rFonts w:ascii="Times New Roman" w:hAnsi="Times New Roman" w:cs="Times New Roman"/>
-        </w:rPr>
-      </w:pPr>
-      <w:r>
-        <w:rPr>
-          <w:rFonts w:ascii="Times New Roman" w:hAnsi="Times New Roman" w:cs="Times New Roman"/>
-        </w:rPr>
-        <w:t xml:space="preserve">AI contribution: Write down what the AI contributed for the engineering task. Do not copy and paste the actual response from AI, simply summarize what the AI contributed for </w:t>
-      </w:r>
-      <w:r>
-        <w:rPr>
-          <w:rFonts w:ascii="Times New Roman" w:hAnsi="Times New Roman" w:cs="Times New Roman"/>
-        </w:rPr>
-        <w:t>the</w:t>
-      </w:r>
-      <w:r>
-        <w:rPr>
-          <w:rFonts w:ascii="Times New Roman" w:hAnsi="Times New Roman" w:cs="Times New Roman"/>
-        </w:rPr>
-        <w:t xml:space="preserve"> task.</w:t>
+          <w:sz w:val="22"/>
+          <w:szCs w:val="22"/>
+        </w:rPr>
+      </w:pPr>
+      <w:r>
+        <w:rPr>
+          <w:rFonts w:ascii="Times New Roman" w:hAnsi="Times New Roman" w:cs="Times New Roman"/>
+          <w:sz w:val="22"/>
+          <w:szCs w:val="22"/>
+        </w:rPr>
+        <w:t xml:space="preserve">Engineering Task: </w:t>
+      </w:r>
+      <w:r>
+        <w:rPr>
+          <w:rFonts w:ascii="Times New Roman" w:hAnsi="Times New Roman" w:cs="Times New Roman"/>
+          <w:sz w:val="22"/>
+          <w:szCs w:val="22"/>
+        </w:rPr>
+        <w:t xml:space="preserve">Team member must explain why they </w:t>
+      </w:r>
+      <w:r>
+        <w:rPr>
+          <w:rFonts w:ascii="Times New Roman" w:hAnsi="Times New Roman" w:cs="Times New Roman"/>
+          <w:sz w:val="22"/>
+          <w:szCs w:val="22"/>
+        </w:rPr>
+        <w:t xml:space="preserve">used the AI tool. </w:t>
+      </w:r>
+      <w:r>
+        <w:rPr>
+          <w:rFonts w:ascii="Times New Roman" w:hAnsi="Times New Roman" w:cs="Times New Roman"/>
+          <w:sz w:val="22"/>
+          <w:szCs w:val="22"/>
+        </w:rPr>
+        <w:t>How did it assist for the project?</w:t>
       </w:r>
     </w:p>
     <w:p>
@@ -497,37 +637,33 @@
         </w:numPr>
         <w:rPr>
           <w:rFonts w:ascii="Times New Roman" w:hAnsi="Times New Roman" w:cs="Times New Roman"/>
-        </w:rPr>
-      </w:pPr>
-      <w:r>
-        <w:rPr>
-          <w:rFonts w:ascii="Times New Roman" w:hAnsi="Times New Roman" w:cs="Times New Roman"/>
-        </w:rPr>
-        <w:t xml:space="preserve">Verification: </w:t>
-      </w:r>
-      <w:r>
-        <w:rPr>
-          <w:rFonts w:ascii="Times New Roman" w:hAnsi="Times New Roman" w:cs="Times New Roman"/>
-        </w:rPr>
-        <w:t>How did a team member</w:t>
-      </w:r>
-      <w:r>
-        <w:rPr>
-          <w:rFonts w:ascii="Times New Roman" w:hAnsi="Times New Roman" w:cs="Times New Roman"/>
-        </w:rPr>
-        <w:t xml:space="preserve"> check that the AI’s claim or assistance is correct? E.g. If </w:t>
-      </w:r>
-      <w:r>
-        <w:rPr>
-          <w:rFonts w:ascii="Times New Roman" w:hAnsi="Times New Roman" w:cs="Times New Roman"/>
-        </w:rPr>
-        <w:t xml:space="preserve">a team member asked AI to guide research, </w:t>
-      </w:r>
-      <w:r>
-        <w:rPr>
-          <w:rFonts w:ascii="Times New Roman" w:hAnsi="Times New Roman" w:cs="Times New Roman"/>
-        </w:rPr>
-        <w:t>verify the AI’s claim by seeing if the resources recommended has not been fabricated and exists on Google Scholar.</w:t>
+          <w:sz w:val="22"/>
+          <w:szCs w:val="22"/>
+        </w:rPr>
+      </w:pPr>
+      <w:r>
+        <w:rPr>
+          <w:rFonts w:ascii="Times New Roman" w:hAnsi="Times New Roman" w:cs="Times New Roman"/>
+          <w:sz w:val="22"/>
+          <w:szCs w:val="22"/>
+        </w:rPr>
+        <w:t xml:space="preserve">AI contribution: Write down what the AI contributed for the engineering task. Do not copy and paste the actual response from AI, simply summarize what the AI contributed for </w:t>
+      </w:r>
+      <w:r>
+        <w:rPr>
+          <w:rFonts w:ascii="Times New Roman" w:hAnsi="Times New Roman" w:cs="Times New Roman"/>
+          <w:sz w:val="22"/>
+          <w:szCs w:val="22"/>
+        </w:rPr>
+        <w:t>the</w:t>
+      </w:r>
+      <w:r>
+        <w:rPr>
+          <w:rFonts w:ascii="Times New Roman" w:hAnsi="Times New Roman" w:cs="Times New Roman"/>
+          <w:sz w:val="22"/>
+          <w:szCs w:val="22"/>
+        </w:rPr>
+        <w:t xml:space="preserve"> task.</w:t>
       </w:r>
     </w:p>
     <w:p>
@@ -539,13 +675,49 @@
         </w:numPr>
         <w:rPr>
           <w:rFonts w:ascii="Times New Roman" w:hAnsi="Times New Roman" w:cs="Times New Roman"/>
-        </w:rPr>
-      </w:pPr>
-      <w:r>
-        <w:rPr>
-          <w:rFonts w:ascii="Times New Roman" w:hAnsi="Times New Roman" w:cs="Times New Roman"/>
-        </w:rPr>
-        <w:t>Decision: This is where a team member decides if they will accept the AI’s assistance or if they reject it. Simply write “ACCEPT” or “REJECT”.</w:t>
+          <w:sz w:val="22"/>
+          <w:szCs w:val="22"/>
+        </w:rPr>
+      </w:pPr>
+      <w:r>
+        <w:rPr>
+          <w:rFonts w:ascii="Times New Roman" w:hAnsi="Times New Roman" w:cs="Times New Roman"/>
+          <w:sz w:val="22"/>
+          <w:szCs w:val="22"/>
+        </w:rPr>
+        <w:t xml:space="preserve">Verification: </w:t>
+      </w:r>
+      <w:r>
+        <w:rPr>
+          <w:rFonts w:ascii="Times New Roman" w:hAnsi="Times New Roman" w:cs="Times New Roman"/>
+          <w:sz w:val="22"/>
+          <w:szCs w:val="22"/>
+        </w:rPr>
+        <w:t>How did a team member</w:t>
+      </w:r>
+      <w:r>
+        <w:rPr>
+          <w:rFonts w:ascii="Times New Roman" w:hAnsi="Times New Roman" w:cs="Times New Roman"/>
+          <w:sz w:val="22"/>
+          <w:szCs w:val="22"/>
+        </w:rPr>
+        <w:t xml:space="preserve"> check that the AI’s claim or assistance is correct? E.g. If </w:t>
+      </w:r>
+      <w:r>
+        <w:rPr>
+          <w:rFonts w:ascii="Times New Roman" w:hAnsi="Times New Roman" w:cs="Times New Roman"/>
+          <w:sz w:val="22"/>
+          <w:szCs w:val="22"/>
+        </w:rPr>
+        <w:t xml:space="preserve">a team member asked AI to guide research, </w:t>
+      </w:r>
+      <w:r>
+        <w:rPr>
+          <w:rFonts w:ascii="Times New Roman" w:hAnsi="Times New Roman" w:cs="Times New Roman"/>
+          <w:sz w:val="22"/>
+          <w:szCs w:val="22"/>
+        </w:rPr>
+        <w:t>verify the AI’s claim by seeing if the resources recommended has not been fabricated and exists on Google Scholar.</w:t>
       </w:r>
     </w:p>
     <w:p>
@@ -557,42 +729,112 @@
         </w:numPr>
         <w:rPr>
           <w:rFonts w:ascii="Times New Roman" w:hAnsi="Times New Roman" w:cs="Times New Roman"/>
-        </w:rPr>
-      </w:pPr>
-      <w:r>
-        <w:rPr>
-          <w:rFonts w:ascii="Times New Roman" w:hAnsi="Times New Roman" w:cs="Times New Roman"/>
-        </w:rPr>
-        <w:t xml:space="preserve">Issues Found: If AI did not contribute well and issues were found </w:t>
-      </w:r>
-      <w:r>
-        <w:rPr>
-          <w:rFonts w:ascii="Times New Roman" w:hAnsi="Times New Roman" w:cs="Times New Roman"/>
-        </w:rPr>
-        <w:t>when a team member asked AI for assistance, write down what went wrong.</w:t>
-      </w:r>
+          <w:sz w:val="22"/>
+          <w:szCs w:val="22"/>
+        </w:rPr>
+      </w:pPr>
+      <w:r>
+        <w:rPr>
+          <w:rFonts w:ascii="Times New Roman" w:hAnsi="Times New Roman" w:cs="Times New Roman"/>
+          <w:sz w:val="22"/>
+          <w:szCs w:val="22"/>
+        </w:rPr>
+        <w:t xml:space="preserve">Decision: This is where a team member decides if they will accept the AI’s assistance or if they reject it. Simply write </w:t>
+      </w:r>
+      <w:r>
+        <w:rPr>
+          <w:rFonts w:ascii="Times New Roman" w:hAnsi="Times New Roman" w:cs="Times New Roman"/>
+          <w:sz w:val="22"/>
+          <w:szCs w:val="22"/>
+        </w:rPr>
+        <w:t>what was accepted</w:t>
+      </w:r>
+      <w:r>
+        <w:rPr>
+          <w:rFonts w:ascii="Times New Roman" w:hAnsi="Times New Roman" w:cs="Times New Roman"/>
+          <w:sz w:val="22"/>
+          <w:szCs w:val="22"/>
+        </w:rPr>
+        <w:t>, changed, or</w:t>
+      </w:r>
+      <w:r>
+        <w:rPr>
+          <w:rFonts w:ascii="Times New Roman" w:hAnsi="Times New Roman" w:cs="Times New Roman"/>
+          <w:sz w:val="22"/>
+          <w:szCs w:val="22"/>
+        </w:rPr>
+        <w:t xml:space="preserve"> rejected</w:t>
+      </w:r>
+      <w:r>
+        <w:rPr>
+          <w:rFonts w:ascii="Times New Roman" w:hAnsi="Times New Roman" w:cs="Times New Roman"/>
+          <w:sz w:val="22"/>
+          <w:szCs w:val="22"/>
+        </w:rPr>
+        <w:t xml:space="preserve"> from AI.</w:t>
+      </w:r>
+    </w:p>
+    <w:p>
+      <w:pPr>
+        <w:pStyle w:val="ListParagraph"/>
+        <w:numPr>
+          <w:ilvl w:val="0"/>
+          <w:numId w:val="1"/>
+        </w:numPr>
+        <w:rPr>
+          <w:rFonts w:ascii="Times New Roman" w:hAnsi="Times New Roman" w:cs="Times New Roman"/>
+          <w:sz w:val="22"/>
+          <w:szCs w:val="22"/>
+        </w:rPr>
+      </w:pPr>
+      <w:r>
+        <w:rPr>
+          <w:rFonts w:ascii="Times New Roman" w:hAnsi="Times New Roman" w:cs="Times New Roman"/>
+          <w:sz w:val="22"/>
+          <w:szCs w:val="22"/>
+        </w:rPr>
+        <w:t>Issues Found: If AI did not contribute well and issues were found when a team member asked AI for assistance, write down what went wrong.</w:t>
+      </w:r>
+    </w:p>
+    <w:p>
+      <w:pPr>
+        <w:ind w:left="360"/>
+        <w:rPr>
+          <w:rFonts w:ascii="Times New Roman" w:hAnsi="Times New Roman" w:cs="Times New Roman"/>
+        </w:rPr>
+      </w:pPr>
+    </w:p>
+    <w:p>
+      <w:pPr>
+        <w:pStyle w:val="ListParagraph"/>
+        <w:ind w:left="1440"/>
+        <w:rPr>
+          <w:rFonts w:ascii="Times New Roman" w:hAnsi="Times New Roman" w:cs="Times New Roman"/>
+        </w:rPr>
+      </w:pPr>
     </w:p>
     <w:tbl>
       <w:tblPr>
         <w:tblStyle w:val="TableGrid"/>
-        <w:tblpPr w:leftFromText="180" w:rightFromText="180" w:vertAnchor="text" w:horzAnchor="margin" w:tblpXSpec="center" w:tblpY="-1013"/>
-        <w:tblW w:w="11058" w:type="dxa"/>
+        <w:tblpPr w:leftFromText="180" w:rightFromText="180" w:vertAnchor="text" w:horzAnchor="margin" w:tblpXSpec="center" w:tblpY="-1014"/>
+        <w:tblW w:w="11148" w:type="dxa"/>
         <w:tblLook w:val="04A0" w:firstRow="1" w:lastRow="0" w:firstColumn="1" w:lastColumn="0" w:noHBand="0" w:noVBand="1"/>
       </w:tblPr>
       <w:tblGrid>
-        <w:gridCol w:w="988"/>
-        <w:gridCol w:w="998"/>
+        <w:gridCol w:w="987"/>
+        <w:gridCol w:w="1402"/>
         <w:gridCol w:w="1134"/>
-        <w:gridCol w:w="1489"/>
-        <w:gridCol w:w="1771"/>
-        <w:gridCol w:w="1979"/>
-        <w:gridCol w:w="1134"/>
-        <w:gridCol w:w="1565"/>
+        <w:gridCol w:w="850"/>
+        <w:gridCol w:w="1407"/>
+        <w:gridCol w:w="1544"/>
+        <w:gridCol w:w="1602"/>
+        <w:gridCol w:w="1149"/>
+        <w:gridCol w:w="1073"/>
       </w:tblGrid>
       <w:tr>
         <w:tc>
           <w:tcPr>
-            <w:tcW w:w="988" w:type="dxa"/>
+            <w:tcW w:w="987" w:type="dxa"/>
             <w:shd w:val="clear" w:color="auto" w:fill="0F4761" w:themeFill="accent1" w:themeFillShade="BF"/>
           </w:tcPr>
           <w:p>
@@ -616,7 +858,7 @@
         </w:tc>
         <w:tc>
           <w:tcPr>
-            <w:tcW w:w="998" w:type="dxa"/>
+            <w:tcW w:w="1402" w:type="dxa"/>
             <w:shd w:val="clear" w:color="auto" w:fill="0F4761" w:themeFill="accent1" w:themeFillShade="BF"/>
           </w:tcPr>
           <w:p>
@@ -633,7 +875,7 @@
                 <w:sz w:val="20"/>
                 <w:szCs w:val="20"/>
               </w:rPr>
-              <w:t>Date</w:t>
+              <w:t>Team member</w:t>
             </w:r>
           </w:p>
         </w:tc>
@@ -656,13 +898,36 @@
                 <w:sz w:val="20"/>
                 <w:szCs w:val="20"/>
               </w:rPr>
+              <w:t>Date</w:t>
+            </w:r>
+          </w:p>
+        </w:tc>
+        <w:tc>
+          <w:tcPr>
+            <w:tcW w:w="850" w:type="dxa"/>
+            <w:shd w:val="clear" w:color="auto" w:fill="0F4761" w:themeFill="accent1" w:themeFillShade="BF"/>
+          </w:tcPr>
+          <w:p>
+            <w:pPr>
+              <w:rPr>
+                <w:rFonts w:ascii="Times New Roman" w:hAnsi="Times New Roman" w:cs="Times New Roman"/>
+                <w:sz w:val="20"/>
+                <w:szCs w:val="20"/>
+              </w:rPr>
+            </w:pPr>
+            <w:r>
+              <w:rPr>
+                <w:rFonts w:ascii="Times New Roman" w:hAnsi="Times New Roman" w:cs="Times New Roman"/>
+                <w:sz w:val="20"/>
+                <w:szCs w:val="20"/>
+              </w:rPr>
               <w:t>Tool</w:t>
             </w:r>
           </w:p>
         </w:tc>
         <w:tc>
           <w:tcPr>
-            <w:tcW w:w="1489" w:type="dxa"/>
+            <w:tcW w:w="1407" w:type="dxa"/>
             <w:shd w:val="clear" w:color="auto" w:fill="0F4761" w:themeFill="accent1" w:themeFillShade="BF"/>
           </w:tcPr>
           <w:p>
@@ -685,7 +950,7 @@
         </w:tc>
         <w:tc>
           <w:tcPr>
-            <w:tcW w:w="1771" w:type="dxa"/>
+            <w:tcW w:w="1544" w:type="dxa"/>
             <w:shd w:val="clear" w:color="auto" w:fill="0F4761" w:themeFill="accent1" w:themeFillShade="BF"/>
           </w:tcPr>
           <w:p>
@@ -708,7 +973,7 @@
         </w:tc>
         <w:tc>
           <w:tcPr>
-            <w:tcW w:w="1979" w:type="dxa"/>
+            <w:tcW w:w="1602" w:type="dxa"/>
             <w:shd w:val="clear" w:color="auto" w:fill="0F4761" w:themeFill="accent1" w:themeFillShade="BF"/>
           </w:tcPr>
           <w:p>
@@ -731,7 +996,7 @@
         </w:tc>
         <w:tc>
           <w:tcPr>
-            <w:tcW w:w="1134" w:type="dxa"/>
+            <w:tcW w:w="1149" w:type="dxa"/>
             <w:shd w:val="clear" w:color="auto" w:fill="0F4761" w:themeFill="accent1" w:themeFillShade="BF"/>
           </w:tcPr>
           <w:p>
@@ -754,7 +1019,7 @@
         </w:tc>
         <w:tc>
           <w:tcPr>
-            <w:tcW w:w="1565" w:type="dxa"/>
+            <w:tcW w:w="1073" w:type="dxa"/>
             <w:shd w:val="clear" w:color="auto" w:fill="0F4761" w:themeFill="accent1" w:themeFillShade="BF"/>
           </w:tcPr>
           <w:p>
@@ -779,7 +1044,7 @@
       <w:tr>
         <w:tc>
           <w:tcPr>
-            <w:tcW w:w="988" w:type="dxa"/>
+            <w:tcW w:w="987" w:type="dxa"/>
           </w:tcPr>
           <w:p>
             <w:pPr>
@@ -793,7 +1058,7 @@
         </w:tc>
         <w:tc>
           <w:tcPr>
-            <w:tcW w:w="998" w:type="dxa"/>
+            <w:tcW w:w="1402" w:type="dxa"/>
           </w:tcPr>
           <w:p>
             <w:pPr>
@@ -821,7 +1086,7 @@
         </w:tc>
         <w:tc>
           <w:tcPr>
-            <w:tcW w:w="1489" w:type="dxa"/>
+            <w:tcW w:w="850" w:type="dxa"/>
           </w:tcPr>
           <w:p>
             <w:pPr>
@@ -835,7 +1100,7 @@
         </w:tc>
         <w:tc>
           <w:tcPr>
-            <w:tcW w:w="1771" w:type="dxa"/>
+            <w:tcW w:w="1407" w:type="dxa"/>
           </w:tcPr>
           <w:p>
             <w:pPr>
@@ -849,7 +1114,79 @@
         </w:tc>
         <w:tc>
           <w:tcPr>
-            <w:tcW w:w="1979" w:type="dxa"/>
+            <w:tcW w:w="1544" w:type="dxa"/>
+          </w:tcPr>
+          <w:p>
+            <w:pPr>
+              <w:rPr>
+                <w:rFonts w:ascii="Times New Roman" w:hAnsi="Times New Roman" w:cs="Times New Roman"/>
+                <w:sz w:val="20"/>
+                <w:szCs w:val="20"/>
+              </w:rPr>
+            </w:pPr>
+          </w:p>
+        </w:tc>
+        <w:tc>
+          <w:tcPr>
+            <w:tcW w:w="1602" w:type="dxa"/>
+          </w:tcPr>
+          <w:p>
+            <w:pPr>
+              <w:rPr>
+                <w:rFonts w:ascii="Times New Roman" w:hAnsi="Times New Roman" w:cs="Times New Roman"/>
+                <w:sz w:val="20"/>
+                <w:szCs w:val="20"/>
+              </w:rPr>
+            </w:pPr>
+          </w:p>
+        </w:tc>
+        <w:tc>
+          <w:tcPr>
+            <w:tcW w:w="1149" w:type="dxa"/>
+          </w:tcPr>
+          <w:p>
+            <w:pPr>
+              <w:rPr>
+                <w:rFonts w:ascii="Times New Roman" w:hAnsi="Times New Roman" w:cs="Times New Roman"/>
+                <w:sz w:val="20"/>
+                <w:szCs w:val="20"/>
+              </w:rPr>
+            </w:pPr>
+          </w:p>
+        </w:tc>
+        <w:tc>
+          <w:tcPr>
+            <w:tcW w:w="1073" w:type="dxa"/>
+          </w:tcPr>
+          <w:p>
+            <w:pPr>
+              <w:rPr>
+                <w:rFonts w:ascii="Times New Roman" w:hAnsi="Times New Roman" w:cs="Times New Roman"/>
+                <w:sz w:val="20"/>
+                <w:szCs w:val="20"/>
+              </w:rPr>
+            </w:pPr>
+          </w:p>
+        </w:tc>
+      </w:tr>
+      <w:tr>
+        <w:tc>
+          <w:tcPr>
+            <w:tcW w:w="987" w:type="dxa"/>
+          </w:tcPr>
+          <w:p>
+            <w:pPr>
+              <w:rPr>
+                <w:rFonts w:ascii="Times New Roman" w:hAnsi="Times New Roman" w:cs="Times New Roman"/>
+                <w:sz w:val="20"/>
+                <w:szCs w:val="20"/>
+              </w:rPr>
+            </w:pPr>
+          </w:p>
+        </w:tc>
+        <w:tc>
+          <w:tcPr>
+            <w:tcW w:w="1402" w:type="dxa"/>
           </w:tcPr>
           <w:p>
             <w:pPr>
@@ -877,23 +1214,7 @@
         </w:tc>
         <w:tc>
           <w:tcPr>
-            <w:tcW w:w="1565" w:type="dxa"/>
-          </w:tcPr>
-          <w:p>
-            <w:pPr>
-              <w:rPr>
-                <w:rFonts w:ascii="Times New Roman" w:hAnsi="Times New Roman" w:cs="Times New Roman"/>
-                <w:sz w:val="20"/>
-                <w:szCs w:val="20"/>
-              </w:rPr>
-            </w:pPr>
-          </w:p>
-        </w:tc>
-      </w:tr>
-      <w:tr>
-        <w:tc>
-          <w:tcPr>
-            <w:tcW w:w="988" w:type="dxa"/>
+            <w:tcW w:w="850" w:type="dxa"/>
           </w:tcPr>
           <w:p>
             <w:pPr>
@@ -907,7 +1228,7 @@
         </w:tc>
         <w:tc>
           <w:tcPr>
-            <w:tcW w:w="998" w:type="dxa"/>
+            <w:tcW w:w="1407" w:type="dxa"/>
           </w:tcPr>
           <w:p>
             <w:pPr>
@@ -921,7 +1242,7 @@
         </w:tc>
         <w:tc>
           <w:tcPr>
-            <w:tcW w:w="1134" w:type="dxa"/>
+            <w:tcW w:w="1544" w:type="dxa"/>
           </w:tcPr>
           <w:p>
             <w:pPr>
@@ -935,7 +1256,7 @@
         </w:tc>
         <w:tc>
           <w:tcPr>
-            <w:tcW w:w="1489" w:type="dxa"/>
+            <w:tcW w:w="1602" w:type="dxa"/>
           </w:tcPr>
           <w:p>
             <w:pPr>
@@ -949,7 +1270,7 @@
         </w:tc>
         <w:tc>
           <w:tcPr>
-            <w:tcW w:w="1771" w:type="dxa"/>
+            <w:tcW w:w="1149" w:type="dxa"/>
           </w:tcPr>
           <w:p>
             <w:pPr>
@@ -963,35 +1284,7 @@
         </w:tc>
         <w:tc>
           <w:tcPr>
-            <w:tcW w:w="1979" w:type="dxa"/>
-          </w:tcPr>
-          <w:p>
-            <w:pPr>
-              <w:rPr>
-                <w:rFonts w:ascii="Times New Roman" w:hAnsi="Times New Roman" w:cs="Times New Roman"/>
-                <w:sz w:val="20"/>
-                <w:szCs w:val="20"/>
-              </w:rPr>
-            </w:pPr>
-          </w:p>
-        </w:tc>
-        <w:tc>
-          <w:tcPr>
-            <w:tcW w:w="1134" w:type="dxa"/>
-          </w:tcPr>
-          <w:p>
-            <w:pPr>
-              <w:rPr>
-                <w:rFonts w:ascii="Times New Roman" w:hAnsi="Times New Roman" w:cs="Times New Roman"/>
-                <w:sz w:val="20"/>
-                <w:szCs w:val="20"/>
-              </w:rPr>
-            </w:pPr>
-          </w:p>
-        </w:tc>
-        <w:tc>
-          <w:tcPr>
-            <w:tcW w:w="1565" w:type="dxa"/>
+            <w:tcW w:w="1073" w:type="dxa"/>
           </w:tcPr>
           <w:p>
             <w:pPr>
@@ -1005,23 +1298,6 @@
         </w:tc>
       </w:tr>
     </w:tbl>
-    <w:p>
-      <w:pPr>
-        <w:ind w:left="360"/>
-        <w:rPr>
-          <w:rFonts w:ascii="Times New Roman" w:hAnsi="Times New Roman" w:cs="Times New Roman"/>
-        </w:rPr>
-      </w:pPr>
-    </w:p>
-    <w:p>
-      <w:pPr>
-        <w:pStyle w:val="ListParagraph"/>
-        <w:ind w:left="1440"/>
-        <w:rPr>
-          <w:rFonts w:ascii="Times New Roman" w:hAnsi="Times New Roman" w:cs="Times New Roman"/>
-        </w:rPr>
-      </w:pPr>
-    </w:p>
     <w:p>
       <w:pPr>
         <w:rPr>

--- a/docs/ai-usage-register.docx
+++ b/docs/ai-usage-register.docx
@@ -821,15 +821,15 @@
         <w:tblLook w:val="04A0" w:firstRow="1" w:lastRow="0" w:firstColumn="1" w:lastColumn="0" w:noHBand="0" w:noVBand="1"/>
       </w:tblPr>
       <w:tblGrid>
-        <w:gridCol w:w="987"/>
-        <w:gridCol w:w="1402"/>
-        <w:gridCol w:w="1134"/>
-        <w:gridCol w:w="850"/>
-        <w:gridCol w:w="1407"/>
-        <w:gridCol w:w="1544"/>
-        <w:gridCol w:w="1602"/>
-        <w:gridCol w:w="1149"/>
-        <w:gridCol w:w="1073"/>
+        <w:gridCol w:w="974"/>
+        <w:gridCol w:w="1133"/>
+        <w:gridCol w:w="1129"/>
+        <w:gridCol w:w="823"/>
+        <w:gridCol w:w="1966"/>
+        <w:gridCol w:w="1966"/>
+        <w:gridCol w:w="1247"/>
+        <w:gridCol w:w="1114"/>
+        <w:gridCol w:w="796"/>
       </w:tblGrid>
       <w:tr>
         <w:tc>
@@ -1054,6 +1054,23 @@
                 <w:szCs w:val="20"/>
               </w:rPr>
             </w:pPr>
+            <w:r>
+              <w:rPr>
+                <w:rFonts w:ascii="Times New Roman" w:hAnsi="Times New Roman" w:cs="Times New Roman"/>
+                <w:sz w:val="20"/>
+                <w:szCs w:val="20"/>
+              </w:rPr>
+              <w:t>AI-DEBUG-1</w:t>
+            </w:r>
+          </w:p>
+          <w:p>
+            <w:pPr>
+              <w:rPr>
+                <w:rFonts w:ascii="Times New Roman" w:hAnsi="Times New Roman" w:cs="Times New Roman"/>
+                <w:sz w:val="20"/>
+                <w:szCs w:val="20"/>
+              </w:rPr>
+            </w:pPr>
           </w:p>
         </w:tc>
         <w:tc>
@@ -1068,6 +1085,23 @@
                 <w:szCs w:val="20"/>
               </w:rPr>
             </w:pPr>
+            <w:r>
+              <w:rPr>
+                <w:rFonts w:ascii="Times New Roman" w:hAnsi="Times New Roman" w:cs="Times New Roman"/>
+                <w:sz w:val="20"/>
+                <w:szCs w:val="20"/>
+              </w:rPr>
+              <w:t>Benno Weideman</w:t>
+            </w:r>
+          </w:p>
+          <w:p>
+            <w:pPr>
+              <w:rPr>
+                <w:rFonts w:ascii="Times New Roman" w:hAnsi="Times New Roman" w:cs="Times New Roman"/>
+                <w:sz w:val="20"/>
+                <w:szCs w:val="20"/>
+              </w:rPr>
+            </w:pPr>
           </w:p>
         </w:tc>
         <w:tc>
@@ -1082,6 +1116,23 @@
                 <w:szCs w:val="20"/>
               </w:rPr>
             </w:pPr>
+            <w:r>
+              <w:rPr>
+                <w:rFonts w:ascii="Times New Roman" w:hAnsi="Times New Roman" w:cs="Times New Roman"/>
+                <w:sz w:val="20"/>
+                <w:szCs w:val="20"/>
+              </w:rPr>
+              <w:t>04/09/2026</w:t>
+            </w:r>
+          </w:p>
+          <w:p>
+            <w:pPr>
+              <w:rPr>
+                <w:rFonts w:ascii="Times New Roman" w:hAnsi="Times New Roman" w:cs="Times New Roman"/>
+                <w:sz w:val="20"/>
+                <w:szCs w:val="20"/>
+              </w:rPr>
+            </w:pPr>
           </w:p>
         </w:tc>
         <w:tc>
@@ -1096,6 +1147,14 @@
                 <w:szCs w:val="20"/>
               </w:rPr>
             </w:pPr>
+            <w:r>
+              <w:rPr>
+                <w:rFonts w:ascii="Times New Roman" w:hAnsi="Times New Roman" w:cs="Times New Roman"/>
+                <w:sz w:val="20"/>
+                <w:szCs w:val="20"/>
+              </w:rPr>
+              <w:t>Gemini</w:t>
+            </w:r>
           </w:p>
         </w:tc>
         <w:tc>
@@ -1110,6 +1169,39 @@
                 <w:szCs w:val="20"/>
               </w:rPr>
             </w:pPr>
+            <w:r>
+              <w:rPr>
+                <w:rFonts w:ascii="Times New Roman" w:hAnsi="Times New Roman" w:cs="Times New Roman"/>
+                <w:sz w:val="20"/>
+                <w:szCs w:val="20"/>
+              </w:rPr>
+              <w:t>Edit initial commit</w:t>
+            </w:r>
+            <w:r>
+              <w:rPr>
+                <w:rFonts w:ascii="Times New Roman" w:hAnsi="Times New Roman" w:cs="Times New Roman"/>
+                <w:sz w:val="20"/>
+                <w:szCs w:val="20"/>
+              </w:rPr>
+              <w:t xml:space="preserve"> of README</w:t>
+            </w:r>
+            <w:r>
+              <w:rPr>
+                <w:rFonts w:ascii="Times New Roman" w:hAnsi="Times New Roman" w:cs="Times New Roman"/>
+                <w:sz w:val="20"/>
+                <w:szCs w:val="20"/>
+              </w:rPr>
+              <w:t xml:space="preserve"> to have a clear description</w:t>
+            </w:r>
+          </w:p>
+          <w:p>
+            <w:pPr>
+              <w:rPr>
+                <w:rFonts w:ascii="Times New Roman" w:hAnsi="Times New Roman" w:cs="Times New Roman"/>
+                <w:sz w:val="20"/>
+                <w:szCs w:val="20"/>
+              </w:rPr>
+            </w:pPr>
           </w:p>
         </w:tc>
         <w:tc>
@@ -1124,6 +1216,23 @@
                 <w:szCs w:val="20"/>
               </w:rPr>
             </w:pPr>
+            <w:r>
+              <w:rPr>
+                <w:rFonts w:ascii="Times New Roman" w:hAnsi="Times New Roman" w:cs="Times New Roman"/>
+                <w:sz w:val="20"/>
+                <w:szCs w:val="20"/>
+              </w:rPr>
+              <w:t>Create fresh main branch. Create initial commit with clear description.  Delete original main branch and rename fresh main to main. Force overwrites the new main to GitHub.</w:t>
+            </w:r>
+          </w:p>
+          <w:p>
+            <w:pPr>
+              <w:rPr>
+                <w:rFonts w:ascii="Times New Roman" w:hAnsi="Times New Roman" w:cs="Times New Roman"/>
+                <w:sz w:val="20"/>
+                <w:szCs w:val="20"/>
+              </w:rPr>
+            </w:pPr>
           </w:p>
         </w:tc>
         <w:tc>
@@ -1138,6 +1247,55 @@
                 <w:szCs w:val="20"/>
               </w:rPr>
             </w:pPr>
+            <w:r>
+              <w:rPr>
+                <w:rFonts w:ascii="Times New Roman" w:hAnsi="Times New Roman" w:cs="Times New Roman"/>
+                <w:sz w:val="20"/>
+                <w:szCs w:val="20"/>
+              </w:rPr>
+              <w:t>M</w:t>
+            </w:r>
+            <w:r>
+              <w:rPr>
+                <w:rFonts w:ascii="Times New Roman" w:hAnsi="Times New Roman" w:cs="Times New Roman"/>
+                <w:sz w:val="20"/>
+                <w:szCs w:val="20"/>
+              </w:rPr>
+              <w:t xml:space="preserve">anually checked the repository and locally on machine, the </w:t>
+            </w:r>
+            <w:r>
+              <w:rPr>
+                <w:rFonts w:ascii="Times New Roman" w:hAnsi="Times New Roman" w:cs="Times New Roman"/>
+                <w:sz w:val="20"/>
+                <w:szCs w:val="20"/>
+              </w:rPr>
+              <w:t>README</w:t>
+            </w:r>
+            <w:r>
+              <w:rPr>
+                <w:rFonts w:ascii="Times New Roman" w:hAnsi="Times New Roman" w:cs="Times New Roman"/>
+                <w:sz w:val="20"/>
+                <w:szCs w:val="20"/>
+              </w:rPr>
+              <w:t xml:space="preserve"> is there</w:t>
+            </w:r>
+            <w:r>
+              <w:rPr>
+                <w:rFonts w:ascii="Times New Roman" w:hAnsi="Times New Roman" w:cs="Times New Roman"/>
+                <w:sz w:val="20"/>
+                <w:szCs w:val="20"/>
+              </w:rPr>
+              <w:t xml:space="preserve"> with a clear description other than “Initial commit”.</w:t>
+            </w:r>
+          </w:p>
+          <w:p>
+            <w:pPr>
+              <w:rPr>
+                <w:rFonts w:ascii="Times New Roman" w:hAnsi="Times New Roman" w:cs="Times New Roman"/>
+                <w:sz w:val="20"/>
+                <w:szCs w:val="20"/>
+              </w:rPr>
+            </w:pPr>
           </w:p>
         </w:tc>
         <w:tc>
@@ -1152,6 +1310,23 @@
                 <w:szCs w:val="20"/>
               </w:rPr>
             </w:pPr>
+            <w:r>
+              <w:rPr>
+                <w:rFonts w:ascii="Times New Roman" w:hAnsi="Times New Roman" w:cs="Times New Roman"/>
+                <w:sz w:val="20"/>
+                <w:szCs w:val="20"/>
+              </w:rPr>
+              <w:t>Entire suggestion was accepted and applied to fix commit.</w:t>
+            </w:r>
+          </w:p>
+          <w:p>
+            <w:pPr>
+              <w:rPr>
+                <w:rFonts w:ascii="Times New Roman" w:hAnsi="Times New Roman" w:cs="Times New Roman"/>
+                <w:sz w:val="20"/>
+                <w:szCs w:val="20"/>
+              </w:rPr>
+            </w:pPr>
           </w:p>
         </w:tc>
         <w:tc>
@@ -1166,6 +1341,14 @@
                 <w:szCs w:val="20"/>
               </w:rPr>
             </w:pPr>
+            <w:r>
+              <w:rPr>
+                <w:rFonts w:ascii="Times New Roman" w:hAnsi="Times New Roman" w:cs="Times New Roman"/>
+                <w:sz w:val="20"/>
+                <w:szCs w:val="20"/>
+              </w:rPr>
+              <w:t>None</w:t>
+            </w:r>
           </w:p>
         </w:tc>
       </w:tr>
@@ -1182,6 +1365,23 @@
                 <w:szCs w:val="20"/>
               </w:rPr>
             </w:pPr>
+            <w:r>
+              <w:rPr>
+                <w:rFonts w:ascii="Times New Roman" w:hAnsi="Times New Roman" w:cs="Times New Roman"/>
+                <w:sz w:val="20"/>
+                <w:szCs w:val="20"/>
+              </w:rPr>
+              <w:t>AI-IDEA-1</w:t>
+            </w:r>
+          </w:p>
+          <w:p>
+            <w:pPr>
+              <w:rPr>
+                <w:rFonts w:ascii="Times New Roman" w:hAnsi="Times New Roman" w:cs="Times New Roman"/>
+                <w:sz w:val="20"/>
+                <w:szCs w:val="20"/>
+              </w:rPr>
+            </w:pPr>
           </w:p>
         </w:tc>
         <w:tc>
@@ -1196,6 +1396,23 @@
                 <w:szCs w:val="20"/>
               </w:rPr>
             </w:pPr>
+            <w:r>
+              <w:rPr>
+                <w:rFonts w:ascii="Times New Roman" w:hAnsi="Times New Roman" w:cs="Times New Roman"/>
+                <w:sz w:val="20"/>
+                <w:szCs w:val="20"/>
+              </w:rPr>
+              <w:t>Benno Weideman</w:t>
+            </w:r>
+          </w:p>
+          <w:p>
+            <w:pPr>
+              <w:rPr>
+                <w:rFonts w:ascii="Times New Roman" w:hAnsi="Times New Roman" w:cs="Times New Roman"/>
+                <w:sz w:val="20"/>
+                <w:szCs w:val="20"/>
+              </w:rPr>
+            </w:pPr>
           </w:p>
         </w:tc>
         <w:tc>
@@ -1210,6 +1427,23 @@
                 <w:szCs w:val="20"/>
               </w:rPr>
             </w:pPr>
+            <w:r>
+              <w:rPr>
+                <w:rFonts w:ascii="Times New Roman" w:hAnsi="Times New Roman" w:cs="Times New Roman"/>
+                <w:sz w:val="20"/>
+                <w:szCs w:val="20"/>
+              </w:rPr>
+              <w:t>05/09/2026</w:t>
+            </w:r>
+          </w:p>
+          <w:p>
+            <w:pPr>
+              <w:rPr>
+                <w:rFonts w:ascii="Times New Roman" w:hAnsi="Times New Roman" w:cs="Times New Roman"/>
+                <w:sz w:val="20"/>
+                <w:szCs w:val="20"/>
+              </w:rPr>
+            </w:pPr>
           </w:p>
         </w:tc>
         <w:tc>
@@ -1224,6 +1458,14 @@
                 <w:szCs w:val="20"/>
               </w:rPr>
             </w:pPr>
+            <w:r>
+              <w:rPr>
+                <w:rFonts w:ascii="Times New Roman" w:hAnsi="Times New Roman" w:cs="Times New Roman"/>
+                <w:sz w:val="20"/>
+                <w:szCs w:val="20"/>
+              </w:rPr>
+              <w:t>Gemini</w:t>
+            </w:r>
           </w:p>
         </w:tc>
         <w:tc>
@@ -1238,6 +1480,23 @@
                 <w:szCs w:val="20"/>
               </w:rPr>
             </w:pPr>
+            <w:r>
+              <w:rPr>
+                <w:rFonts w:ascii="Times New Roman" w:hAnsi="Times New Roman" w:cs="Times New Roman"/>
+                <w:sz w:val="20"/>
+                <w:szCs w:val="20"/>
+              </w:rPr>
+              <w:t>Idea generation of proper ID naming conventions for AI usage.</w:t>
+            </w:r>
+          </w:p>
+          <w:p>
+            <w:pPr>
+              <w:rPr>
+                <w:rFonts w:ascii="Times New Roman" w:hAnsi="Times New Roman" w:cs="Times New Roman"/>
+                <w:sz w:val="20"/>
+                <w:szCs w:val="20"/>
+              </w:rPr>
+            </w:pPr>
           </w:p>
         </w:tc>
         <w:tc>
@@ -1252,6 +1511,23 @@
                 <w:szCs w:val="20"/>
               </w:rPr>
             </w:pPr>
+            <w:r>
+              <w:rPr>
+                <w:rFonts w:ascii="Times New Roman" w:hAnsi="Times New Roman" w:cs="Times New Roman"/>
+                <w:sz w:val="20"/>
+                <w:szCs w:val="20"/>
+              </w:rPr>
+              <w:t>Suggested naming convention for IDs such as ai- “pmpt” and “resp”.</w:t>
+            </w:r>
+          </w:p>
+          <w:p>
+            <w:pPr>
+              <w:rPr>
+                <w:rFonts w:ascii="Times New Roman" w:hAnsi="Times New Roman" w:cs="Times New Roman"/>
+                <w:sz w:val="20"/>
+                <w:szCs w:val="20"/>
+              </w:rPr>
+            </w:pPr>
           </w:p>
         </w:tc>
         <w:tc>
@@ -1266,6 +1542,23 @@
                 <w:szCs w:val="20"/>
               </w:rPr>
             </w:pPr>
+            <w:r>
+              <w:rPr>
+                <w:rFonts w:ascii="Times New Roman" w:hAnsi="Times New Roman" w:cs="Times New Roman"/>
+                <w:sz w:val="20"/>
+                <w:szCs w:val="20"/>
+              </w:rPr>
+              <w:t>Visually checked the naming convention for ID and it is appropriate and concise.</w:t>
+            </w:r>
+          </w:p>
+          <w:p>
+            <w:pPr>
+              <w:rPr>
+                <w:rFonts w:ascii="Times New Roman" w:hAnsi="Times New Roman" w:cs="Times New Roman"/>
+                <w:sz w:val="20"/>
+                <w:szCs w:val="20"/>
+              </w:rPr>
+            </w:pPr>
           </w:p>
         </w:tc>
         <w:tc>
@@ -1273,6 +1566,16 @@
             <w:tcW w:w="1149" w:type="dxa"/>
           </w:tcPr>
           <w:p>
+            <w:r>
+              <w:rPr>
+                <w:rFonts w:ascii="Times New Roman" w:hAnsi="Times New Roman" w:cs="Times New Roman"/>
+                <w:sz w:val="20"/>
+                <w:szCs w:val="20"/>
+              </w:rPr>
+              <w:t>Accepted the naming convention but did not accept the word usage. Own words tailored to project was used such as DEBUG, RES, and REV.</w:t>
+            </w:r>
+          </w:p>
+          <w:p>
             <w:pPr>
               <w:rPr>
                 <w:rFonts w:ascii="Times New Roman" w:hAnsi="Times New Roman" w:cs="Times New Roman"/>
@@ -1294,6 +1597,214 @@
                 <w:szCs w:val="20"/>
               </w:rPr>
             </w:pPr>
+            <w:r>
+              <w:rPr>
+                <w:rFonts w:ascii="Times New Roman" w:hAnsi="Times New Roman" w:cs="Times New Roman"/>
+                <w:sz w:val="20"/>
+                <w:szCs w:val="20"/>
+              </w:rPr>
+              <w:t>None</w:t>
+            </w:r>
+          </w:p>
+        </w:tc>
+      </w:tr>
+      <w:tr>
+        <w:tc>
+          <w:tcPr>
+            <w:tcW w:w="987" w:type="dxa"/>
+          </w:tcPr>
+          <w:p>
+            <w:pPr>
+              <w:rPr>
+                <w:rFonts w:ascii="Times New Roman" w:hAnsi="Times New Roman" w:cs="Times New Roman"/>
+                <w:sz w:val="20"/>
+                <w:szCs w:val="20"/>
+              </w:rPr>
+            </w:pPr>
+            <w:r>
+              <w:rPr>
+                <w:rFonts w:ascii="Times New Roman" w:hAnsi="Times New Roman" w:cs="Times New Roman"/>
+                <w:sz w:val="20"/>
+                <w:szCs w:val="20"/>
+              </w:rPr>
+              <w:t>AI-FORM-1</w:t>
+            </w:r>
+          </w:p>
+        </w:tc>
+        <w:tc>
+          <w:tcPr>
+            <w:tcW w:w="1402" w:type="dxa"/>
+          </w:tcPr>
+          <w:p>
+            <w:pPr>
+              <w:rPr>
+                <w:rFonts w:ascii="Times New Roman" w:hAnsi="Times New Roman" w:cs="Times New Roman"/>
+                <w:sz w:val="20"/>
+                <w:szCs w:val="20"/>
+              </w:rPr>
+            </w:pPr>
+            <w:r>
+              <w:rPr>
+                <w:rFonts w:ascii="Times New Roman" w:hAnsi="Times New Roman" w:cs="Times New Roman"/>
+                <w:sz w:val="20"/>
+                <w:szCs w:val="20"/>
+              </w:rPr>
+              <w:t>Benno Weideman</w:t>
+            </w:r>
+          </w:p>
+        </w:tc>
+        <w:tc>
+          <w:tcPr>
+            <w:tcW w:w="1134" w:type="dxa"/>
+          </w:tcPr>
+          <w:p>
+            <w:pPr>
+              <w:rPr>
+                <w:rFonts w:ascii="Times New Roman" w:hAnsi="Times New Roman" w:cs="Times New Roman"/>
+                <w:sz w:val="20"/>
+                <w:szCs w:val="20"/>
+              </w:rPr>
+            </w:pPr>
+            <w:r>
+              <w:rPr>
+                <w:rFonts w:ascii="Times New Roman" w:hAnsi="Times New Roman" w:cs="Times New Roman"/>
+                <w:sz w:val="20"/>
+                <w:szCs w:val="20"/>
+              </w:rPr>
+              <w:t>05/09/2026</w:t>
+            </w:r>
+          </w:p>
+        </w:tc>
+        <w:tc>
+          <w:tcPr>
+            <w:tcW w:w="850" w:type="dxa"/>
+          </w:tcPr>
+          <w:p>
+            <w:pPr>
+              <w:rPr>
+                <w:rFonts w:ascii="Times New Roman" w:hAnsi="Times New Roman" w:cs="Times New Roman"/>
+                <w:sz w:val="20"/>
+                <w:szCs w:val="20"/>
+              </w:rPr>
+            </w:pPr>
+            <w:r>
+              <w:rPr>
+                <w:rFonts w:ascii="Times New Roman" w:hAnsi="Times New Roman" w:cs="Times New Roman"/>
+                <w:sz w:val="20"/>
+                <w:szCs w:val="20"/>
+              </w:rPr>
+              <w:t>Claude</w:t>
+            </w:r>
+          </w:p>
+        </w:tc>
+        <w:tc>
+          <w:tcPr>
+            <w:tcW w:w="1407" w:type="dxa"/>
+          </w:tcPr>
+          <w:p>
+            <w:pPr>
+              <w:rPr>
+                <w:rFonts w:ascii="Times New Roman" w:hAnsi="Times New Roman" w:cs="Times New Roman"/>
+                <w:sz w:val="20"/>
+                <w:szCs w:val="20"/>
+              </w:rPr>
+            </w:pPr>
+            <w:r>
+              <w:rPr>
+                <w:rFonts w:ascii="Times New Roman" w:hAnsi="Times New Roman" w:cs="Times New Roman"/>
+                <w:sz w:val="20"/>
+                <w:szCs w:val="20"/>
+              </w:rPr>
+              <w:t>Apply styling to GOVERNANCE.MD file.</w:t>
+            </w:r>
+          </w:p>
+        </w:tc>
+        <w:tc>
+          <w:tcPr>
+            <w:tcW w:w="1544" w:type="dxa"/>
+          </w:tcPr>
+          <w:p>
+            <w:pPr>
+              <w:rPr>
+                <w:rFonts w:ascii="Times New Roman" w:hAnsi="Times New Roman" w:cs="Times New Roman"/>
+                <w:sz w:val="20"/>
+                <w:szCs w:val="20"/>
+              </w:rPr>
+            </w:pPr>
+            <w:r>
+              <w:rPr>
+                <w:rFonts w:ascii="Times New Roman" w:hAnsi="Times New Roman" w:cs="Times New Roman"/>
+                <w:sz w:val="20"/>
+                <w:szCs w:val="20"/>
+              </w:rPr>
+              <w:t>AI applied styling to GOVERNANCE.MD file making it more appropriate and user friendly.</w:t>
+            </w:r>
+          </w:p>
+        </w:tc>
+        <w:tc>
+          <w:tcPr>
+            <w:tcW w:w="1602" w:type="dxa"/>
+          </w:tcPr>
+          <w:p>
+            <w:pPr>
+              <w:rPr>
+                <w:rFonts w:ascii="Times New Roman" w:hAnsi="Times New Roman" w:cs="Times New Roman"/>
+                <w:sz w:val="20"/>
+                <w:szCs w:val="20"/>
+              </w:rPr>
+            </w:pPr>
+            <w:r>
+              <w:rPr>
+                <w:rFonts w:ascii="Times New Roman" w:hAnsi="Times New Roman" w:cs="Times New Roman"/>
+                <w:sz w:val="20"/>
+                <w:szCs w:val="20"/>
+              </w:rPr>
+              <w:t>File looks visually appealing. Content was not changed.</w:t>
+            </w:r>
+          </w:p>
+        </w:tc>
+        <w:tc>
+          <w:tcPr>
+            <w:tcW w:w="1149" w:type="dxa"/>
+          </w:tcPr>
+          <w:p>
+            <w:pPr>
+              <w:rPr>
+                <w:rFonts w:ascii="Times New Roman" w:hAnsi="Times New Roman" w:cs="Times New Roman"/>
+                <w:sz w:val="20"/>
+                <w:szCs w:val="20"/>
+              </w:rPr>
+            </w:pPr>
+            <w:r>
+              <w:rPr>
+                <w:rFonts w:ascii="Times New Roman" w:hAnsi="Times New Roman" w:cs="Times New Roman"/>
+                <w:sz w:val="20"/>
+                <w:szCs w:val="20"/>
+              </w:rPr>
+              <w:t>Accept the entire change of styling.</w:t>
+            </w:r>
+          </w:p>
+        </w:tc>
+        <w:tc>
+          <w:tcPr>
+            <w:tcW w:w="1073" w:type="dxa"/>
+          </w:tcPr>
+          <w:p>
+            <w:pPr>
+              <w:rPr>
+                <w:rFonts w:ascii="Times New Roman" w:hAnsi="Times New Roman" w:cs="Times New Roman"/>
+                <w:sz w:val="20"/>
+                <w:szCs w:val="20"/>
+              </w:rPr>
+            </w:pPr>
+            <w:r>
+              <w:rPr>
+                <w:rFonts w:ascii="Times New Roman" w:hAnsi="Times New Roman" w:cs="Times New Roman"/>
+                <w:sz w:val="20"/>
+                <w:szCs w:val="20"/>
+              </w:rPr>
+              <w:t>None</w:t>
+            </w:r>
           </w:p>
         </w:tc>
       </w:tr>

--- a/docs/ai-usage-register.docx
+++ b/docs/ai-usage-register.docx
@@ -817,39 +817,40 @@
       <w:tblPr>
         <w:tblStyle w:val="TableGrid"/>
         <w:tblpPr w:leftFromText="180" w:rightFromText="180" w:vertAnchor="text" w:horzAnchor="margin" w:tblpXSpec="center" w:tblpY="-1014"/>
-        <w:tblW w:w="11148" w:type="dxa"/>
+        <w:tblW w:w="12102" w:type="dxa"/>
+        <w:tblLayout w:type="fixed"/>
         <w:tblLook w:val="04A0" w:firstRow="1" w:lastRow="0" w:firstColumn="1" w:lastColumn="0" w:noHBand="0" w:noVBand="1"/>
       </w:tblPr>
       <w:tblGrid>
-        <w:gridCol w:w="974"/>
-        <w:gridCol w:w="1133"/>
-        <w:gridCol w:w="1129"/>
-        <w:gridCol w:w="823"/>
-        <w:gridCol w:w="1966"/>
-        <w:gridCol w:w="1966"/>
-        <w:gridCol w:w="1247"/>
-        <w:gridCol w:w="1114"/>
-        <w:gridCol w:w="796"/>
+        <w:gridCol w:w="955"/>
+        <w:gridCol w:w="1047"/>
+        <w:gridCol w:w="1107"/>
+        <w:gridCol w:w="801"/>
+        <w:gridCol w:w="1614"/>
+        <w:gridCol w:w="2551"/>
+        <w:gridCol w:w="1418"/>
+        <w:gridCol w:w="1513"/>
+        <w:gridCol w:w="1096"/>
       </w:tblGrid>
       <w:tr>
         <w:tc>
           <w:tcPr>
-            <w:tcW w:w="987" w:type="dxa"/>
+            <w:tcW w:w="955" w:type="dxa"/>
             <w:shd w:val="clear" w:color="auto" w:fill="0F4761" w:themeFill="accent1" w:themeFillShade="BF"/>
           </w:tcPr>
           <w:p>
             <w:pPr>
               <w:rPr>
                 <w:rFonts w:ascii="Times New Roman" w:hAnsi="Times New Roman" w:cs="Times New Roman"/>
-                <w:sz w:val="20"/>
-                <w:szCs w:val="20"/>
-              </w:rPr>
-            </w:pPr>
-            <w:r>
-              <w:rPr>
-                <w:rFonts w:ascii="Times New Roman" w:hAnsi="Times New Roman" w:cs="Times New Roman"/>
-                <w:sz w:val="20"/>
-                <w:szCs w:val="20"/>
+                <w:sz w:val="16"/>
+                <w:szCs w:val="16"/>
+              </w:rPr>
+            </w:pPr>
+            <w:r>
+              <w:rPr>
+                <w:rFonts w:ascii="Times New Roman" w:hAnsi="Times New Roman" w:cs="Times New Roman"/>
+                <w:sz w:val="16"/>
+                <w:szCs w:val="16"/>
               </w:rPr>
               <w:lastRenderedPageBreak/>
               <w:t>ID</w:t>
@@ -858,22 +859,22 @@
         </w:tc>
         <w:tc>
           <w:tcPr>
-            <w:tcW w:w="1402" w:type="dxa"/>
+            <w:tcW w:w="1047" w:type="dxa"/>
             <w:shd w:val="clear" w:color="auto" w:fill="0F4761" w:themeFill="accent1" w:themeFillShade="BF"/>
           </w:tcPr>
           <w:p>
             <w:pPr>
               <w:rPr>
                 <w:rFonts w:ascii="Times New Roman" w:hAnsi="Times New Roman" w:cs="Times New Roman"/>
-                <w:sz w:val="20"/>
-                <w:szCs w:val="20"/>
-              </w:rPr>
-            </w:pPr>
-            <w:r>
-              <w:rPr>
-                <w:rFonts w:ascii="Times New Roman" w:hAnsi="Times New Roman" w:cs="Times New Roman"/>
-                <w:sz w:val="20"/>
-                <w:szCs w:val="20"/>
+                <w:sz w:val="16"/>
+                <w:szCs w:val="16"/>
+              </w:rPr>
+            </w:pPr>
+            <w:r>
+              <w:rPr>
+                <w:rFonts w:ascii="Times New Roman" w:hAnsi="Times New Roman" w:cs="Times New Roman"/>
+                <w:sz w:val="16"/>
+                <w:szCs w:val="16"/>
               </w:rPr>
               <w:t>Team member</w:t>
             </w:r>
@@ -881,22 +882,22 @@
         </w:tc>
         <w:tc>
           <w:tcPr>
-            <w:tcW w:w="1134" w:type="dxa"/>
+            <w:tcW w:w="1107" w:type="dxa"/>
             <w:shd w:val="clear" w:color="auto" w:fill="0F4761" w:themeFill="accent1" w:themeFillShade="BF"/>
           </w:tcPr>
           <w:p>
             <w:pPr>
               <w:rPr>
                 <w:rFonts w:ascii="Times New Roman" w:hAnsi="Times New Roman" w:cs="Times New Roman"/>
-                <w:sz w:val="20"/>
-                <w:szCs w:val="20"/>
-              </w:rPr>
-            </w:pPr>
-            <w:r>
-              <w:rPr>
-                <w:rFonts w:ascii="Times New Roman" w:hAnsi="Times New Roman" w:cs="Times New Roman"/>
-                <w:sz w:val="20"/>
-                <w:szCs w:val="20"/>
+                <w:sz w:val="16"/>
+                <w:szCs w:val="16"/>
+              </w:rPr>
+            </w:pPr>
+            <w:r>
+              <w:rPr>
+                <w:rFonts w:ascii="Times New Roman" w:hAnsi="Times New Roman" w:cs="Times New Roman"/>
+                <w:sz w:val="16"/>
+                <w:szCs w:val="16"/>
               </w:rPr>
               <w:t>Date</w:t>
             </w:r>
@@ -904,22 +905,22 @@
         </w:tc>
         <w:tc>
           <w:tcPr>
-            <w:tcW w:w="850" w:type="dxa"/>
+            <w:tcW w:w="801" w:type="dxa"/>
             <w:shd w:val="clear" w:color="auto" w:fill="0F4761" w:themeFill="accent1" w:themeFillShade="BF"/>
           </w:tcPr>
           <w:p>
             <w:pPr>
               <w:rPr>
                 <w:rFonts w:ascii="Times New Roman" w:hAnsi="Times New Roman" w:cs="Times New Roman"/>
-                <w:sz w:val="20"/>
-                <w:szCs w:val="20"/>
-              </w:rPr>
-            </w:pPr>
-            <w:r>
-              <w:rPr>
-                <w:rFonts w:ascii="Times New Roman" w:hAnsi="Times New Roman" w:cs="Times New Roman"/>
-                <w:sz w:val="20"/>
-                <w:szCs w:val="20"/>
+                <w:sz w:val="16"/>
+                <w:szCs w:val="16"/>
+              </w:rPr>
+            </w:pPr>
+            <w:r>
+              <w:rPr>
+                <w:rFonts w:ascii="Times New Roman" w:hAnsi="Times New Roman" w:cs="Times New Roman"/>
+                <w:sz w:val="16"/>
+                <w:szCs w:val="16"/>
               </w:rPr>
               <w:t>Tool</w:t>
             </w:r>
@@ -927,22 +928,22 @@
         </w:tc>
         <w:tc>
           <w:tcPr>
-            <w:tcW w:w="1407" w:type="dxa"/>
+            <w:tcW w:w="1614" w:type="dxa"/>
             <w:shd w:val="clear" w:color="auto" w:fill="0F4761" w:themeFill="accent1" w:themeFillShade="BF"/>
           </w:tcPr>
           <w:p>
             <w:pPr>
               <w:rPr>
                 <w:rFonts w:ascii="Times New Roman" w:hAnsi="Times New Roman" w:cs="Times New Roman"/>
-                <w:sz w:val="20"/>
-                <w:szCs w:val="20"/>
-              </w:rPr>
-            </w:pPr>
-            <w:r>
-              <w:rPr>
-                <w:rFonts w:ascii="Times New Roman" w:hAnsi="Times New Roman" w:cs="Times New Roman"/>
-                <w:sz w:val="18"/>
-                <w:szCs w:val="18"/>
+                <w:sz w:val="16"/>
+                <w:szCs w:val="16"/>
+              </w:rPr>
+            </w:pPr>
+            <w:r>
+              <w:rPr>
+                <w:rFonts w:ascii="Times New Roman" w:hAnsi="Times New Roman" w:cs="Times New Roman"/>
+                <w:sz w:val="16"/>
+                <w:szCs w:val="16"/>
               </w:rPr>
               <w:t>Engineering task</w:t>
             </w:r>
@@ -950,22 +951,22 @@
         </w:tc>
         <w:tc>
           <w:tcPr>
-            <w:tcW w:w="1544" w:type="dxa"/>
+            <w:tcW w:w="2551" w:type="dxa"/>
             <w:shd w:val="clear" w:color="auto" w:fill="0F4761" w:themeFill="accent1" w:themeFillShade="BF"/>
           </w:tcPr>
           <w:p>
             <w:pPr>
               <w:rPr>
                 <w:rFonts w:ascii="Times New Roman" w:hAnsi="Times New Roman" w:cs="Times New Roman"/>
-                <w:sz w:val="20"/>
-                <w:szCs w:val="20"/>
-              </w:rPr>
-            </w:pPr>
-            <w:r>
-              <w:rPr>
-                <w:rFonts w:ascii="Times New Roman" w:hAnsi="Times New Roman" w:cs="Times New Roman"/>
-                <w:sz w:val="20"/>
-                <w:szCs w:val="20"/>
+                <w:sz w:val="16"/>
+                <w:szCs w:val="16"/>
+              </w:rPr>
+            </w:pPr>
+            <w:r>
+              <w:rPr>
+                <w:rFonts w:ascii="Times New Roman" w:hAnsi="Times New Roman" w:cs="Times New Roman"/>
+                <w:sz w:val="16"/>
+                <w:szCs w:val="16"/>
               </w:rPr>
               <w:t>AI contribution</w:t>
             </w:r>
@@ -973,22 +974,22 @@
         </w:tc>
         <w:tc>
           <w:tcPr>
-            <w:tcW w:w="1602" w:type="dxa"/>
+            <w:tcW w:w="1418" w:type="dxa"/>
             <w:shd w:val="clear" w:color="auto" w:fill="0F4761" w:themeFill="accent1" w:themeFillShade="BF"/>
           </w:tcPr>
           <w:p>
             <w:pPr>
               <w:rPr>
                 <w:rFonts w:ascii="Times New Roman" w:hAnsi="Times New Roman" w:cs="Times New Roman"/>
-                <w:sz w:val="20"/>
-                <w:szCs w:val="20"/>
-              </w:rPr>
-            </w:pPr>
-            <w:r>
-              <w:rPr>
-                <w:rFonts w:ascii="Times New Roman" w:hAnsi="Times New Roman" w:cs="Times New Roman"/>
-                <w:sz w:val="20"/>
-                <w:szCs w:val="20"/>
+                <w:sz w:val="16"/>
+                <w:szCs w:val="16"/>
+              </w:rPr>
+            </w:pPr>
+            <w:r>
+              <w:rPr>
+                <w:rFonts w:ascii="Times New Roman" w:hAnsi="Times New Roman" w:cs="Times New Roman"/>
+                <w:sz w:val="16"/>
+                <w:szCs w:val="16"/>
               </w:rPr>
               <w:t>Verification</w:t>
             </w:r>
@@ -996,22 +997,22 @@
         </w:tc>
         <w:tc>
           <w:tcPr>
-            <w:tcW w:w="1149" w:type="dxa"/>
+            <w:tcW w:w="1513" w:type="dxa"/>
             <w:shd w:val="clear" w:color="auto" w:fill="0F4761" w:themeFill="accent1" w:themeFillShade="BF"/>
           </w:tcPr>
           <w:p>
             <w:pPr>
               <w:rPr>
                 <w:rFonts w:ascii="Times New Roman" w:hAnsi="Times New Roman" w:cs="Times New Roman"/>
-                <w:sz w:val="20"/>
-                <w:szCs w:val="20"/>
-              </w:rPr>
-            </w:pPr>
-            <w:r>
-              <w:rPr>
-                <w:rFonts w:ascii="Times New Roman" w:hAnsi="Times New Roman" w:cs="Times New Roman"/>
-                <w:sz w:val="20"/>
-                <w:szCs w:val="20"/>
+                <w:sz w:val="16"/>
+                <w:szCs w:val="16"/>
+              </w:rPr>
+            </w:pPr>
+            <w:r>
+              <w:rPr>
+                <w:rFonts w:ascii="Times New Roman" w:hAnsi="Times New Roman" w:cs="Times New Roman"/>
+                <w:sz w:val="16"/>
+                <w:szCs w:val="16"/>
               </w:rPr>
               <w:t>Decision</w:t>
             </w:r>
@@ -1019,22 +1020,22 @@
         </w:tc>
         <w:tc>
           <w:tcPr>
-            <w:tcW w:w="1073" w:type="dxa"/>
+            <w:tcW w:w="1096" w:type="dxa"/>
             <w:shd w:val="clear" w:color="auto" w:fill="0F4761" w:themeFill="accent1" w:themeFillShade="BF"/>
           </w:tcPr>
           <w:p>
             <w:pPr>
               <w:rPr>
                 <w:rFonts w:ascii="Times New Roman" w:hAnsi="Times New Roman" w:cs="Times New Roman"/>
-                <w:sz w:val="20"/>
-                <w:szCs w:val="20"/>
-              </w:rPr>
-            </w:pPr>
-            <w:r>
-              <w:rPr>
-                <w:rFonts w:ascii="Times New Roman" w:hAnsi="Times New Roman" w:cs="Times New Roman"/>
-                <w:sz w:val="20"/>
-                <w:szCs w:val="20"/>
+                <w:sz w:val="16"/>
+                <w:szCs w:val="16"/>
+              </w:rPr>
+            </w:pPr>
+            <w:r>
+              <w:rPr>
+                <w:rFonts w:ascii="Times New Roman" w:hAnsi="Times New Roman" w:cs="Times New Roman"/>
+                <w:sz w:val="16"/>
+                <w:szCs w:val="16"/>
               </w:rPr>
               <w:t>Issues Found</w:t>
             </w:r>
@@ -1044,21 +1045,21 @@
       <w:tr>
         <w:tc>
           <w:tcPr>
-            <w:tcW w:w="987" w:type="dxa"/>
-          </w:tcPr>
-          <w:p>
-            <w:pPr>
-              <w:rPr>
-                <w:rFonts w:ascii="Times New Roman" w:hAnsi="Times New Roman" w:cs="Times New Roman"/>
-                <w:sz w:val="20"/>
-                <w:szCs w:val="20"/>
-              </w:rPr>
-            </w:pPr>
-            <w:r>
-              <w:rPr>
-                <w:rFonts w:ascii="Times New Roman" w:hAnsi="Times New Roman" w:cs="Times New Roman"/>
-                <w:sz w:val="20"/>
-                <w:szCs w:val="20"/>
+            <w:tcW w:w="955" w:type="dxa"/>
+          </w:tcPr>
+          <w:p>
+            <w:pPr>
+              <w:rPr>
+                <w:rFonts w:ascii="Times New Roman" w:hAnsi="Times New Roman" w:cs="Times New Roman"/>
+                <w:sz w:val="16"/>
+                <w:szCs w:val="16"/>
+              </w:rPr>
+            </w:pPr>
+            <w:r>
+              <w:rPr>
+                <w:rFonts w:ascii="Times New Roman" w:hAnsi="Times New Roman" w:cs="Times New Roman"/>
+                <w:sz w:val="16"/>
+                <w:szCs w:val="16"/>
               </w:rPr>
               <w:t>AI-DEBUG-1</w:t>
             </w:r>
@@ -1067,29 +1068,29 @@
             <w:pPr>
               <w:rPr>
                 <w:rFonts w:ascii="Times New Roman" w:hAnsi="Times New Roman" w:cs="Times New Roman"/>
-                <w:sz w:val="20"/>
-                <w:szCs w:val="20"/>
-              </w:rPr>
-            </w:pPr>
-          </w:p>
-        </w:tc>
-        <w:tc>
-          <w:tcPr>
-            <w:tcW w:w="1402" w:type="dxa"/>
-          </w:tcPr>
-          <w:p>
-            <w:pPr>
-              <w:rPr>
-                <w:rFonts w:ascii="Times New Roman" w:hAnsi="Times New Roman" w:cs="Times New Roman"/>
-                <w:sz w:val="20"/>
-                <w:szCs w:val="20"/>
-              </w:rPr>
-            </w:pPr>
-            <w:r>
-              <w:rPr>
-                <w:rFonts w:ascii="Times New Roman" w:hAnsi="Times New Roman" w:cs="Times New Roman"/>
-                <w:sz w:val="20"/>
-                <w:szCs w:val="20"/>
+                <w:sz w:val="16"/>
+                <w:szCs w:val="16"/>
+              </w:rPr>
+            </w:pPr>
+          </w:p>
+        </w:tc>
+        <w:tc>
+          <w:tcPr>
+            <w:tcW w:w="1047" w:type="dxa"/>
+          </w:tcPr>
+          <w:p>
+            <w:pPr>
+              <w:rPr>
+                <w:rFonts w:ascii="Times New Roman" w:hAnsi="Times New Roman" w:cs="Times New Roman"/>
+                <w:sz w:val="16"/>
+                <w:szCs w:val="16"/>
+              </w:rPr>
+            </w:pPr>
+            <w:r>
+              <w:rPr>
+                <w:rFonts w:ascii="Times New Roman" w:hAnsi="Times New Roman" w:cs="Times New Roman"/>
+                <w:sz w:val="16"/>
+                <w:szCs w:val="16"/>
               </w:rPr>
               <w:t>Benno Weideman</w:t>
             </w:r>
@@ -1098,29 +1099,29 @@
             <w:pPr>
               <w:rPr>
                 <w:rFonts w:ascii="Times New Roman" w:hAnsi="Times New Roman" w:cs="Times New Roman"/>
-                <w:sz w:val="20"/>
-                <w:szCs w:val="20"/>
-              </w:rPr>
-            </w:pPr>
-          </w:p>
-        </w:tc>
-        <w:tc>
-          <w:tcPr>
-            <w:tcW w:w="1134" w:type="dxa"/>
-          </w:tcPr>
-          <w:p>
-            <w:pPr>
-              <w:rPr>
-                <w:rFonts w:ascii="Times New Roman" w:hAnsi="Times New Roman" w:cs="Times New Roman"/>
-                <w:sz w:val="20"/>
-                <w:szCs w:val="20"/>
-              </w:rPr>
-            </w:pPr>
-            <w:r>
-              <w:rPr>
-                <w:rFonts w:ascii="Times New Roman" w:hAnsi="Times New Roman" w:cs="Times New Roman"/>
-                <w:sz w:val="20"/>
-                <w:szCs w:val="20"/>
+                <w:sz w:val="16"/>
+                <w:szCs w:val="16"/>
+              </w:rPr>
+            </w:pPr>
+          </w:p>
+        </w:tc>
+        <w:tc>
+          <w:tcPr>
+            <w:tcW w:w="1107" w:type="dxa"/>
+          </w:tcPr>
+          <w:p>
+            <w:pPr>
+              <w:rPr>
+                <w:rFonts w:ascii="Times New Roman" w:hAnsi="Times New Roman" w:cs="Times New Roman"/>
+                <w:sz w:val="16"/>
+                <w:szCs w:val="16"/>
+              </w:rPr>
+            </w:pPr>
+            <w:r>
+              <w:rPr>
+                <w:rFonts w:ascii="Times New Roman" w:hAnsi="Times New Roman" w:cs="Times New Roman"/>
+                <w:sz w:val="16"/>
+                <w:szCs w:val="16"/>
               </w:rPr>
               <w:t>04/09/2026</w:t>
             </w:r>
@@ -1129,29 +1130,29 @@
             <w:pPr>
               <w:rPr>
                 <w:rFonts w:ascii="Times New Roman" w:hAnsi="Times New Roman" w:cs="Times New Roman"/>
-                <w:sz w:val="20"/>
-                <w:szCs w:val="20"/>
-              </w:rPr>
-            </w:pPr>
-          </w:p>
-        </w:tc>
-        <w:tc>
-          <w:tcPr>
-            <w:tcW w:w="850" w:type="dxa"/>
-          </w:tcPr>
-          <w:p>
-            <w:pPr>
-              <w:rPr>
-                <w:rFonts w:ascii="Times New Roman" w:hAnsi="Times New Roman" w:cs="Times New Roman"/>
-                <w:sz w:val="20"/>
-                <w:szCs w:val="20"/>
-              </w:rPr>
-            </w:pPr>
-            <w:r>
-              <w:rPr>
-                <w:rFonts w:ascii="Times New Roman" w:hAnsi="Times New Roman" w:cs="Times New Roman"/>
-                <w:sz w:val="20"/>
-                <w:szCs w:val="20"/>
+                <w:sz w:val="16"/>
+                <w:szCs w:val="16"/>
+              </w:rPr>
+            </w:pPr>
+          </w:p>
+        </w:tc>
+        <w:tc>
+          <w:tcPr>
+            <w:tcW w:w="801" w:type="dxa"/>
+          </w:tcPr>
+          <w:p>
+            <w:pPr>
+              <w:rPr>
+                <w:rFonts w:ascii="Times New Roman" w:hAnsi="Times New Roman" w:cs="Times New Roman"/>
+                <w:sz w:val="16"/>
+                <w:szCs w:val="16"/>
+              </w:rPr>
+            </w:pPr>
+            <w:r>
+              <w:rPr>
+                <w:rFonts w:ascii="Times New Roman" w:hAnsi="Times New Roman" w:cs="Times New Roman"/>
+                <w:sz w:val="16"/>
+                <w:szCs w:val="16"/>
               </w:rPr>
               <w:t>Gemini</w:t>
             </w:r>
@@ -1159,68 +1160,52 @@
         </w:tc>
         <w:tc>
           <w:tcPr>
-            <w:tcW w:w="1407" w:type="dxa"/>
-          </w:tcPr>
-          <w:p>
-            <w:pPr>
-              <w:rPr>
-                <w:rFonts w:ascii="Times New Roman" w:hAnsi="Times New Roman" w:cs="Times New Roman"/>
-                <w:sz w:val="20"/>
-                <w:szCs w:val="20"/>
-              </w:rPr>
-            </w:pPr>
-            <w:r>
-              <w:rPr>
-                <w:rFonts w:ascii="Times New Roman" w:hAnsi="Times New Roman" w:cs="Times New Roman"/>
-                <w:sz w:val="20"/>
-                <w:szCs w:val="20"/>
-              </w:rPr>
-              <w:t>Edit initial commit</w:t>
-            </w:r>
-            <w:r>
-              <w:rPr>
-                <w:rFonts w:ascii="Times New Roman" w:hAnsi="Times New Roman" w:cs="Times New Roman"/>
-                <w:sz w:val="20"/>
-                <w:szCs w:val="20"/>
-              </w:rPr>
-              <w:t xml:space="preserve"> of README</w:t>
-            </w:r>
-            <w:r>
-              <w:rPr>
-                <w:rFonts w:ascii="Times New Roman" w:hAnsi="Times New Roman" w:cs="Times New Roman"/>
-                <w:sz w:val="20"/>
-                <w:szCs w:val="20"/>
-              </w:rPr>
-              <w:t xml:space="preserve"> to have a clear description</w:t>
-            </w:r>
-          </w:p>
-          <w:p>
-            <w:pPr>
-              <w:rPr>
-                <w:rFonts w:ascii="Times New Roman" w:hAnsi="Times New Roman" w:cs="Times New Roman"/>
-                <w:sz w:val="20"/>
-                <w:szCs w:val="20"/>
-              </w:rPr>
-            </w:pPr>
-          </w:p>
-        </w:tc>
-        <w:tc>
-          <w:tcPr>
-            <w:tcW w:w="1544" w:type="dxa"/>
-          </w:tcPr>
-          <w:p>
-            <w:pPr>
-              <w:rPr>
-                <w:rFonts w:ascii="Times New Roman" w:hAnsi="Times New Roman" w:cs="Times New Roman"/>
-                <w:sz w:val="20"/>
-                <w:szCs w:val="20"/>
-              </w:rPr>
-            </w:pPr>
-            <w:r>
-              <w:rPr>
-                <w:rFonts w:ascii="Times New Roman" w:hAnsi="Times New Roman" w:cs="Times New Roman"/>
-                <w:sz w:val="20"/>
-                <w:szCs w:val="20"/>
+            <w:tcW w:w="1614" w:type="dxa"/>
+          </w:tcPr>
+          <w:p>
+            <w:pPr>
+              <w:rPr>
+                <w:rFonts w:ascii="Times New Roman" w:hAnsi="Times New Roman" w:cs="Times New Roman"/>
+                <w:sz w:val="16"/>
+                <w:szCs w:val="16"/>
+              </w:rPr>
+            </w:pPr>
+            <w:r>
+              <w:rPr>
+                <w:rFonts w:ascii="Times New Roman" w:hAnsi="Times New Roman" w:cs="Times New Roman"/>
+                <w:sz w:val="16"/>
+                <w:szCs w:val="16"/>
+              </w:rPr>
+              <w:t>Edit initial commit of README to have a clear description</w:t>
+            </w:r>
+          </w:p>
+          <w:p>
+            <w:pPr>
+              <w:rPr>
+                <w:rFonts w:ascii="Times New Roman" w:hAnsi="Times New Roman" w:cs="Times New Roman"/>
+                <w:sz w:val="16"/>
+                <w:szCs w:val="16"/>
+              </w:rPr>
+            </w:pPr>
+          </w:p>
+        </w:tc>
+        <w:tc>
+          <w:tcPr>
+            <w:tcW w:w="2551" w:type="dxa"/>
+          </w:tcPr>
+          <w:p>
+            <w:pPr>
+              <w:rPr>
+                <w:rFonts w:ascii="Times New Roman" w:hAnsi="Times New Roman" w:cs="Times New Roman"/>
+                <w:sz w:val="16"/>
+                <w:szCs w:val="16"/>
+              </w:rPr>
+            </w:pPr>
+            <w:r>
+              <w:rPr>
+                <w:rFonts w:ascii="Times New Roman" w:hAnsi="Times New Roman" w:cs="Times New Roman"/>
+                <w:sz w:val="16"/>
+                <w:szCs w:val="16"/>
               </w:rPr>
               <w:t>Create fresh main branch. Create initial commit with clear description.  Delete original main branch and rename fresh main to main. Force overwrites the new main to GitHub.</w:t>
             </w:r>
@@ -1229,92 +1214,60 @@
             <w:pPr>
               <w:rPr>
                 <w:rFonts w:ascii="Times New Roman" w:hAnsi="Times New Roman" w:cs="Times New Roman"/>
-                <w:sz w:val="20"/>
-                <w:szCs w:val="20"/>
-              </w:rPr>
-            </w:pPr>
-          </w:p>
-        </w:tc>
-        <w:tc>
-          <w:tcPr>
-            <w:tcW w:w="1602" w:type="dxa"/>
-          </w:tcPr>
-          <w:p>
-            <w:pPr>
-              <w:rPr>
-                <w:rFonts w:ascii="Times New Roman" w:hAnsi="Times New Roman" w:cs="Times New Roman"/>
-                <w:sz w:val="20"/>
-                <w:szCs w:val="20"/>
-              </w:rPr>
-            </w:pPr>
-            <w:r>
-              <w:rPr>
-                <w:rFonts w:ascii="Times New Roman" w:hAnsi="Times New Roman" w:cs="Times New Roman"/>
-                <w:sz w:val="20"/>
-                <w:szCs w:val="20"/>
-              </w:rPr>
-              <w:t>M</w:t>
-            </w:r>
-            <w:r>
-              <w:rPr>
-                <w:rFonts w:ascii="Times New Roman" w:hAnsi="Times New Roman" w:cs="Times New Roman"/>
-                <w:sz w:val="20"/>
-                <w:szCs w:val="20"/>
-              </w:rPr>
-              <w:t xml:space="preserve">anually checked the repository and locally on machine, the </w:t>
-            </w:r>
-            <w:r>
-              <w:rPr>
-                <w:rFonts w:ascii="Times New Roman" w:hAnsi="Times New Roman" w:cs="Times New Roman"/>
-                <w:sz w:val="20"/>
-                <w:szCs w:val="20"/>
-              </w:rPr>
-              <w:t>README</w:t>
-            </w:r>
-            <w:r>
-              <w:rPr>
-                <w:rFonts w:ascii="Times New Roman" w:hAnsi="Times New Roman" w:cs="Times New Roman"/>
-                <w:sz w:val="20"/>
-                <w:szCs w:val="20"/>
-              </w:rPr>
-              <w:t xml:space="preserve"> is there</w:t>
-            </w:r>
-            <w:r>
-              <w:rPr>
-                <w:rFonts w:ascii="Times New Roman" w:hAnsi="Times New Roman" w:cs="Times New Roman"/>
-                <w:sz w:val="20"/>
-                <w:szCs w:val="20"/>
-              </w:rPr>
-              <w:t xml:space="preserve"> with a clear description other than “Initial commit”.</w:t>
-            </w:r>
-          </w:p>
-          <w:p>
-            <w:pPr>
-              <w:rPr>
-                <w:rFonts w:ascii="Times New Roman" w:hAnsi="Times New Roman" w:cs="Times New Roman"/>
-                <w:sz w:val="20"/>
-                <w:szCs w:val="20"/>
-              </w:rPr>
-            </w:pPr>
-          </w:p>
-        </w:tc>
-        <w:tc>
-          <w:tcPr>
-            <w:tcW w:w="1149" w:type="dxa"/>
-          </w:tcPr>
-          <w:p>
-            <w:pPr>
-              <w:rPr>
-                <w:rFonts w:ascii="Times New Roman" w:hAnsi="Times New Roman" w:cs="Times New Roman"/>
-                <w:sz w:val="20"/>
-                <w:szCs w:val="20"/>
-              </w:rPr>
-            </w:pPr>
-            <w:r>
-              <w:rPr>
-                <w:rFonts w:ascii="Times New Roman" w:hAnsi="Times New Roman" w:cs="Times New Roman"/>
-                <w:sz w:val="20"/>
-                <w:szCs w:val="20"/>
+                <w:sz w:val="16"/>
+                <w:szCs w:val="16"/>
+              </w:rPr>
+            </w:pPr>
+          </w:p>
+        </w:tc>
+        <w:tc>
+          <w:tcPr>
+            <w:tcW w:w="1418" w:type="dxa"/>
+          </w:tcPr>
+          <w:p>
+            <w:pPr>
+              <w:rPr>
+                <w:rFonts w:ascii="Times New Roman" w:hAnsi="Times New Roman" w:cs="Times New Roman"/>
+                <w:sz w:val="16"/>
+                <w:szCs w:val="16"/>
+              </w:rPr>
+            </w:pPr>
+            <w:r>
+              <w:rPr>
+                <w:rFonts w:ascii="Times New Roman" w:hAnsi="Times New Roman" w:cs="Times New Roman"/>
+                <w:sz w:val="16"/>
+                <w:szCs w:val="16"/>
+              </w:rPr>
+              <w:t>Manually checked the repository and locally on machine, the README is there with a clear description other than “Initial commit”.</w:t>
+            </w:r>
+          </w:p>
+          <w:p>
+            <w:pPr>
+              <w:rPr>
+                <w:rFonts w:ascii="Times New Roman" w:hAnsi="Times New Roman" w:cs="Times New Roman"/>
+                <w:sz w:val="16"/>
+                <w:szCs w:val="16"/>
+              </w:rPr>
+            </w:pPr>
+          </w:p>
+        </w:tc>
+        <w:tc>
+          <w:tcPr>
+            <w:tcW w:w="1513" w:type="dxa"/>
+          </w:tcPr>
+          <w:p>
+            <w:pPr>
+              <w:rPr>
+                <w:rFonts w:ascii="Times New Roman" w:hAnsi="Times New Roman" w:cs="Times New Roman"/>
+                <w:sz w:val="16"/>
+                <w:szCs w:val="16"/>
+              </w:rPr>
+            </w:pPr>
+            <w:r>
+              <w:rPr>
+                <w:rFonts w:ascii="Times New Roman" w:hAnsi="Times New Roman" w:cs="Times New Roman"/>
+                <w:sz w:val="16"/>
+                <w:szCs w:val="16"/>
               </w:rPr>
               <w:t>Entire suggestion was accepted and applied to fix commit.</w:t>
             </w:r>
@@ -1323,29 +1276,29 @@
             <w:pPr>
               <w:rPr>
                 <w:rFonts w:ascii="Times New Roman" w:hAnsi="Times New Roman" w:cs="Times New Roman"/>
-                <w:sz w:val="20"/>
-                <w:szCs w:val="20"/>
-              </w:rPr>
-            </w:pPr>
-          </w:p>
-        </w:tc>
-        <w:tc>
-          <w:tcPr>
-            <w:tcW w:w="1073" w:type="dxa"/>
-          </w:tcPr>
-          <w:p>
-            <w:pPr>
-              <w:rPr>
-                <w:rFonts w:ascii="Times New Roman" w:hAnsi="Times New Roman" w:cs="Times New Roman"/>
-                <w:sz w:val="20"/>
-                <w:szCs w:val="20"/>
-              </w:rPr>
-            </w:pPr>
-            <w:r>
-              <w:rPr>
-                <w:rFonts w:ascii="Times New Roman" w:hAnsi="Times New Roman" w:cs="Times New Roman"/>
-                <w:sz w:val="20"/>
-                <w:szCs w:val="20"/>
+                <w:sz w:val="16"/>
+                <w:szCs w:val="16"/>
+              </w:rPr>
+            </w:pPr>
+          </w:p>
+        </w:tc>
+        <w:tc>
+          <w:tcPr>
+            <w:tcW w:w="1096" w:type="dxa"/>
+          </w:tcPr>
+          <w:p>
+            <w:pPr>
+              <w:rPr>
+                <w:rFonts w:ascii="Times New Roman" w:hAnsi="Times New Roman" w:cs="Times New Roman"/>
+                <w:sz w:val="16"/>
+                <w:szCs w:val="16"/>
+              </w:rPr>
+            </w:pPr>
+            <w:r>
+              <w:rPr>
+                <w:rFonts w:ascii="Times New Roman" w:hAnsi="Times New Roman" w:cs="Times New Roman"/>
+                <w:sz w:val="16"/>
+                <w:szCs w:val="16"/>
               </w:rPr>
               <w:t>None</w:t>
             </w:r>
@@ -1355,21 +1308,21 @@
       <w:tr>
         <w:tc>
           <w:tcPr>
-            <w:tcW w:w="987" w:type="dxa"/>
-          </w:tcPr>
-          <w:p>
-            <w:pPr>
-              <w:rPr>
-                <w:rFonts w:ascii="Times New Roman" w:hAnsi="Times New Roman" w:cs="Times New Roman"/>
-                <w:sz w:val="20"/>
-                <w:szCs w:val="20"/>
-              </w:rPr>
-            </w:pPr>
-            <w:r>
-              <w:rPr>
-                <w:rFonts w:ascii="Times New Roman" w:hAnsi="Times New Roman" w:cs="Times New Roman"/>
-                <w:sz w:val="20"/>
-                <w:szCs w:val="20"/>
+            <w:tcW w:w="955" w:type="dxa"/>
+          </w:tcPr>
+          <w:p>
+            <w:pPr>
+              <w:rPr>
+                <w:rFonts w:ascii="Times New Roman" w:hAnsi="Times New Roman" w:cs="Times New Roman"/>
+                <w:sz w:val="16"/>
+                <w:szCs w:val="16"/>
+              </w:rPr>
+            </w:pPr>
+            <w:r>
+              <w:rPr>
+                <w:rFonts w:ascii="Times New Roman" w:hAnsi="Times New Roman" w:cs="Times New Roman"/>
+                <w:sz w:val="16"/>
+                <w:szCs w:val="16"/>
               </w:rPr>
               <w:t>AI-IDEA-1</w:t>
             </w:r>
@@ -1378,29 +1331,29 @@
             <w:pPr>
               <w:rPr>
                 <w:rFonts w:ascii="Times New Roman" w:hAnsi="Times New Roman" w:cs="Times New Roman"/>
-                <w:sz w:val="20"/>
-                <w:szCs w:val="20"/>
-              </w:rPr>
-            </w:pPr>
-          </w:p>
-        </w:tc>
-        <w:tc>
-          <w:tcPr>
-            <w:tcW w:w="1402" w:type="dxa"/>
-          </w:tcPr>
-          <w:p>
-            <w:pPr>
-              <w:rPr>
-                <w:rFonts w:ascii="Times New Roman" w:hAnsi="Times New Roman" w:cs="Times New Roman"/>
-                <w:sz w:val="20"/>
-                <w:szCs w:val="20"/>
-              </w:rPr>
-            </w:pPr>
-            <w:r>
-              <w:rPr>
-                <w:rFonts w:ascii="Times New Roman" w:hAnsi="Times New Roman" w:cs="Times New Roman"/>
-                <w:sz w:val="20"/>
-                <w:szCs w:val="20"/>
+                <w:sz w:val="16"/>
+                <w:szCs w:val="16"/>
+              </w:rPr>
+            </w:pPr>
+          </w:p>
+        </w:tc>
+        <w:tc>
+          <w:tcPr>
+            <w:tcW w:w="1047" w:type="dxa"/>
+          </w:tcPr>
+          <w:p>
+            <w:pPr>
+              <w:rPr>
+                <w:rFonts w:ascii="Times New Roman" w:hAnsi="Times New Roman" w:cs="Times New Roman"/>
+                <w:sz w:val="16"/>
+                <w:szCs w:val="16"/>
+              </w:rPr>
+            </w:pPr>
+            <w:r>
+              <w:rPr>
+                <w:rFonts w:ascii="Times New Roman" w:hAnsi="Times New Roman" w:cs="Times New Roman"/>
+                <w:sz w:val="16"/>
+                <w:szCs w:val="16"/>
               </w:rPr>
               <w:t>Benno Weideman</w:t>
             </w:r>
@@ -1409,29 +1362,29 @@
             <w:pPr>
               <w:rPr>
                 <w:rFonts w:ascii="Times New Roman" w:hAnsi="Times New Roman" w:cs="Times New Roman"/>
-                <w:sz w:val="20"/>
-                <w:szCs w:val="20"/>
-              </w:rPr>
-            </w:pPr>
-          </w:p>
-        </w:tc>
-        <w:tc>
-          <w:tcPr>
-            <w:tcW w:w="1134" w:type="dxa"/>
-          </w:tcPr>
-          <w:p>
-            <w:pPr>
-              <w:rPr>
-                <w:rFonts w:ascii="Times New Roman" w:hAnsi="Times New Roman" w:cs="Times New Roman"/>
-                <w:sz w:val="20"/>
-                <w:szCs w:val="20"/>
-              </w:rPr>
-            </w:pPr>
-            <w:r>
-              <w:rPr>
-                <w:rFonts w:ascii="Times New Roman" w:hAnsi="Times New Roman" w:cs="Times New Roman"/>
-                <w:sz w:val="20"/>
-                <w:szCs w:val="20"/>
+                <w:sz w:val="16"/>
+                <w:szCs w:val="16"/>
+              </w:rPr>
+            </w:pPr>
+          </w:p>
+        </w:tc>
+        <w:tc>
+          <w:tcPr>
+            <w:tcW w:w="1107" w:type="dxa"/>
+          </w:tcPr>
+          <w:p>
+            <w:pPr>
+              <w:rPr>
+                <w:rFonts w:ascii="Times New Roman" w:hAnsi="Times New Roman" w:cs="Times New Roman"/>
+                <w:sz w:val="16"/>
+                <w:szCs w:val="16"/>
+              </w:rPr>
+            </w:pPr>
+            <w:r>
+              <w:rPr>
+                <w:rFonts w:ascii="Times New Roman" w:hAnsi="Times New Roman" w:cs="Times New Roman"/>
+                <w:sz w:val="16"/>
+                <w:szCs w:val="16"/>
               </w:rPr>
               <w:t>05/09/2026</w:t>
             </w:r>
@@ -1440,29 +1393,29 @@
             <w:pPr>
               <w:rPr>
                 <w:rFonts w:ascii="Times New Roman" w:hAnsi="Times New Roman" w:cs="Times New Roman"/>
-                <w:sz w:val="20"/>
-                <w:szCs w:val="20"/>
-              </w:rPr>
-            </w:pPr>
-          </w:p>
-        </w:tc>
-        <w:tc>
-          <w:tcPr>
-            <w:tcW w:w="850" w:type="dxa"/>
-          </w:tcPr>
-          <w:p>
-            <w:pPr>
-              <w:rPr>
-                <w:rFonts w:ascii="Times New Roman" w:hAnsi="Times New Roman" w:cs="Times New Roman"/>
-                <w:sz w:val="20"/>
-                <w:szCs w:val="20"/>
-              </w:rPr>
-            </w:pPr>
-            <w:r>
-              <w:rPr>
-                <w:rFonts w:ascii="Times New Roman" w:hAnsi="Times New Roman" w:cs="Times New Roman"/>
-                <w:sz w:val="20"/>
-                <w:szCs w:val="20"/>
+                <w:sz w:val="16"/>
+                <w:szCs w:val="16"/>
+              </w:rPr>
+            </w:pPr>
+          </w:p>
+        </w:tc>
+        <w:tc>
+          <w:tcPr>
+            <w:tcW w:w="801" w:type="dxa"/>
+          </w:tcPr>
+          <w:p>
+            <w:pPr>
+              <w:rPr>
+                <w:rFonts w:ascii="Times New Roman" w:hAnsi="Times New Roman" w:cs="Times New Roman"/>
+                <w:sz w:val="16"/>
+                <w:szCs w:val="16"/>
+              </w:rPr>
+            </w:pPr>
+            <w:r>
+              <w:rPr>
+                <w:rFonts w:ascii="Times New Roman" w:hAnsi="Times New Roman" w:cs="Times New Roman"/>
+                <w:sz w:val="16"/>
+                <w:szCs w:val="16"/>
               </w:rPr>
               <w:t>Gemini</w:t>
             </w:r>
@@ -1470,21 +1423,21 @@
         </w:tc>
         <w:tc>
           <w:tcPr>
-            <w:tcW w:w="1407" w:type="dxa"/>
-          </w:tcPr>
-          <w:p>
-            <w:pPr>
-              <w:rPr>
-                <w:rFonts w:ascii="Times New Roman" w:hAnsi="Times New Roman" w:cs="Times New Roman"/>
-                <w:sz w:val="20"/>
-                <w:szCs w:val="20"/>
-              </w:rPr>
-            </w:pPr>
-            <w:r>
-              <w:rPr>
-                <w:rFonts w:ascii="Times New Roman" w:hAnsi="Times New Roman" w:cs="Times New Roman"/>
-                <w:sz w:val="20"/>
-                <w:szCs w:val="20"/>
+            <w:tcW w:w="1614" w:type="dxa"/>
+          </w:tcPr>
+          <w:p>
+            <w:pPr>
+              <w:rPr>
+                <w:rFonts w:ascii="Times New Roman" w:hAnsi="Times New Roman" w:cs="Times New Roman"/>
+                <w:sz w:val="16"/>
+                <w:szCs w:val="16"/>
+              </w:rPr>
+            </w:pPr>
+            <w:r>
+              <w:rPr>
+                <w:rFonts w:ascii="Times New Roman" w:hAnsi="Times New Roman" w:cs="Times New Roman"/>
+                <w:sz w:val="16"/>
+                <w:szCs w:val="16"/>
               </w:rPr>
               <w:t>Idea generation of proper ID naming conventions for AI usage.</w:t>
             </w:r>
@@ -1493,29 +1446,29 @@
             <w:pPr>
               <w:rPr>
                 <w:rFonts w:ascii="Times New Roman" w:hAnsi="Times New Roman" w:cs="Times New Roman"/>
-                <w:sz w:val="20"/>
-                <w:szCs w:val="20"/>
-              </w:rPr>
-            </w:pPr>
-          </w:p>
-        </w:tc>
-        <w:tc>
-          <w:tcPr>
-            <w:tcW w:w="1544" w:type="dxa"/>
-          </w:tcPr>
-          <w:p>
-            <w:pPr>
-              <w:rPr>
-                <w:rFonts w:ascii="Times New Roman" w:hAnsi="Times New Roman" w:cs="Times New Roman"/>
-                <w:sz w:val="20"/>
-                <w:szCs w:val="20"/>
-              </w:rPr>
-            </w:pPr>
-            <w:r>
-              <w:rPr>
-                <w:rFonts w:ascii="Times New Roman" w:hAnsi="Times New Roman" w:cs="Times New Roman"/>
-                <w:sz w:val="20"/>
-                <w:szCs w:val="20"/>
+                <w:sz w:val="16"/>
+                <w:szCs w:val="16"/>
+              </w:rPr>
+            </w:pPr>
+          </w:p>
+        </w:tc>
+        <w:tc>
+          <w:tcPr>
+            <w:tcW w:w="2551" w:type="dxa"/>
+          </w:tcPr>
+          <w:p>
+            <w:pPr>
+              <w:rPr>
+                <w:rFonts w:ascii="Times New Roman" w:hAnsi="Times New Roman" w:cs="Times New Roman"/>
+                <w:sz w:val="16"/>
+                <w:szCs w:val="16"/>
+              </w:rPr>
+            </w:pPr>
+            <w:r>
+              <w:rPr>
+                <w:rFonts w:ascii="Times New Roman" w:hAnsi="Times New Roman" w:cs="Times New Roman"/>
+                <w:sz w:val="16"/>
+                <w:szCs w:val="16"/>
               </w:rPr>
               <w:t>Suggested naming convention for IDs such as ai- “pmpt” and “resp”.</w:t>
             </w:r>
@@ -1524,29 +1477,29 @@
             <w:pPr>
               <w:rPr>
                 <w:rFonts w:ascii="Times New Roman" w:hAnsi="Times New Roman" w:cs="Times New Roman"/>
-                <w:sz w:val="20"/>
-                <w:szCs w:val="20"/>
-              </w:rPr>
-            </w:pPr>
-          </w:p>
-        </w:tc>
-        <w:tc>
-          <w:tcPr>
-            <w:tcW w:w="1602" w:type="dxa"/>
-          </w:tcPr>
-          <w:p>
-            <w:pPr>
-              <w:rPr>
-                <w:rFonts w:ascii="Times New Roman" w:hAnsi="Times New Roman" w:cs="Times New Roman"/>
-                <w:sz w:val="20"/>
-                <w:szCs w:val="20"/>
-              </w:rPr>
-            </w:pPr>
-            <w:r>
-              <w:rPr>
-                <w:rFonts w:ascii="Times New Roman" w:hAnsi="Times New Roman" w:cs="Times New Roman"/>
-                <w:sz w:val="20"/>
-                <w:szCs w:val="20"/>
+                <w:sz w:val="16"/>
+                <w:szCs w:val="16"/>
+              </w:rPr>
+            </w:pPr>
+          </w:p>
+        </w:tc>
+        <w:tc>
+          <w:tcPr>
+            <w:tcW w:w="1418" w:type="dxa"/>
+          </w:tcPr>
+          <w:p>
+            <w:pPr>
+              <w:rPr>
+                <w:rFonts w:ascii="Times New Roman" w:hAnsi="Times New Roman" w:cs="Times New Roman"/>
+                <w:sz w:val="16"/>
+                <w:szCs w:val="16"/>
+              </w:rPr>
+            </w:pPr>
+            <w:r>
+              <w:rPr>
+                <w:rFonts w:ascii="Times New Roman" w:hAnsi="Times New Roman" w:cs="Times New Roman"/>
+                <w:sz w:val="16"/>
+                <w:szCs w:val="16"/>
               </w:rPr>
               <w:t>Visually checked the naming convention for ID and it is appropriate and concise.</w:t>
             </w:r>
@@ -1555,22 +1508,29 @@
             <w:pPr>
               <w:rPr>
                 <w:rFonts w:ascii="Times New Roman" w:hAnsi="Times New Roman" w:cs="Times New Roman"/>
-                <w:sz w:val="20"/>
-                <w:szCs w:val="20"/>
-              </w:rPr>
-            </w:pPr>
-          </w:p>
-        </w:tc>
-        <w:tc>
-          <w:tcPr>
-            <w:tcW w:w="1149" w:type="dxa"/>
-          </w:tcPr>
-          <w:p>
-            <w:r>
-              <w:rPr>
-                <w:rFonts w:ascii="Times New Roman" w:hAnsi="Times New Roman" w:cs="Times New Roman"/>
-                <w:sz w:val="20"/>
-                <w:szCs w:val="20"/>
+                <w:sz w:val="16"/>
+                <w:szCs w:val="16"/>
+              </w:rPr>
+            </w:pPr>
+          </w:p>
+        </w:tc>
+        <w:tc>
+          <w:tcPr>
+            <w:tcW w:w="1513" w:type="dxa"/>
+          </w:tcPr>
+          <w:p>
+            <w:pPr>
+              <w:rPr>
+                <w:rFonts w:ascii="Times New Roman" w:hAnsi="Times New Roman" w:cs="Times New Roman"/>
+                <w:sz w:val="16"/>
+                <w:szCs w:val="16"/>
+              </w:rPr>
+            </w:pPr>
+            <w:r>
+              <w:rPr>
+                <w:rFonts w:ascii="Times New Roman" w:hAnsi="Times New Roman" w:cs="Times New Roman"/>
+                <w:sz w:val="16"/>
+                <w:szCs w:val="16"/>
               </w:rPr>
               <w:t>Accepted the naming convention but did not accept the word usage. Own words tailored to project was used such as DEBUG, RES, and REV.</w:t>
             </w:r>
@@ -1579,29 +1539,29 @@
             <w:pPr>
               <w:rPr>
                 <w:rFonts w:ascii="Times New Roman" w:hAnsi="Times New Roman" w:cs="Times New Roman"/>
-                <w:sz w:val="20"/>
-                <w:szCs w:val="20"/>
-              </w:rPr>
-            </w:pPr>
-          </w:p>
-        </w:tc>
-        <w:tc>
-          <w:tcPr>
-            <w:tcW w:w="1073" w:type="dxa"/>
-          </w:tcPr>
-          <w:p>
-            <w:pPr>
-              <w:rPr>
-                <w:rFonts w:ascii="Times New Roman" w:hAnsi="Times New Roman" w:cs="Times New Roman"/>
-                <w:sz w:val="20"/>
-                <w:szCs w:val="20"/>
-              </w:rPr>
-            </w:pPr>
-            <w:r>
-              <w:rPr>
-                <w:rFonts w:ascii="Times New Roman" w:hAnsi="Times New Roman" w:cs="Times New Roman"/>
-                <w:sz w:val="20"/>
-                <w:szCs w:val="20"/>
+                <w:sz w:val="16"/>
+                <w:szCs w:val="16"/>
+              </w:rPr>
+            </w:pPr>
+          </w:p>
+        </w:tc>
+        <w:tc>
+          <w:tcPr>
+            <w:tcW w:w="1096" w:type="dxa"/>
+          </w:tcPr>
+          <w:p>
+            <w:pPr>
+              <w:rPr>
+                <w:rFonts w:ascii="Times New Roman" w:hAnsi="Times New Roman" w:cs="Times New Roman"/>
+                <w:sz w:val="16"/>
+                <w:szCs w:val="16"/>
+              </w:rPr>
+            </w:pPr>
+            <w:r>
+              <w:rPr>
+                <w:rFonts w:ascii="Times New Roman" w:hAnsi="Times New Roman" w:cs="Times New Roman"/>
+                <w:sz w:val="16"/>
+                <w:szCs w:val="16"/>
               </w:rPr>
               <w:t>None</w:t>
             </w:r>
@@ -1611,21 +1571,21 @@
       <w:tr>
         <w:tc>
           <w:tcPr>
-            <w:tcW w:w="987" w:type="dxa"/>
-          </w:tcPr>
-          <w:p>
-            <w:pPr>
-              <w:rPr>
-                <w:rFonts w:ascii="Times New Roman" w:hAnsi="Times New Roman" w:cs="Times New Roman"/>
-                <w:sz w:val="20"/>
-                <w:szCs w:val="20"/>
-              </w:rPr>
-            </w:pPr>
-            <w:r>
-              <w:rPr>
-                <w:rFonts w:ascii="Times New Roman" w:hAnsi="Times New Roman" w:cs="Times New Roman"/>
-                <w:sz w:val="20"/>
-                <w:szCs w:val="20"/>
+            <w:tcW w:w="955" w:type="dxa"/>
+          </w:tcPr>
+          <w:p>
+            <w:pPr>
+              <w:rPr>
+                <w:rFonts w:ascii="Times New Roman" w:hAnsi="Times New Roman" w:cs="Times New Roman"/>
+                <w:sz w:val="16"/>
+                <w:szCs w:val="16"/>
+              </w:rPr>
+            </w:pPr>
+            <w:r>
+              <w:rPr>
+                <w:rFonts w:ascii="Times New Roman" w:hAnsi="Times New Roman" w:cs="Times New Roman"/>
+                <w:sz w:val="16"/>
+                <w:szCs w:val="16"/>
               </w:rPr>
               <w:t>AI-FORM-1</w:t>
             </w:r>
@@ -1633,21 +1593,21 @@
         </w:tc>
         <w:tc>
           <w:tcPr>
-            <w:tcW w:w="1402" w:type="dxa"/>
-          </w:tcPr>
-          <w:p>
-            <w:pPr>
-              <w:rPr>
-                <w:rFonts w:ascii="Times New Roman" w:hAnsi="Times New Roman" w:cs="Times New Roman"/>
-                <w:sz w:val="20"/>
-                <w:szCs w:val="20"/>
-              </w:rPr>
-            </w:pPr>
-            <w:r>
-              <w:rPr>
-                <w:rFonts w:ascii="Times New Roman" w:hAnsi="Times New Roman" w:cs="Times New Roman"/>
-                <w:sz w:val="20"/>
-                <w:szCs w:val="20"/>
+            <w:tcW w:w="1047" w:type="dxa"/>
+          </w:tcPr>
+          <w:p>
+            <w:pPr>
+              <w:rPr>
+                <w:rFonts w:ascii="Times New Roman" w:hAnsi="Times New Roman" w:cs="Times New Roman"/>
+                <w:sz w:val="16"/>
+                <w:szCs w:val="16"/>
+              </w:rPr>
+            </w:pPr>
+            <w:r>
+              <w:rPr>
+                <w:rFonts w:ascii="Times New Roman" w:hAnsi="Times New Roman" w:cs="Times New Roman"/>
+                <w:sz w:val="16"/>
+                <w:szCs w:val="16"/>
               </w:rPr>
               <w:t>Benno Weideman</w:t>
             </w:r>
@@ -1655,21 +1615,21 @@
         </w:tc>
         <w:tc>
           <w:tcPr>
-            <w:tcW w:w="1134" w:type="dxa"/>
-          </w:tcPr>
-          <w:p>
-            <w:pPr>
-              <w:rPr>
-                <w:rFonts w:ascii="Times New Roman" w:hAnsi="Times New Roman" w:cs="Times New Roman"/>
-                <w:sz w:val="20"/>
-                <w:szCs w:val="20"/>
-              </w:rPr>
-            </w:pPr>
-            <w:r>
-              <w:rPr>
-                <w:rFonts w:ascii="Times New Roman" w:hAnsi="Times New Roman" w:cs="Times New Roman"/>
-                <w:sz w:val="20"/>
-                <w:szCs w:val="20"/>
+            <w:tcW w:w="1107" w:type="dxa"/>
+          </w:tcPr>
+          <w:p>
+            <w:pPr>
+              <w:rPr>
+                <w:rFonts w:ascii="Times New Roman" w:hAnsi="Times New Roman" w:cs="Times New Roman"/>
+                <w:sz w:val="16"/>
+                <w:szCs w:val="16"/>
+              </w:rPr>
+            </w:pPr>
+            <w:r>
+              <w:rPr>
+                <w:rFonts w:ascii="Times New Roman" w:hAnsi="Times New Roman" w:cs="Times New Roman"/>
+                <w:sz w:val="16"/>
+                <w:szCs w:val="16"/>
               </w:rPr>
               <w:t>05/09/2026</w:t>
             </w:r>
@@ -1677,21 +1637,21 @@
         </w:tc>
         <w:tc>
           <w:tcPr>
-            <w:tcW w:w="850" w:type="dxa"/>
-          </w:tcPr>
-          <w:p>
-            <w:pPr>
-              <w:rPr>
-                <w:rFonts w:ascii="Times New Roman" w:hAnsi="Times New Roman" w:cs="Times New Roman"/>
-                <w:sz w:val="20"/>
-                <w:szCs w:val="20"/>
-              </w:rPr>
-            </w:pPr>
-            <w:r>
-              <w:rPr>
-                <w:rFonts w:ascii="Times New Roman" w:hAnsi="Times New Roman" w:cs="Times New Roman"/>
-                <w:sz w:val="20"/>
-                <w:szCs w:val="20"/>
+            <w:tcW w:w="801" w:type="dxa"/>
+          </w:tcPr>
+          <w:p>
+            <w:pPr>
+              <w:rPr>
+                <w:rFonts w:ascii="Times New Roman" w:hAnsi="Times New Roman" w:cs="Times New Roman"/>
+                <w:sz w:val="16"/>
+                <w:szCs w:val="16"/>
+              </w:rPr>
+            </w:pPr>
+            <w:r>
+              <w:rPr>
+                <w:rFonts w:ascii="Times New Roman" w:hAnsi="Times New Roman" w:cs="Times New Roman"/>
+                <w:sz w:val="16"/>
+                <w:szCs w:val="16"/>
               </w:rPr>
               <w:t>Claude</w:t>
             </w:r>
@@ -1699,21 +1659,21 @@
         </w:tc>
         <w:tc>
           <w:tcPr>
-            <w:tcW w:w="1407" w:type="dxa"/>
-          </w:tcPr>
-          <w:p>
-            <w:pPr>
-              <w:rPr>
-                <w:rFonts w:ascii="Times New Roman" w:hAnsi="Times New Roman" w:cs="Times New Roman"/>
-                <w:sz w:val="20"/>
-                <w:szCs w:val="20"/>
-              </w:rPr>
-            </w:pPr>
-            <w:r>
-              <w:rPr>
-                <w:rFonts w:ascii="Times New Roman" w:hAnsi="Times New Roman" w:cs="Times New Roman"/>
-                <w:sz w:val="20"/>
-                <w:szCs w:val="20"/>
+            <w:tcW w:w="1614" w:type="dxa"/>
+          </w:tcPr>
+          <w:p>
+            <w:pPr>
+              <w:rPr>
+                <w:rFonts w:ascii="Times New Roman" w:hAnsi="Times New Roman" w:cs="Times New Roman"/>
+                <w:sz w:val="16"/>
+                <w:szCs w:val="16"/>
+              </w:rPr>
+            </w:pPr>
+            <w:r>
+              <w:rPr>
+                <w:rFonts w:ascii="Times New Roman" w:hAnsi="Times New Roman" w:cs="Times New Roman"/>
+                <w:sz w:val="16"/>
+                <w:szCs w:val="16"/>
               </w:rPr>
               <w:t>Apply styling to GOVERNANCE.MD file.</w:t>
             </w:r>
@@ -1721,21 +1681,21 @@
         </w:tc>
         <w:tc>
           <w:tcPr>
-            <w:tcW w:w="1544" w:type="dxa"/>
-          </w:tcPr>
-          <w:p>
-            <w:pPr>
-              <w:rPr>
-                <w:rFonts w:ascii="Times New Roman" w:hAnsi="Times New Roman" w:cs="Times New Roman"/>
-                <w:sz w:val="20"/>
-                <w:szCs w:val="20"/>
-              </w:rPr>
-            </w:pPr>
-            <w:r>
-              <w:rPr>
-                <w:rFonts w:ascii="Times New Roman" w:hAnsi="Times New Roman" w:cs="Times New Roman"/>
-                <w:sz w:val="20"/>
-                <w:szCs w:val="20"/>
+            <w:tcW w:w="2551" w:type="dxa"/>
+          </w:tcPr>
+          <w:p>
+            <w:pPr>
+              <w:rPr>
+                <w:rFonts w:ascii="Times New Roman" w:hAnsi="Times New Roman" w:cs="Times New Roman"/>
+                <w:sz w:val="16"/>
+                <w:szCs w:val="16"/>
+              </w:rPr>
+            </w:pPr>
+            <w:r>
+              <w:rPr>
+                <w:rFonts w:ascii="Times New Roman" w:hAnsi="Times New Roman" w:cs="Times New Roman"/>
+                <w:sz w:val="16"/>
+                <w:szCs w:val="16"/>
               </w:rPr>
               <w:t>AI applied styling to GOVERNANCE.MD file making it more appropriate and user friendly.</w:t>
             </w:r>
@@ -1743,21 +1703,21 @@
         </w:tc>
         <w:tc>
           <w:tcPr>
-            <w:tcW w:w="1602" w:type="dxa"/>
-          </w:tcPr>
-          <w:p>
-            <w:pPr>
-              <w:rPr>
-                <w:rFonts w:ascii="Times New Roman" w:hAnsi="Times New Roman" w:cs="Times New Roman"/>
-                <w:sz w:val="20"/>
-                <w:szCs w:val="20"/>
-              </w:rPr>
-            </w:pPr>
-            <w:r>
-              <w:rPr>
-                <w:rFonts w:ascii="Times New Roman" w:hAnsi="Times New Roman" w:cs="Times New Roman"/>
-                <w:sz w:val="20"/>
-                <w:szCs w:val="20"/>
+            <w:tcW w:w="1418" w:type="dxa"/>
+          </w:tcPr>
+          <w:p>
+            <w:pPr>
+              <w:rPr>
+                <w:rFonts w:ascii="Times New Roman" w:hAnsi="Times New Roman" w:cs="Times New Roman"/>
+                <w:sz w:val="16"/>
+                <w:szCs w:val="16"/>
+              </w:rPr>
+            </w:pPr>
+            <w:r>
+              <w:rPr>
+                <w:rFonts w:ascii="Times New Roman" w:hAnsi="Times New Roman" w:cs="Times New Roman"/>
+                <w:sz w:val="16"/>
+                <w:szCs w:val="16"/>
               </w:rPr>
               <w:t>File looks visually appealing. Content was not changed.</w:t>
             </w:r>
@@ -1765,21 +1725,21 @@
         </w:tc>
         <w:tc>
           <w:tcPr>
-            <w:tcW w:w="1149" w:type="dxa"/>
-          </w:tcPr>
-          <w:p>
-            <w:pPr>
-              <w:rPr>
-                <w:rFonts w:ascii="Times New Roman" w:hAnsi="Times New Roman" w:cs="Times New Roman"/>
-                <w:sz w:val="20"/>
-                <w:szCs w:val="20"/>
-              </w:rPr>
-            </w:pPr>
-            <w:r>
-              <w:rPr>
-                <w:rFonts w:ascii="Times New Roman" w:hAnsi="Times New Roman" w:cs="Times New Roman"/>
-                <w:sz w:val="20"/>
-                <w:szCs w:val="20"/>
+            <w:tcW w:w="1513" w:type="dxa"/>
+          </w:tcPr>
+          <w:p>
+            <w:pPr>
+              <w:rPr>
+                <w:rFonts w:ascii="Times New Roman" w:hAnsi="Times New Roman" w:cs="Times New Roman"/>
+                <w:sz w:val="16"/>
+                <w:szCs w:val="16"/>
+              </w:rPr>
+            </w:pPr>
+            <w:r>
+              <w:rPr>
+                <w:rFonts w:ascii="Times New Roman" w:hAnsi="Times New Roman" w:cs="Times New Roman"/>
+                <w:sz w:val="16"/>
+                <w:szCs w:val="16"/>
               </w:rPr>
               <w:t>Accept the entire change of styling.</w:t>
             </w:r>
@@ -1787,23 +1747,1579 @@
         </w:tc>
         <w:tc>
           <w:tcPr>
-            <w:tcW w:w="1073" w:type="dxa"/>
-          </w:tcPr>
-          <w:p>
-            <w:pPr>
-              <w:rPr>
-                <w:rFonts w:ascii="Times New Roman" w:hAnsi="Times New Roman" w:cs="Times New Roman"/>
-                <w:sz w:val="20"/>
-                <w:szCs w:val="20"/>
-              </w:rPr>
-            </w:pPr>
-            <w:r>
-              <w:rPr>
-                <w:rFonts w:ascii="Times New Roman" w:hAnsi="Times New Roman" w:cs="Times New Roman"/>
-                <w:sz w:val="20"/>
-                <w:szCs w:val="20"/>
+            <w:tcW w:w="1096" w:type="dxa"/>
+          </w:tcPr>
+          <w:p>
+            <w:pPr>
+              <w:rPr>
+                <w:rFonts w:ascii="Times New Roman" w:hAnsi="Times New Roman" w:cs="Times New Roman"/>
+                <w:sz w:val="16"/>
+                <w:szCs w:val="16"/>
+              </w:rPr>
+            </w:pPr>
+            <w:r>
+              <w:rPr>
+                <w:rFonts w:ascii="Times New Roman" w:hAnsi="Times New Roman" w:cs="Times New Roman"/>
+                <w:sz w:val="16"/>
+                <w:szCs w:val="16"/>
               </w:rPr>
               <w:t>None</w:t>
+            </w:r>
+          </w:p>
+        </w:tc>
+      </w:tr>
+      <w:tr>
+        <w:tc>
+          <w:tcPr>
+            <w:tcW w:w="955" w:type="dxa"/>
+          </w:tcPr>
+          <w:p>
+            <w:pPr>
+              <w:rPr>
+                <w:rFonts w:ascii="Times New Roman" w:hAnsi="Times New Roman" w:cs="Times New Roman"/>
+                <w:sz w:val="16"/>
+                <w:szCs w:val="16"/>
+              </w:rPr>
+            </w:pPr>
+            <w:r>
+              <w:rPr>
+                <w:rFonts w:ascii="Times New Roman" w:hAnsi="Times New Roman" w:cs="Times New Roman"/>
+                <w:sz w:val="16"/>
+                <w:szCs w:val="16"/>
+              </w:rPr>
+              <w:t>AI-RES-1</w:t>
+            </w:r>
+          </w:p>
+        </w:tc>
+        <w:tc>
+          <w:tcPr>
+            <w:tcW w:w="1047" w:type="dxa"/>
+          </w:tcPr>
+          <w:p>
+            <w:pPr>
+              <w:rPr>
+                <w:rFonts w:ascii="Times New Roman" w:hAnsi="Times New Roman" w:cs="Times New Roman"/>
+                <w:sz w:val="16"/>
+                <w:szCs w:val="16"/>
+              </w:rPr>
+            </w:pPr>
+            <w:r>
+              <w:rPr>
+                <w:rFonts w:ascii="Times New Roman" w:hAnsi="Times New Roman" w:cs="Times New Roman"/>
+                <w:sz w:val="16"/>
+                <w:szCs w:val="16"/>
+              </w:rPr>
+              <w:t>Benno Weideman</w:t>
+            </w:r>
+          </w:p>
+        </w:tc>
+        <w:tc>
+          <w:tcPr>
+            <w:tcW w:w="1107" w:type="dxa"/>
+          </w:tcPr>
+          <w:p>
+            <w:pPr>
+              <w:rPr>
+                <w:rFonts w:ascii="Times New Roman" w:hAnsi="Times New Roman" w:cs="Times New Roman"/>
+                <w:sz w:val="16"/>
+                <w:szCs w:val="16"/>
+              </w:rPr>
+            </w:pPr>
+            <w:r>
+              <w:rPr>
+                <w:rFonts w:ascii="Times New Roman" w:hAnsi="Times New Roman" w:cs="Times New Roman"/>
+                <w:sz w:val="16"/>
+                <w:szCs w:val="16"/>
+              </w:rPr>
+              <w:t>0</w:t>
+            </w:r>
+            <w:r>
+              <w:rPr>
+                <w:rFonts w:ascii="Times New Roman" w:hAnsi="Times New Roman" w:cs="Times New Roman"/>
+                <w:sz w:val="16"/>
+                <w:szCs w:val="16"/>
+              </w:rPr>
+              <w:t>7</w:t>
+            </w:r>
+            <w:r>
+              <w:rPr>
+                <w:rFonts w:ascii="Times New Roman" w:hAnsi="Times New Roman" w:cs="Times New Roman"/>
+                <w:sz w:val="16"/>
+                <w:szCs w:val="16"/>
+              </w:rPr>
+              <w:t>/</w:t>
+            </w:r>
+            <w:r>
+              <w:rPr>
+                <w:rFonts w:ascii="Times New Roman" w:hAnsi="Times New Roman" w:cs="Times New Roman"/>
+                <w:sz w:val="16"/>
+                <w:szCs w:val="16"/>
+              </w:rPr>
+              <w:t>09/2026</w:t>
+            </w:r>
+          </w:p>
+        </w:tc>
+        <w:tc>
+          <w:tcPr>
+            <w:tcW w:w="801" w:type="dxa"/>
+          </w:tcPr>
+          <w:p>
+            <w:pPr>
+              <w:rPr>
+                <w:rFonts w:ascii="Times New Roman" w:hAnsi="Times New Roman" w:cs="Times New Roman"/>
+                <w:sz w:val="16"/>
+                <w:szCs w:val="16"/>
+              </w:rPr>
+            </w:pPr>
+            <w:r>
+              <w:rPr>
+                <w:rFonts w:ascii="Times New Roman" w:hAnsi="Times New Roman" w:cs="Times New Roman"/>
+                <w:sz w:val="16"/>
+                <w:szCs w:val="16"/>
+              </w:rPr>
+              <w:t>Gemini</w:t>
+            </w:r>
+          </w:p>
+        </w:tc>
+        <w:tc>
+          <w:tcPr>
+            <w:tcW w:w="1614" w:type="dxa"/>
+          </w:tcPr>
+          <w:p>
+            <w:pPr>
+              <w:rPr>
+                <w:rFonts w:ascii="Times New Roman" w:hAnsi="Times New Roman" w:cs="Times New Roman"/>
+                <w:sz w:val="16"/>
+                <w:szCs w:val="16"/>
+              </w:rPr>
+            </w:pPr>
+            <w:r>
+              <w:rPr>
+                <w:rFonts w:ascii="Times New Roman" w:hAnsi="Times New Roman" w:cs="Times New Roman"/>
+                <w:sz w:val="16"/>
+                <w:szCs w:val="16"/>
+              </w:rPr>
+              <w:t>Provide links to the academic/standard/professional resources, not older than 2022, also make sure that it is free of cost and instantly readable.</w:t>
+            </w:r>
+          </w:p>
+        </w:tc>
+        <w:tc>
+          <w:tcPr>
+            <w:tcW w:w="2551" w:type="dxa"/>
+          </w:tcPr>
+          <w:p>
+            <w:pPr>
+              <w:rPr>
+                <w:rFonts w:ascii="Times New Roman" w:hAnsi="Times New Roman" w:cs="Times New Roman"/>
+                <w:sz w:val="16"/>
+                <w:szCs w:val="16"/>
+              </w:rPr>
+            </w:pPr>
+            <w:r>
+              <w:rPr>
+                <w:rFonts w:ascii="Times New Roman" w:hAnsi="Times New Roman" w:cs="Times New Roman"/>
+                <w:sz w:val="16"/>
+                <w:szCs w:val="16"/>
+              </w:rPr>
+              <w:t>Systems &amp; Software Quality Standards</w:t>
+            </w:r>
+          </w:p>
+          <w:p>
+            <w:pPr>
+              <w:rPr>
+                <w:rFonts w:ascii="Times New Roman" w:hAnsi="Times New Roman" w:cs="Times New Roman"/>
+                <w:sz w:val="16"/>
+                <w:szCs w:val="16"/>
+              </w:rPr>
+            </w:pPr>
+            <w:r>
+              <w:rPr>
+                <w:rFonts w:ascii="Times New Roman" w:hAnsi="Times New Roman" w:cs="Times New Roman"/>
+                <w:sz w:val="16"/>
+                <w:szCs w:val="16"/>
+              </w:rPr>
+              <w:t>ISO/IEC 25010 Software Quality Model</w:t>
+            </w:r>
+            <w:r>
+              <w:rPr>
+                <w:rFonts w:ascii="Times New Roman" w:hAnsi="Times New Roman" w:cs="Times New Roman"/>
+                <w:sz w:val="16"/>
+                <w:szCs w:val="16"/>
+              </w:rPr>
+              <w:t xml:space="preserve"> is the title with link provided and AI explains what it is and why it helps</w:t>
+            </w:r>
+            <w:r>
+              <w:rPr>
+                <w:rFonts w:ascii="Times New Roman" w:hAnsi="Times New Roman" w:cs="Times New Roman"/>
+                <w:sz w:val="16"/>
+                <w:szCs w:val="16"/>
+              </w:rPr>
+              <w:t xml:space="preserve"> for this research</w:t>
+            </w:r>
+            <w:r>
+              <w:rPr>
+                <w:rFonts w:ascii="Times New Roman" w:hAnsi="Times New Roman" w:cs="Times New Roman"/>
+                <w:sz w:val="16"/>
+                <w:szCs w:val="16"/>
+              </w:rPr>
+              <w:t xml:space="preserve"> </w:t>
+            </w:r>
+            <w:sdt>
+              <w:sdtPr>
+                <w:rPr>
+                  <w:rFonts w:ascii="Times New Roman" w:hAnsi="Times New Roman" w:cs="Times New Roman"/>
+                  <w:sz w:val="16"/>
+                  <w:szCs w:val="16"/>
+                </w:rPr>
+                <w:id w:val="840038095"/>
+                <w:citation/>
+              </w:sdtPr>
+              <w:sdtEndPr/>
+              <w:sdtContent>
+                <w:r>
+                  <w:rPr>
+                    <w:rFonts w:ascii="Times New Roman" w:hAnsi="Times New Roman" w:cs="Times New Roman"/>
+                    <w:sz w:val="16"/>
+                    <w:szCs w:val="16"/>
+                  </w:rPr>
+                  <w:fldChar w:fldCharType="begin"/>
+                </w:r>
+                <w:r>
+                  <w:rPr>
+                    <w:rFonts w:ascii="Times New Roman" w:hAnsi="Times New Roman" w:cs="Times New Roman"/>
+                    <w:sz w:val="16"/>
+                    <w:szCs w:val="16"/>
+                  </w:rPr>
+                  <w:instrText xml:space="preserve"> CITATION Pac26 \l 7177 </w:instrText>
+                </w:r>
+                <w:r>
+                  <w:rPr>
+                    <w:rFonts w:ascii="Times New Roman" w:hAnsi="Times New Roman" w:cs="Times New Roman"/>
+                    <w:sz w:val="16"/>
+                    <w:szCs w:val="16"/>
+                  </w:rPr>
+                  <w:fldChar w:fldCharType="separate"/>
+                </w:r>
+                <w:r>
+                  <w:rPr>
+                    <w:rFonts w:ascii="Times New Roman" w:hAnsi="Times New Roman" w:cs="Times New Roman"/>
+                    <w:noProof/>
+                    <w:sz w:val="16"/>
+                    <w:szCs w:val="16"/>
+                  </w:rPr>
+                  <w:t>(Pacific Certifications, 2026)</w:t>
+                </w:r>
+                <w:r>
+                  <w:rPr>
+                    <w:rFonts w:ascii="Times New Roman" w:hAnsi="Times New Roman" w:cs="Times New Roman"/>
+                    <w:sz w:val="16"/>
+                    <w:szCs w:val="16"/>
+                  </w:rPr>
+                  <w:fldChar w:fldCharType="end"/>
+                </w:r>
+              </w:sdtContent>
+            </w:sdt>
+            <w:r>
+              <w:rPr>
+                <w:rFonts w:ascii="Times New Roman" w:hAnsi="Times New Roman" w:cs="Times New Roman"/>
+                <w:sz w:val="16"/>
+                <w:szCs w:val="16"/>
+              </w:rPr>
+              <w:t>.</w:t>
+            </w:r>
+          </w:p>
+        </w:tc>
+        <w:tc>
+          <w:tcPr>
+            <w:tcW w:w="1418" w:type="dxa"/>
+          </w:tcPr>
+          <w:p>
+            <w:pPr>
+              <w:rPr>
+                <w:rFonts w:ascii="Times New Roman" w:hAnsi="Times New Roman" w:cs="Times New Roman"/>
+                <w:sz w:val="16"/>
+                <w:szCs w:val="16"/>
+              </w:rPr>
+            </w:pPr>
+            <w:r>
+              <w:rPr>
+                <w:rFonts w:ascii="Times New Roman" w:hAnsi="Times New Roman" w:cs="Times New Roman"/>
+                <w:sz w:val="16"/>
+                <w:szCs w:val="16"/>
+              </w:rPr>
+              <w:t xml:space="preserve">Link is provided and access works, </w:t>
+            </w:r>
+            <w:r>
+              <w:rPr>
+                <w:rFonts w:ascii="Times New Roman" w:hAnsi="Times New Roman" w:cs="Times New Roman"/>
+                <w:sz w:val="16"/>
+                <w:szCs w:val="16"/>
+              </w:rPr>
+              <w:t>Pacific Certifications is a real company.</w:t>
+            </w:r>
+          </w:p>
+        </w:tc>
+        <w:tc>
+          <w:tcPr>
+            <w:tcW w:w="1513" w:type="dxa"/>
+          </w:tcPr>
+          <w:p>
+            <w:pPr>
+              <w:rPr>
+                <w:rFonts w:ascii="Times New Roman" w:hAnsi="Times New Roman" w:cs="Times New Roman"/>
+                <w:sz w:val="16"/>
+                <w:szCs w:val="16"/>
+              </w:rPr>
+            </w:pPr>
+            <w:r>
+              <w:rPr>
+                <w:rFonts w:ascii="Times New Roman" w:hAnsi="Times New Roman" w:cs="Times New Roman"/>
+                <w:sz w:val="16"/>
+                <w:szCs w:val="16"/>
+              </w:rPr>
+              <w:t xml:space="preserve">Accept the pdf, </w:t>
+            </w:r>
+            <w:r>
+              <w:rPr>
+                <w:rFonts w:ascii="Times New Roman" w:hAnsi="Times New Roman" w:cs="Times New Roman"/>
+                <w:sz w:val="16"/>
+                <w:szCs w:val="16"/>
+              </w:rPr>
+              <w:t>used</w:t>
+            </w:r>
+            <w:r>
+              <w:rPr>
+                <w:rFonts w:ascii="Times New Roman" w:hAnsi="Times New Roman" w:cs="Times New Roman"/>
+                <w:sz w:val="16"/>
+                <w:szCs w:val="16"/>
+              </w:rPr>
+              <w:t xml:space="preserve"> it for usability, availability, portability, </w:t>
+            </w:r>
+            <w:r>
+              <w:rPr>
+                <w:rFonts w:ascii="Times New Roman" w:hAnsi="Times New Roman" w:cs="Times New Roman"/>
+                <w:sz w:val="16"/>
+                <w:szCs w:val="16"/>
+              </w:rPr>
+              <w:t>error prevention</w:t>
+            </w:r>
+            <w:r>
+              <w:rPr>
+                <w:rFonts w:ascii="Times New Roman" w:hAnsi="Times New Roman" w:cs="Times New Roman"/>
+                <w:sz w:val="16"/>
+                <w:szCs w:val="16"/>
+              </w:rPr>
+              <w:t>, and security</w:t>
+            </w:r>
+            <w:r>
+              <w:rPr>
+                <w:rFonts w:ascii="Times New Roman" w:hAnsi="Times New Roman" w:cs="Times New Roman"/>
+                <w:sz w:val="16"/>
+                <w:szCs w:val="16"/>
+              </w:rPr>
+              <w:t xml:space="preserve"> for non-functional requirements.</w:t>
+            </w:r>
+            <w:r>
+              <w:rPr>
+                <w:rFonts w:ascii="Times New Roman" w:hAnsi="Times New Roman" w:cs="Times New Roman"/>
+                <w:sz w:val="16"/>
+                <w:szCs w:val="16"/>
+              </w:rPr>
+              <w:t xml:space="preserve"> </w:t>
+            </w:r>
+          </w:p>
+        </w:tc>
+        <w:tc>
+          <w:tcPr>
+            <w:tcW w:w="1096" w:type="dxa"/>
+          </w:tcPr>
+          <w:p>
+            <w:pPr>
+              <w:rPr>
+                <w:rFonts w:ascii="Times New Roman" w:hAnsi="Times New Roman" w:cs="Times New Roman"/>
+                <w:sz w:val="16"/>
+                <w:szCs w:val="16"/>
+              </w:rPr>
+            </w:pPr>
+            <w:r>
+              <w:rPr>
+                <w:rFonts w:ascii="Times New Roman" w:hAnsi="Times New Roman" w:cs="Times New Roman"/>
+                <w:sz w:val="16"/>
+                <w:szCs w:val="16"/>
+              </w:rPr>
+              <w:t>Struggled to gain access to specific resources that was suggested by my prompt.</w:t>
+            </w:r>
+          </w:p>
+        </w:tc>
+      </w:tr>
+      <w:tr>
+        <w:tc>
+          <w:tcPr>
+            <w:tcW w:w="955" w:type="dxa"/>
+          </w:tcPr>
+          <w:p>
+            <w:pPr>
+              <w:rPr>
+                <w:rFonts w:ascii="Times New Roman" w:hAnsi="Times New Roman" w:cs="Times New Roman"/>
+                <w:sz w:val="16"/>
+                <w:szCs w:val="16"/>
+              </w:rPr>
+            </w:pPr>
+            <w:r>
+              <w:rPr>
+                <w:rFonts w:ascii="Times New Roman" w:hAnsi="Times New Roman" w:cs="Times New Roman"/>
+                <w:sz w:val="16"/>
+                <w:szCs w:val="16"/>
+              </w:rPr>
+              <w:t>AI-RES-2</w:t>
+            </w:r>
+          </w:p>
+        </w:tc>
+        <w:tc>
+          <w:tcPr>
+            <w:tcW w:w="1047" w:type="dxa"/>
+          </w:tcPr>
+          <w:p>
+            <w:pPr>
+              <w:rPr>
+                <w:rFonts w:ascii="Times New Roman" w:hAnsi="Times New Roman" w:cs="Times New Roman"/>
+                <w:sz w:val="16"/>
+                <w:szCs w:val="16"/>
+              </w:rPr>
+            </w:pPr>
+            <w:r>
+              <w:rPr>
+                <w:rFonts w:ascii="Times New Roman" w:hAnsi="Times New Roman" w:cs="Times New Roman"/>
+                <w:sz w:val="16"/>
+                <w:szCs w:val="16"/>
+              </w:rPr>
+              <w:t>Benno Weideman</w:t>
+            </w:r>
+          </w:p>
+        </w:tc>
+        <w:tc>
+          <w:tcPr>
+            <w:tcW w:w="1107" w:type="dxa"/>
+          </w:tcPr>
+          <w:p>
+            <w:pPr>
+              <w:rPr>
+                <w:rFonts w:ascii="Times New Roman" w:hAnsi="Times New Roman" w:cs="Times New Roman"/>
+                <w:sz w:val="16"/>
+                <w:szCs w:val="16"/>
+              </w:rPr>
+            </w:pPr>
+            <w:r>
+              <w:rPr>
+                <w:rFonts w:ascii="Times New Roman" w:hAnsi="Times New Roman" w:cs="Times New Roman"/>
+                <w:sz w:val="16"/>
+                <w:szCs w:val="16"/>
+              </w:rPr>
+              <w:t>07/09/2026</w:t>
+            </w:r>
+          </w:p>
+        </w:tc>
+        <w:tc>
+          <w:tcPr>
+            <w:tcW w:w="801" w:type="dxa"/>
+          </w:tcPr>
+          <w:p>
+            <w:pPr>
+              <w:rPr>
+                <w:rFonts w:ascii="Times New Roman" w:hAnsi="Times New Roman" w:cs="Times New Roman"/>
+                <w:sz w:val="16"/>
+                <w:szCs w:val="16"/>
+              </w:rPr>
+            </w:pPr>
+            <w:r>
+              <w:rPr>
+                <w:rFonts w:ascii="Times New Roman" w:hAnsi="Times New Roman" w:cs="Times New Roman"/>
+                <w:sz w:val="16"/>
+                <w:szCs w:val="16"/>
+              </w:rPr>
+              <w:t>Gemini</w:t>
+            </w:r>
+          </w:p>
+        </w:tc>
+        <w:tc>
+          <w:tcPr>
+            <w:tcW w:w="1614" w:type="dxa"/>
+          </w:tcPr>
+          <w:p>
+            <w:pPr>
+              <w:rPr>
+                <w:rFonts w:ascii="Times New Roman" w:hAnsi="Times New Roman" w:cs="Times New Roman"/>
+                <w:sz w:val="16"/>
+                <w:szCs w:val="16"/>
+              </w:rPr>
+            </w:pPr>
+            <w:r>
+              <w:rPr>
+                <w:rFonts w:ascii="Times New Roman" w:hAnsi="Times New Roman" w:cs="Times New Roman"/>
+                <w:sz w:val="16"/>
+                <w:szCs w:val="16"/>
+              </w:rPr>
+              <w:t>Provide me academic/professional/standard resources from 2022 that is free that explicitly talks about their nonfunctional requirements in depth and is a similar system to civicconnect.</w:t>
+            </w:r>
+          </w:p>
+        </w:tc>
+        <w:tc>
+          <w:tcPr>
+            <w:tcW w:w="2551" w:type="dxa"/>
+          </w:tcPr>
+          <w:p>
+            <w:pPr>
+              <w:rPr>
+                <w:rFonts w:ascii="Times New Roman" w:hAnsi="Times New Roman" w:cs="Times New Roman"/>
+                <w:sz w:val="16"/>
+                <w:szCs w:val="16"/>
+              </w:rPr>
+            </w:pPr>
+            <w:r>
+              <w:rPr>
+                <w:rFonts w:ascii="Times New Roman" w:hAnsi="Times New Roman" w:cs="Times New Roman"/>
+                <w:sz w:val="16"/>
+                <w:szCs w:val="16"/>
+              </w:rPr>
+              <w:t xml:space="preserve">OpenLMIS Technical Documentation — Non-Functional Requirements Specification, </w:t>
+            </w:r>
+            <w:r>
+              <w:rPr>
+                <w:rFonts w:ascii="Times New Roman" w:hAnsi="Times New Roman" w:cs="Times New Roman"/>
+              </w:rPr>
+              <w:t xml:space="preserve"> </w:t>
+            </w:r>
+            <w:r>
+              <w:rPr>
+                <w:rFonts w:ascii="Times New Roman" w:hAnsi="Times New Roman" w:cs="Times New Roman"/>
+                <w:sz w:val="16"/>
+                <w:szCs w:val="16"/>
+              </w:rPr>
+              <w:t xml:space="preserve">ISO/IEC 25010:2023 Product Quality Model &amp; Industry Standards, Open311 GeoReport API Specification (Official Standard), </w:t>
+            </w:r>
+            <w:r>
+              <w:rPr>
+                <w:rFonts w:ascii="Times New Roman" w:hAnsi="Times New Roman" w:cs="Times New Roman"/>
+                <w:sz w:val="16"/>
+                <w:szCs w:val="16"/>
+              </w:rPr>
+              <w:t>OSDM Non-Functional Requirements Specification,</w:t>
+            </w:r>
+            <w:r>
+              <w:rPr>
+                <w:rFonts w:ascii="Times New Roman" w:hAnsi="Times New Roman" w:cs="Times New Roman"/>
+                <w:sz w:val="16"/>
+                <w:szCs w:val="16"/>
+              </w:rPr>
+              <w:t xml:space="preserve"> and</w:t>
+            </w:r>
+            <w:r>
+              <w:rPr>
+                <w:rFonts w:ascii="Times New Roman" w:hAnsi="Times New Roman" w:cs="Times New Roman"/>
+                <w:sz w:val="16"/>
+                <w:szCs w:val="16"/>
+              </w:rPr>
+              <w:t xml:space="preserve"> </w:t>
+            </w:r>
+            <w:r>
+              <w:rPr>
+                <w:rFonts w:ascii="Times New Roman" w:hAnsi="Times New Roman" w:cs="Times New Roman"/>
+              </w:rPr>
+              <w:t xml:space="preserve"> </w:t>
+            </w:r>
+            <w:r>
+              <w:rPr>
+                <w:rFonts w:ascii="Times New Roman" w:hAnsi="Times New Roman" w:cs="Times New Roman"/>
+                <w:sz w:val="16"/>
+                <w:szCs w:val="16"/>
+              </w:rPr>
+              <w:t>Airports Company South Africa (ACSA) — Customer Relationship Management &amp; Service Request Solution Scope (October 2022)</w:t>
+            </w:r>
+            <w:r>
+              <w:rPr>
+                <w:rFonts w:ascii="Times New Roman" w:hAnsi="Times New Roman" w:cs="Times New Roman"/>
+                <w:sz w:val="16"/>
+                <w:szCs w:val="16"/>
+              </w:rPr>
+              <w:t>.</w:t>
+            </w:r>
+          </w:p>
+        </w:tc>
+        <w:tc>
+          <w:tcPr>
+            <w:tcW w:w="1418" w:type="dxa"/>
+          </w:tcPr>
+          <w:p>
+            <w:pPr>
+              <w:rPr>
+                <w:rFonts w:ascii="Times New Roman" w:hAnsi="Times New Roman" w:cs="Times New Roman"/>
+                <w:sz w:val="16"/>
+                <w:szCs w:val="16"/>
+              </w:rPr>
+            </w:pPr>
+            <w:r>
+              <w:rPr>
+                <w:rFonts w:ascii="Times New Roman" w:hAnsi="Times New Roman" w:cs="Times New Roman"/>
+                <w:sz w:val="16"/>
+                <w:szCs w:val="16"/>
+              </w:rPr>
+              <w:t xml:space="preserve">Link provided to ACSA CRM &amp; Service Request Solution Scope works, </w:t>
+            </w:r>
+            <w:r>
+              <w:rPr>
+                <w:rFonts w:ascii="Times New Roman" w:hAnsi="Times New Roman" w:cs="Times New Roman"/>
+                <w:sz w:val="16"/>
+                <w:szCs w:val="16"/>
+              </w:rPr>
+              <w:t>company exists.</w:t>
+            </w:r>
+          </w:p>
+        </w:tc>
+        <w:tc>
+          <w:tcPr>
+            <w:tcW w:w="1513" w:type="dxa"/>
+          </w:tcPr>
+          <w:p>
+            <w:pPr>
+              <w:rPr>
+                <w:rFonts w:ascii="Times New Roman" w:hAnsi="Times New Roman" w:cs="Times New Roman"/>
+                <w:sz w:val="16"/>
+                <w:szCs w:val="16"/>
+              </w:rPr>
+            </w:pPr>
+            <w:r>
+              <w:rPr>
+                <w:rFonts w:ascii="Times New Roman" w:hAnsi="Times New Roman" w:cs="Times New Roman"/>
+                <w:sz w:val="16"/>
+                <w:szCs w:val="16"/>
+              </w:rPr>
+              <w:t xml:space="preserve">Accept the ACSA resource, </w:t>
+            </w:r>
+            <w:r>
+              <w:rPr>
+                <w:rFonts w:ascii="Times New Roman" w:hAnsi="Times New Roman" w:cs="Times New Roman"/>
+                <w:sz w:val="16"/>
+                <w:szCs w:val="16"/>
+              </w:rPr>
+              <w:t>especially</w:t>
+            </w:r>
+            <w:r>
+              <w:rPr>
+                <w:rFonts w:ascii="Times New Roman" w:hAnsi="Times New Roman" w:cs="Times New Roman"/>
+                <w:sz w:val="16"/>
+                <w:szCs w:val="16"/>
+              </w:rPr>
+              <w:t xml:space="preserve"> </w:t>
+            </w:r>
+            <w:r>
+              <w:rPr>
+                <w:rFonts w:ascii="Times New Roman" w:hAnsi="Times New Roman" w:cs="Times New Roman"/>
+                <w:sz w:val="16"/>
+                <w:szCs w:val="16"/>
+              </w:rPr>
+              <w:t xml:space="preserve">the sum of all full functional </w:t>
+            </w:r>
+            <w:r>
+              <w:rPr>
+                <w:rFonts w:ascii="Times New Roman" w:hAnsi="Times New Roman" w:cs="Times New Roman"/>
+                <w:sz w:val="16"/>
+                <w:szCs w:val="16"/>
+              </w:rPr>
+              <w:t>rights</w:t>
+            </w:r>
+            <w:r>
+              <w:rPr>
+                <w:rFonts w:ascii="Times New Roman" w:hAnsi="Times New Roman" w:cs="Times New Roman"/>
+                <w:sz w:val="16"/>
+                <w:szCs w:val="16"/>
+              </w:rPr>
+              <w:t xml:space="preserve"> that are </w:t>
+            </w:r>
+            <w:r>
+              <w:rPr>
+                <w:rFonts w:ascii="Times New Roman" w:hAnsi="Times New Roman" w:cs="Times New Roman"/>
+                <w:sz w:val="16"/>
+                <w:szCs w:val="16"/>
+              </w:rPr>
+              <w:t xml:space="preserve">customer query management, </w:t>
+            </w:r>
+            <w:r>
+              <w:rPr>
+                <w:rFonts w:ascii="Times New Roman" w:hAnsi="Times New Roman" w:cs="Times New Roman"/>
+                <w:sz w:val="16"/>
+                <w:szCs w:val="16"/>
+              </w:rPr>
+              <w:t xml:space="preserve">key account management, </w:t>
+            </w:r>
+            <w:r>
+              <w:rPr>
+                <w:rFonts w:ascii="Times New Roman" w:hAnsi="Times New Roman" w:cs="Times New Roman"/>
+                <w:sz w:val="16"/>
+                <w:szCs w:val="16"/>
+              </w:rPr>
+              <w:t>and employee query management.</w:t>
+            </w:r>
+            <w:r>
+              <w:rPr>
+                <w:rFonts w:ascii="Times New Roman" w:hAnsi="Times New Roman" w:cs="Times New Roman"/>
+                <w:sz w:val="16"/>
+                <w:szCs w:val="16"/>
+              </w:rPr>
+              <w:t xml:space="preserve"> This had users of 100, 40 and 70</w:t>
+            </w:r>
+            <w:r>
+              <w:rPr>
+                <w:rFonts w:ascii="Times New Roman" w:hAnsi="Times New Roman" w:cs="Times New Roman"/>
+                <w:sz w:val="16"/>
+                <w:szCs w:val="16"/>
+              </w:rPr>
+              <w:t xml:space="preserve"> respectively and combined them to 210 concurrent users for non-functional requirements</w:t>
+            </w:r>
+            <w:r>
+              <w:rPr>
+                <w:rFonts w:ascii="Times New Roman" w:hAnsi="Times New Roman" w:cs="Times New Roman"/>
+                <w:sz w:val="16"/>
+                <w:szCs w:val="16"/>
+              </w:rPr>
+              <w:t xml:space="preserve"> </w:t>
+            </w:r>
+            <w:sdt>
+              <w:sdtPr>
+                <w:rPr>
+                  <w:rFonts w:ascii="Times New Roman" w:hAnsi="Times New Roman" w:cs="Times New Roman"/>
+                  <w:sz w:val="16"/>
+                  <w:szCs w:val="16"/>
+                </w:rPr>
+                <w:id w:val="-1004284845"/>
+                <w:citation/>
+              </w:sdtPr>
+              <w:sdtEndPr/>
+              <w:sdtContent>
+                <w:r>
+                  <w:rPr>
+                    <w:rFonts w:ascii="Times New Roman" w:hAnsi="Times New Roman" w:cs="Times New Roman"/>
+                    <w:sz w:val="16"/>
+                    <w:szCs w:val="16"/>
+                  </w:rPr>
+                  <w:fldChar w:fldCharType="begin"/>
+                </w:r>
+                <w:r>
+                  <w:rPr>
+                    <w:rFonts w:ascii="Times New Roman" w:hAnsi="Times New Roman" w:cs="Times New Roman"/>
+                    <w:sz w:val="16"/>
+                    <w:szCs w:val="16"/>
+                  </w:rPr>
+                  <w:instrText xml:space="preserve"> CITATION Air26 \l 7177 </w:instrText>
+                </w:r>
+                <w:r>
+                  <w:rPr>
+                    <w:rFonts w:ascii="Times New Roman" w:hAnsi="Times New Roman" w:cs="Times New Roman"/>
+                    <w:sz w:val="16"/>
+                    <w:szCs w:val="16"/>
+                  </w:rPr>
+                  <w:fldChar w:fldCharType="separate"/>
+                </w:r>
+                <w:r>
+                  <w:rPr>
+                    <w:rFonts w:ascii="Times New Roman" w:hAnsi="Times New Roman" w:cs="Times New Roman"/>
+                    <w:noProof/>
+                    <w:sz w:val="16"/>
+                    <w:szCs w:val="16"/>
+                  </w:rPr>
+                  <w:t>(Airport Company South Africa, n.d.)</w:t>
+                </w:r>
+                <w:r>
+                  <w:rPr>
+                    <w:rFonts w:ascii="Times New Roman" w:hAnsi="Times New Roman" w:cs="Times New Roman"/>
+                    <w:sz w:val="16"/>
+                    <w:szCs w:val="16"/>
+                  </w:rPr>
+                  <w:fldChar w:fldCharType="end"/>
+                </w:r>
+              </w:sdtContent>
+            </w:sdt>
+            <w:r>
+              <w:rPr>
+                <w:rFonts w:ascii="Times New Roman" w:hAnsi="Times New Roman" w:cs="Times New Roman"/>
+                <w:sz w:val="16"/>
+                <w:szCs w:val="16"/>
+              </w:rPr>
+              <w:t>.</w:t>
+            </w:r>
+          </w:p>
+        </w:tc>
+        <w:tc>
+          <w:tcPr>
+            <w:tcW w:w="1096" w:type="dxa"/>
+          </w:tcPr>
+          <w:p>
+            <w:pPr>
+              <w:rPr>
+                <w:rFonts w:ascii="Times New Roman" w:hAnsi="Times New Roman" w:cs="Times New Roman"/>
+                <w:sz w:val="16"/>
+                <w:szCs w:val="16"/>
+              </w:rPr>
+            </w:pPr>
+            <w:r>
+              <w:rPr>
+                <w:rFonts w:ascii="Times New Roman" w:hAnsi="Times New Roman" w:cs="Times New Roman"/>
+                <w:sz w:val="16"/>
+                <w:szCs w:val="16"/>
+              </w:rPr>
+              <w:t>Struggled to find resources that are close to the CivicConnect project that details non-functional requirements.</w:t>
+            </w:r>
+          </w:p>
+        </w:tc>
+      </w:tr>
+      <w:tr>
+        <w:tc>
+          <w:tcPr>
+            <w:tcW w:w="955" w:type="dxa"/>
+          </w:tcPr>
+          <w:p>
+            <w:pPr>
+              <w:rPr>
+                <w:rFonts w:ascii="Times New Roman" w:hAnsi="Times New Roman" w:cs="Times New Roman"/>
+                <w:sz w:val="16"/>
+                <w:szCs w:val="16"/>
+              </w:rPr>
+            </w:pPr>
+            <w:r>
+              <w:rPr>
+                <w:rFonts w:ascii="Times New Roman" w:hAnsi="Times New Roman" w:cs="Times New Roman"/>
+                <w:sz w:val="16"/>
+                <w:szCs w:val="16"/>
+              </w:rPr>
+              <w:t>AI-ANA-1</w:t>
+            </w:r>
+          </w:p>
+        </w:tc>
+        <w:tc>
+          <w:tcPr>
+            <w:tcW w:w="1047" w:type="dxa"/>
+          </w:tcPr>
+          <w:p>
+            <w:pPr>
+              <w:rPr>
+                <w:rFonts w:ascii="Times New Roman" w:hAnsi="Times New Roman" w:cs="Times New Roman"/>
+                <w:sz w:val="16"/>
+                <w:szCs w:val="16"/>
+              </w:rPr>
+            </w:pPr>
+            <w:r>
+              <w:rPr>
+                <w:rFonts w:ascii="Times New Roman" w:hAnsi="Times New Roman" w:cs="Times New Roman"/>
+                <w:sz w:val="16"/>
+                <w:szCs w:val="16"/>
+              </w:rPr>
+              <w:t>Benno Weideman</w:t>
+            </w:r>
+          </w:p>
+        </w:tc>
+        <w:tc>
+          <w:tcPr>
+            <w:tcW w:w="1107" w:type="dxa"/>
+          </w:tcPr>
+          <w:p>
+            <w:pPr>
+              <w:rPr>
+                <w:rFonts w:ascii="Times New Roman" w:hAnsi="Times New Roman" w:cs="Times New Roman"/>
+                <w:sz w:val="16"/>
+                <w:szCs w:val="16"/>
+              </w:rPr>
+            </w:pPr>
+            <w:r>
+              <w:rPr>
+                <w:rFonts w:ascii="Times New Roman" w:hAnsi="Times New Roman" w:cs="Times New Roman"/>
+                <w:sz w:val="16"/>
+                <w:szCs w:val="16"/>
+              </w:rPr>
+              <w:t>08/09/2026</w:t>
+            </w:r>
+          </w:p>
+        </w:tc>
+        <w:tc>
+          <w:tcPr>
+            <w:tcW w:w="801" w:type="dxa"/>
+          </w:tcPr>
+          <w:p>
+            <w:pPr>
+              <w:rPr>
+                <w:rFonts w:ascii="Times New Roman" w:hAnsi="Times New Roman" w:cs="Times New Roman"/>
+                <w:sz w:val="16"/>
+                <w:szCs w:val="16"/>
+              </w:rPr>
+            </w:pPr>
+            <w:r>
+              <w:rPr>
+                <w:rFonts w:ascii="Times New Roman" w:hAnsi="Times New Roman" w:cs="Times New Roman"/>
+                <w:sz w:val="16"/>
+                <w:szCs w:val="16"/>
+              </w:rPr>
+              <w:t>Gemini</w:t>
+            </w:r>
+          </w:p>
+        </w:tc>
+        <w:tc>
+          <w:tcPr>
+            <w:tcW w:w="1614" w:type="dxa"/>
+          </w:tcPr>
+          <w:p>
+            <w:pPr>
+              <w:rPr>
+                <w:rFonts w:ascii="Times New Roman" w:hAnsi="Times New Roman" w:cs="Times New Roman"/>
+                <w:sz w:val="16"/>
+                <w:szCs w:val="16"/>
+              </w:rPr>
+            </w:pPr>
+            <w:r>
+              <w:rPr>
+                <w:rFonts w:ascii="Times New Roman" w:hAnsi="Times New Roman" w:cs="Times New Roman"/>
+                <w:sz w:val="16"/>
+                <w:szCs w:val="16"/>
+              </w:rPr>
+              <w:t>Provide a solid explanation of what is expected to write for the forward engineering consideration with regards to the CivicConnect project.</w:t>
+            </w:r>
+          </w:p>
+        </w:tc>
+        <w:tc>
+          <w:tcPr>
+            <w:tcW w:w="2551" w:type="dxa"/>
+          </w:tcPr>
+          <w:p>
+            <w:pPr>
+              <w:rPr>
+                <w:rFonts w:ascii="Times New Roman" w:hAnsi="Times New Roman" w:cs="Times New Roman"/>
+                <w:sz w:val="16"/>
+                <w:szCs w:val="16"/>
+              </w:rPr>
+            </w:pPr>
+            <w:r>
+              <w:rPr>
+                <w:rFonts w:ascii="Times New Roman" w:hAnsi="Times New Roman" w:cs="Times New Roman"/>
+                <w:sz w:val="16"/>
+                <w:szCs w:val="16"/>
+              </w:rPr>
+              <w:t>Explained in depth what is a forward engineering consideration, what is required for why it matters</w:t>
+            </w:r>
+            <w:r>
+              <w:rPr>
+                <w:rFonts w:ascii="Times New Roman" w:hAnsi="Times New Roman" w:cs="Times New Roman"/>
+                <w:sz w:val="16"/>
+                <w:szCs w:val="16"/>
+              </w:rPr>
+              <w:t xml:space="preserve"> now, what later activity may it influence, what information is still missing, and what is the risk of ignoring it.</w:t>
+            </w:r>
+          </w:p>
+        </w:tc>
+        <w:tc>
+          <w:tcPr>
+            <w:tcW w:w="1418" w:type="dxa"/>
+          </w:tcPr>
+          <w:p>
+            <w:pPr>
+              <w:rPr>
+                <w:rFonts w:ascii="Times New Roman" w:hAnsi="Times New Roman" w:cs="Times New Roman"/>
+                <w:sz w:val="16"/>
+                <w:szCs w:val="16"/>
+              </w:rPr>
+            </w:pPr>
+            <w:r>
+              <w:rPr>
+                <w:rFonts w:ascii="Times New Roman" w:hAnsi="Times New Roman" w:cs="Times New Roman"/>
+                <w:sz w:val="16"/>
+                <w:szCs w:val="16"/>
+              </w:rPr>
+              <w:t>Provided a full breakdown of each element in the forward engineering consideration table.</w:t>
+            </w:r>
+          </w:p>
+        </w:tc>
+        <w:tc>
+          <w:tcPr>
+            <w:tcW w:w="1513" w:type="dxa"/>
+          </w:tcPr>
+          <w:p>
+            <w:pPr>
+              <w:rPr>
+                <w:rFonts w:ascii="Times New Roman" w:hAnsi="Times New Roman" w:cs="Times New Roman"/>
+                <w:sz w:val="16"/>
+                <w:szCs w:val="16"/>
+              </w:rPr>
+            </w:pPr>
+            <w:r>
+              <w:rPr>
+                <w:rFonts w:ascii="Times New Roman" w:hAnsi="Times New Roman" w:cs="Times New Roman"/>
+                <w:sz w:val="16"/>
+                <w:szCs w:val="16"/>
+              </w:rPr>
+              <w:t>Accepted the format on how to write and structure the answers</w:t>
+            </w:r>
+          </w:p>
+        </w:tc>
+        <w:tc>
+          <w:tcPr>
+            <w:tcW w:w="1096" w:type="dxa"/>
+          </w:tcPr>
+          <w:p>
+            <w:pPr>
+              <w:rPr>
+                <w:rFonts w:ascii="Times New Roman" w:hAnsi="Times New Roman" w:cs="Times New Roman"/>
+                <w:sz w:val="16"/>
+                <w:szCs w:val="16"/>
+              </w:rPr>
+            </w:pPr>
+            <w:r>
+              <w:rPr>
+                <w:rFonts w:ascii="Times New Roman" w:hAnsi="Times New Roman" w:cs="Times New Roman"/>
+                <w:sz w:val="16"/>
+                <w:szCs w:val="16"/>
+              </w:rPr>
+              <w:t>Struggled to understand what was expected to write for forward engineering consideration</w:t>
+            </w:r>
+            <w:r>
+              <w:rPr>
+                <w:rFonts w:ascii="Times New Roman" w:hAnsi="Times New Roman" w:cs="Times New Roman"/>
+                <w:sz w:val="16"/>
+                <w:szCs w:val="16"/>
+              </w:rPr>
+              <w:t xml:space="preserve"> with AI, this solution helped.</w:t>
+            </w:r>
+          </w:p>
+        </w:tc>
+      </w:tr>
+      <w:tr>
+        <w:tc>
+          <w:tcPr>
+            <w:tcW w:w="955" w:type="dxa"/>
+          </w:tcPr>
+          <w:p>
+            <w:pPr>
+              <w:rPr>
+                <w:rFonts w:ascii="Times New Roman" w:hAnsi="Times New Roman" w:cs="Times New Roman"/>
+                <w:sz w:val="16"/>
+                <w:szCs w:val="16"/>
+              </w:rPr>
+            </w:pPr>
+            <w:r>
+              <w:rPr>
+                <w:rFonts w:ascii="Times New Roman" w:hAnsi="Times New Roman" w:cs="Times New Roman"/>
+                <w:sz w:val="16"/>
+                <w:szCs w:val="16"/>
+              </w:rPr>
+              <w:t>AI-RES-3</w:t>
+            </w:r>
+          </w:p>
+        </w:tc>
+        <w:tc>
+          <w:tcPr>
+            <w:tcW w:w="1047" w:type="dxa"/>
+          </w:tcPr>
+          <w:p>
+            <w:pPr>
+              <w:rPr>
+                <w:rFonts w:ascii="Times New Roman" w:hAnsi="Times New Roman" w:cs="Times New Roman"/>
+                <w:sz w:val="16"/>
+                <w:szCs w:val="16"/>
+              </w:rPr>
+            </w:pPr>
+            <w:r>
+              <w:rPr>
+                <w:rFonts w:ascii="Times New Roman" w:hAnsi="Times New Roman" w:cs="Times New Roman"/>
+                <w:sz w:val="16"/>
+                <w:szCs w:val="16"/>
+              </w:rPr>
+              <w:t>Benno Weideman</w:t>
+            </w:r>
+          </w:p>
+        </w:tc>
+        <w:tc>
+          <w:tcPr>
+            <w:tcW w:w="1107" w:type="dxa"/>
+          </w:tcPr>
+          <w:p>
+            <w:pPr>
+              <w:rPr>
+                <w:rFonts w:ascii="Times New Roman" w:hAnsi="Times New Roman" w:cs="Times New Roman"/>
+                <w:sz w:val="16"/>
+                <w:szCs w:val="16"/>
+              </w:rPr>
+            </w:pPr>
+            <w:r>
+              <w:rPr>
+                <w:rFonts w:ascii="Times New Roman" w:hAnsi="Times New Roman" w:cs="Times New Roman"/>
+                <w:sz w:val="16"/>
+                <w:szCs w:val="16"/>
+              </w:rPr>
+              <w:t>08/09/2026</w:t>
+            </w:r>
+          </w:p>
+        </w:tc>
+        <w:tc>
+          <w:tcPr>
+            <w:tcW w:w="801" w:type="dxa"/>
+          </w:tcPr>
+          <w:p>
+            <w:pPr>
+              <w:rPr>
+                <w:rFonts w:ascii="Times New Roman" w:hAnsi="Times New Roman" w:cs="Times New Roman"/>
+                <w:sz w:val="16"/>
+                <w:szCs w:val="16"/>
+              </w:rPr>
+            </w:pPr>
+            <w:r>
+              <w:rPr>
+                <w:rFonts w:ascii="Times New Roman" w:hAnsi="Times New Roman" w:cs="Times New Roman"/>
+                <w:sz w:val="16"/>
+                <w:szCs w:val="16"/>
+              </w:rPr>
+              <w:t>Claude</w:t>
+            </w:r>
+          </w:p>
+        </w:tc>
+        <w:tc>
+          <w:tcPr>
+            <w:tcW w:w="1614" w:type="dxa"/>
+          </w:tcPr>
+          <w:p>
+            <w:pPr>
+              <w:rPr>
+                <w:rFonts w:ascii="Times New Roman" w:hAnsi="Times New Roman" w:cs="Times New Roman"/>
+                <w:sz w:val="16"/>
+                <w:szCs w:val="16"/>
+              </w:rPr>
+            </w:pPr>
+            <w:r>
+              <w:rPr>
+                <w:rFonts w:ascii="Times New Roman" w:hAnsi="Times New Roman" w:cs="Times New Roman"/>
+                <w:sz w:val="16"/>
+                <w:szCs w:val="16"/>
+              </w:rPr>
+              <w:t>Provide 5 valid resources that are free, professional/academic/standard and are not older than 2022</w:t>
+            </w:r>
+            <w:r>
+              <w:rPr>
+                <w:rFonts w:ascii="Times New Roman" w:hAnsi="Times New Roman" w:cs="Times New Roman"/>
+                <w:sz w:val="16"/>
+                <w:szCs w:val="16"/>
+              </w:rPr>
+              <w:t xml:space="preserve">. These 5 resources should be aligned with the 5 forward engineering considerations that our team chose such as native vs web, free tier development, </w:t>
+            </w:r>
+            <w:r>
+              <w:rPr>
+                <w:rFonts w:ascii="Times New Roman" w:hAnsi="Times New Roman" w:cs="Times New Roman"/>
+                <w:sz w:val="16"/>
+                <w:szCs w:val="16"/>
+              </w:rPr>
+              <w:t>database failover operation, scalability, and security</w:t>
+            </w:r>
+          </w:p>
+        </w:tc>
+        <w:tc>
+          <w:tcPr>
+            <w:tcW w:w="2551" w:type="dxa"/>
+          </w:tcPr>
+          <w:p>
+            <w:pPr>
+              <w:rPr>
+                <w:rFonts w:ascii="Times New Roman" w:hAnsi="Times New Roman" w:cs="Times New Roman"/>
+                <w:sz w:val="16"/>
+                <w:szCs w:val="16"/>
+              </w:rPr>
+            </w:pPr>
+            <w:r>
+              <w:rPr>
+                <w:rFonts w:ascii="Times New Roman" w:hAnsi="Times New Roman" w:cs="Times New Roman"/>
+                <w:sz w:val="16"/>
+                <w:szCs w:val="16"/>
+              </w:rPr>
+              <w:t>Provided 5 resources regarding the 5 forward engineering considerations that will help find evidence of risks of ignoring them.</w:t>
+            </w:r>
+          </w:p>
+        </w:tc>
+        <w:tc>
+          <w:tcPr>
+            <w:tcW w:w="1418" w:type="dxa"/>
+          </w:tcPr>
+          <w:p>
+            <w:pPr>
+              <w:rPr>
+                <w:rFonts w:ascii="Times New Roman" w:hAnsi="Times New Roman" w:cs="Times New Roman"/>
+                <w:sz w:val="16"/>
+                <w:szCs w:val="16"/>
+              </w:rPr>
+            </w:pPr>
+            <w:r>
+              <w:rPr>
+                <w:rFonts w:ascii="Times New Roman" w:hAnsi="Times New Roman" w:cs="Times New Roman"/>
+                <w:sz w:val="16"/>
+                <w:szCs w:val="16"/>
+              </w:rPr>
+              <w:t xml:space="preserve">All 5 resources have valid DOIs, they are searchable in </w:t>
+            </w:r>
+            <w:r>
+              <w:rPr>
+                <w:rFonts w:ascii="Times New Roman" w:hAnsi="Times New Roman" w:cs="Times New Roman"/>
+                <w:sz w:val="16"/>
+                <w:szCs w:val="16"/>
+              </w:rPr>
+              <w:t xml:space="preserve">Google Scholar, authors are real, </w:t>
+            </w:r>
+            <w:r>
+              <w:rPr>
+                <w:rFonts w:ascii="Times New Roman" w:hAnsi="Times New Roman" w:cs="Times New Roman"/>
+                <w:sz w:val="16"/>
+                <w:szCs w:val="16"/>
+              </w:rPr>
+              <w:t>links to website for some of the resources are real companies.</w:t>
+            </w:r>
+          </w:p>
+        </w:tc>
+        <w:tc>
+          <w:tcPr>
+            <w:tcW w:w="1513" w:type="dxa"/>
+          </w:tcPr>
+          <w:p>
+            <w:pPr>
+              <w:rPr>
+                <w:rFonts w:ascii="Times New Roman" w:hAnsi="Times New Roman" w:cs="Times New Roman"/>
+                <w:sz w:val="16"/>
+                <w:szCs w:val="16"/>
+              </w:rPr>
+            </w:pPr>
+            <w:r>
+              <w:rPr>
+                <w:rFonts w:ascii="Times New Roman" w:hAnsi="Times New Roman" w:cs="Times New Roman"/>
+                <w:sz w:val="16"/>
+                <w:szCs w:val="16"/>
+              </w:rPr>
+              <w:t xml:space="preserve">Accepted only </w:t>
+            </w:r>
+            <w:r>
+              <w:rPr>
+                <w:rFonts w:ascii="Times New Roman" w:hAnsi="Times New Roman" w:cs="Times New Roman"/>
+                <w:sz w:val="16"/>
+                <w:szCs w:val="16"/>
+              </w:rPr>
+              <w:t>5 resources.</w:t>
+            </w:r>
+          </w:p>
+        </w:tc>
+        <w:tc>
+          <w:tcPr>
+            <w:tcW w:w="1096" w:type="dxa"/>
+          </w:tcPr>
+          <w:p>
+            <w:pPr>
+              <w:rPr>
+                <w:rFonts w:ascii="Times New Roman" w:hAnsi="Times New Roman" w:cs="Times New Roman"/>
+                <w:sz w:val="16"/>
+                <w:szCs w:val="16"/>
+              </w:rPr>
+            </w:pPr>
+            <w:r>
+              <w:rPr>
+                <w:rFonts w:ascii="Times New Roman" w:hAnsi="Times New Roman" w:cs="Times New Roman"/>
+                <w:sz w:val="16"/>
+                <w:szCs w:val="16"/>
+              </w:rPr>
+              <w:t>Struggled to find resources that provide evidence for risks and had to prompt AI to give proper resources.</w:t>
+            </w:r>
+          </w:p>
+        </w:tc>
+      </w:tr>
+      <w:tr>
+        <w:tc>
+          <w:tcPr>
+            <w:tcW w:w="955" w:type="dxa"/>
+          </w:tcPr>
+          <w:p>
+            <w:pPr>
+              <w:rPr>
+                <w:rFonts w:ascii="Times New Roman" w:hAnsi="Times New Roman" w:cs="Times New Roman"/>
+                <w:sz w:val="16"/>
+                <w:szCs w:val="16"/>
+              </w:rPr>
+            </w:pPr>
+            <w:r>
+              <w:rPr>
+                <w:rFonts w:ascii="Times New Roman" w:hAnsi="Times New Roman" w:cs="Times New Roman"/>
+                <w:sz w:val="16"/>
+                <w:szCs w:val="16"/>
+              </w:rPr>
+              <w:lastRenderedPageBreak/>
+              <w:t>AI-REV-1</w:t>
+            </w:r>
+          </w:p>
+        </w:tc>
+        <w:tc>
+          <w:tcPr>
+            <w:tcW w:w="1047" w:type="dxa"/>
+          </w:tcPr>
+          <w:p>
+            <w:pPr>
+              <w:rPr>
+                <w:rFonts w:ascii="Times New Roman" w:hAnsi="Times New Roman" w:cs="Times New Roman"/>
+                <w:sz w:val="16"/>
+                <w:szCs w:val="16"/>
+              </w:rPr>
+            </w:pPr>
+            <w:r>
+              <w:rPr>
+                <w:rFonts w:ascii="Times New Roman" w:hAnsi="Times New Roman" w:cs="Times New Roman"/>
+                <w:sz w:val="16"/>
+                <w:szCs w:val="16"/>
+              </w:rPr>
+              <w:t>Benno Weideman</w:t>
+            </w:r>
+          </w:p>
+        </w:tc>
+        <w:tc>
+          <w:tcPr>
+            <w:tcW w:w="1107" w:type="dxa"/>
+          </w:tcPr>
+          <w:p>
+            <w:pPr>
+              <w:rPr>
+                <w:rFonts w:ascii="Times New Roman" w:hAnsi="Times New Roman" w:cs="Times New Roman"/>
+                <w:sz w:val="16"/>
+                <w:szCs w:val="16"/>
+              </w:rPr>
+            </w:pPr>
+            <w:r>
+              <w:rPr>
+                <w:rFonts w:ascii="Times New Roman" w:hAnsi="Times New Roman" w:cs="Times New Roman"/>
+                <w:sz w:val="16"/>
+                <w:szCs w:val="16"/>
+              </w:rPr>
+              <w:t>08/09/2026</w:t>
+            </w:r>
+          </w:p>
+        </w:tc>
+        <w:tc>
+          <w:tcPr>
+            <w:tcW w:w="801" w:type="dxa"/>
+          </w:tcPr>
+          <w:p>
+            <w:pPr>
+              <w:rPr>
+                <w:rFonts w:ascii="Times New Roman" w:hAnsi="Times New Roman" w:cs="Times New Roman"/>
+                <w:sz w:val="16"/>
+                <w:szCs w:val="16"/>
+              </w:rPr>
+            </w:pPr>
+            <w:r>
+              <w:rPr>
+                <w:rFonts w:ascii="Times New Roman" w:hAnsi="Times New Roman" w:cs="Times New Roman"/>
+                <w:sz w:val="16"/>
+                <w:szCs w:val="16"/>
+              </w:rPr>
+              <w:t>Claude</w:t>
+            </w:r>
+          </w:p>
+        </w:tc>
+        <w:tc>
+          <w:tcPr>
+            <w:tcW w:w="1614" w:type="dxa"/>
+          </w:tcPr>
+          <w:p>
+            <w:pPr>
+              <w:rPr>
+                <w:rFonts w:ascii="Times New Roman" w:hAnsi="Times New Roman" w:cs="Times New Roman"/>
+                <w:sz w:val="16"/>
+                <w:szCs w:val="16"/>
+              </w:rPr>
+            </w:pPr>
+            <w:r>
+              <w:rPr>
+                <w:rFonts w:ascii="Times New Roman" w:hAnsi="Times New Roman" w:cs="Times New Roman"/>
+                <w:sz w:val="16"/>
+                <w:szCs w:val="16"/>
+              </w:rPr>
+              <w:t xml:space="preserve">Prompted AI to explain </w:t>
+            </w:r>
+            <w:r>
+              <w:rPr>
+                <w:rFonts w:ascii="Times New Roman" w:hAnsi="Times New Roman" w:cs="Times New Roman"/>
+                <w:sz w:val="16"/>
+                <w:szCs w:val="16"/>
+              </w:rPr>
+              <w:t xml:space="preserve">where to find answers of evidence for each resource and explain </w:t>
+            </w:r>
+            <w:r>
+              <w:rPr>
+                <w:rFonts w:ascii="Times New Roman" w:hAnsi="Times New Roman" w:cs="Times New Roman"/>
+                <w:sz w:val="16"/>
+                <w:szCs w:val="16"/>
+              </w:rPr>
+              <w:t xml:space="preserve">why the </w:t>
+            </w:r>
+            <w:r>
+              <w:rPr>
+                <w:rFonts w:ascii="Times New Roman" w:hAnsi="Times New Roman" w:cs="Times New Roman"/>
+                <w:sz w:val="16"/>
+                <w:szCs w:val="16"/>
+              </w:rPr>
+              <w:t xml:space="preserve">native vs web app, free tier development, and </w:t>
+            </w:r>
+            <w:r>
+              <w:rPr>
+                <w:rFonts w:ascii="Times New Roman" w:hAnsi="Times New Roman" w:cs="Times New Roman"/>
+                <w:sz w:val="16"/>
+                <w:szCs w:val="16"/>
+              </w:rPr>
+              <w:t>database failover operation risks</w:t>
+            </w:r>
+            <w:r>
+              <w:rPr>
+                <w:rFonts w:ascii="Times New Roman" w:hAnsi="Times New Roman" w:cs="Times New Roman"/>
+                <w:sz w:val="16"/>
+                <w:szCs w:val="16"/>
+              </w:rPr>
+              <w:t xml:space="preserve"> resources provide evidence.</w:t>
+            </w:r>
+          </w:p>
+        </w:tc>
+        <w:tc>
+          <w:tcPr>
+            <w:tcW w:w="2551" w:type="dxa"/>
+          </w:tcPr>
+          <w:p>
+            <w:pPr>
+              <w:rPr>
+                <w:rFonts w:ascii="Times New Roman" w:hAnsi="Times New Roman" w:cs="Times New Roman"/>
+                <w:sz w:val="16"/>
+                <w:szCs w:val="16"/>
+              </w:rPr>
+            </w:pPr>
+            <w:r>
+              <w:rPr>
+                <w:rFonts w:ascii="Times New Roman" w:hAnsi="Times New Roman" w:cs="Times New Roman"/>
+                <w:sz w:val="16"/>
+                <w:szCs w:val="16"/>
+              </w:rPr>
+              <w:t>Analysed the sections fo</w:t>
+            </w:r>
+            <w:r>
+              <w:rPr>
+                <w:rFonts w:ascii="Times New Roman" w:hAnsi="Times New Roman" w:cs="Times New Roman"/>
+                <w:sz w:val="16"/>
+                <w:szCs w:val="16"/>
+              </w:rPr>
+              <w:t xml:space="preserve">r each </w:t>
+            </w:r>
+            <w:r>
+              <w:rPr>
+                <w:rFonts w:ascii="Times New Roman" w:hAnsi="Times New Roman" w:cs="Times New Roman"/>
+                <w:sz w:val="16"/>
+                <w:szCs w:val="16"/>
+              </w:rPr>
+              <w:t>resource</w:t>
+            </w:r>
+            <w:r>
+              <w:rPr>
+                <w:rFonts w:ascii="Times New Roman" w:hAnsi="Times New Roman" w:cs="Times New Roman"/>
+                <w:sz w:val="16"/>
+                <w:szCs w:val="16"/>
+              </w:rPr>
+              <w:t xml:space="preserve"> and show where to find answers.</w:t>
+            </w:r>
+            <w:r>
+              <w:rPr>
+                <w:rFonts w:ascii="Times New Roman" w:hAnsi="Times New Roman" w:cs="Times New Roman"/>
+                <w:sz w:val="16"/>
+                <w:szCs w:val="16"/>
+              </w:rPr>
+              <w:t xml:space="preserve"> Also </w:t>
+            </w:r>
+            <w:r>
+              <w:rPr>
+                <w:rFonts w:ascii="Times New Roman" w:hAnsi="Times New Roman" w:cs="Times New Roman"/>
+                <w:sz w:val="16"/>
+                <w:szCs w:val="16"/>
+              </w:rPr>
+              <w:t xml:space="preserve">explained how they can help to </w:t>
+            </w:r>
+            <w:r>
+              <w:rPr>
+                <w:rFonts w:ascii="Times New Roman" w:hAnsi="Times New Roman" w:cs="Times New Roman"/>
+                <w:sz w:val="16"/>
+                <w:szCs w:val="16"/>
+              </w:rPr>
+              <w:t>provide evidence.</w:t>
+            </w:r>
+          </w:p>
+        </w:tc>
+        <w:tc>
+          <w:tcPr>
+            <w:tcW w:w="1418" w:type="dxa"/>
+          </w:tcPr>
+          <w:p>
+            <w:pPr>
+              <w:rPr>
+                <w:rFonts w:ascii="Times New Roman" w:hAnsi="Times New Roman" w:cs="Times New Roman"/>
+                <w:sz w:val="16"/>
+                <w:szCs w:val="16"/>
+              </w:rPr>
+            </w:pPr>
+            <w:r>
+              <w:rPr>
+                <w:rFonts w:ascii="Times New Roman" w:hAnsi="Times New Roman" w:cs="Times New Roman"/>
+                <w:sz w:val="16"/>
+                <w:szCs w:val="16"/>
+              </w:rPr>
+              <w:t>Read through the resources and the summary of AI is aligned with what the actual resources say</w:t>
+            </w:r>
+          </w:p>
+        </w:tc>
+        <w:tc>
+          <w:tcPr>
+            <w:tcW w:w="1513" w:type="dxa"/>
+          </w:tcPr>
+          <w:p>
+            <w:pPr>
+              <w:rPr>
+                <w:rFonts w:ascii="Times New Roman" w:hAnsi="Times New Roman" w:cs="Times New Roman"/>
+                <w:sz w:val="16"/>
+                <w:szCs w:val="16"/>
+              </w:rPr>
+            </w:pPr>
+            <w:r>
+              <w:rPr>
+                <w:rFonts w:ascii="Times New Roman" w:hAnsi="Times New Roman" w:cs="Times New Roman"/>
+                <w:sz w:val="16"/>
+                <w:szCs w:val="16"/>
+              </w:rPr>
+              <w:t xml:space="preserve">Accept sections that has answers and </w:t>
+            </w:r>
+            <w:r>
+              <w:rPr>
+                <w:rFonts w:ascii="Times New Roman" w:hAnsi="Times New Roman" w:cs="Times New Roman"/>
+                <w:sz w:val="16"/>
+                <w:szCs w:val="16"/>
+              </w:rPr>
+              <w:t>used own words to explain the risks of ignoring the forward engineering considerations.</w:t>
+            </w:r>
+          </w:p>
+        </w:tc>
+        <w:tc>
+          <w:tcPr>
+            <w:tcW w:w="1096" w:type="dxa"/>
+          </w:tcPr>
+          <w:p>
+            <w:pPr>
+              <w:rPr>
+                <w:rFonts w:ascii="Times New Roman" w:hAnsi="Times New Roman" w:cs="Times New Roman"/>
+                <w:sz w:val="16"/>
+                <w:szCs w:val="16"/>
+              </w:rPr>
+            </w:pPr>
+            <w:r>
+              <w:rPr>
+                <w:rFonts w:ascii="Times New Roman" w:hAnsi="Times New Roman" w:cs="Times New Roman"/>
+                <w:sz w:val="16"/>
+                <w:szCs w:val="16"/>
+              </w:rPr>
+              <w:t>Struggled to find sections that can aid research in the documents.</w:t>
             </w:r>
           </w:p>
         </w:tc>
@@ -1816,6 +3332,209 @@
         </w:rPr>
       </w:pPr>
     </w:p>
+    <w:p>
+      <w:pPr>
+        <w:rPr>
+          <w:rFonts w:ascii="Times New Roman" w:hAnsi="Times New Roman" w:cs="Times New Roman"/>
+        </w:rPr>
+      </w:pPr>
+    </w:p>
+    <w:p>
+      <w:pPr>
+        <w:rPr>
+          <w:rFonts w:ascii="Times New Roman" w:hAnsi="Times New Roman" w:cs="Times New Roman"/>
+        </w:rPr>
+      </w:pPr>
+      <w:r>
+        <w:rPr>
+          <w:rFonts w:ascii="Times New Roman" w:hAnsi="Times New Roman" w:cs="Times New Roman"/>
+        </w:rPr>
+        <w:br w:type="page"/>
+      </w:r>
+    </w:p>
+    <w:sdt>
+      <w:sdtPr>
+        <w:rPr>
+          <w:rFonts w:ascii="Times New Roman" w:eastAsiaTheme="minorHAnsi" w:hAnsi="Times New Roman" w:cs="Times New Roman"/>
+          <w:color w:val="auto"/>
+          <w:sz w:val="24"/>
+          <w:szCs w:val="24"/>
+          <w:lang w:val="en-GB"/>
+        </w:rPr>
+        <w:id w:val="1486810542"/>
+        <w:docPartObj>
+          <w:docPartGallery w:val="Bibliographies"/>
+          <w:docPartUnique/>
+        </w:docPartObj>
+      </w:sdtPr>
+      <w:sdtEndPr>
+        <w:rPr>
+          <w:lang w:val="en-ZA"/>
+        </w:rPr>
+      </w:sdtEndPr>
+      <w:sdtContent>
+        <w:p>
+          <w:pPr>
+            <w:pStyle w:val="Heading1"/>
+            <w:rPr>
+              <w:rFonts w:ascii="Times New Roman" w:hAnsi="Times New Roman" w:cs="Times New Roman"/>
+            </w:rPr>
+          </w:pPr>
+          <w:r>
+            <w:rPr>
+              <w:rFonts w:ascii="Times New Roman" w:hAnsi="Times New Roman" w:cs="Times New Roman"/>
+              <w:lang w:val="en-GB"/>
+            </w:rPr>
+            <w:t>References</w:t>
+          </w:r>
+        </w:p>
+        <w:sdt>
+          <w:sdtPr>
+            <w:rPr>
+              <w:rFonts w:ascii="Times New Roman" w:hAnsi="Times New Roman" w:cs="Times New Roman"/>
+            </w:rPr>
+            <w:id w:val="-573587230"/>
+            <w:bibliography/>
+          </w:sdtPr>
+          <w:sdtEndPr/>
+          <w:sdtContent>
+            <w:p>
+              <w:pPr>
+                <w:pStyle w:val="Bibliography"/>
+                <w:rPr>
+                  <w:rFonts w:ascii="Times New Roman" w:hAnsi="Times New Roman" w:cs="Times New Roman"/>
+                  <w:noProof/>
+                  <w:kern w:val="0"/>
+                  <w14:ligatures w14:val="none"/>
+                </w:rPr>
+              </w:pPr>
+              <w:r>
+                <w:rPr>
+                  <w:rFonts w:ascii="Times New Roman" w:hAnsi="Times New Roman" w:cs="Times New Roman"/>
+                </w:rPr>
+                <w:fldChar w:fldCharType="begin"/>
+              </w:r>
+              <w:r>
+                <w:rPr>
+                  <w:rFonts w:ascii="Times New Roman" w:hAnsi="Times New Roman" w:cs="Times New Roman"/>
+                </w:rPr>
+                <w:instrText>BIBLIOGRAPHY</w:instrText>
+              </w:r>
+              <w:r>
+                <w:rPr>
+                  <w:rFonts w:ascii="Times New Roman" w:hAnsi="Times New Roman" w:cs="Times New Roman"/>
+                </w:rPr>
+                <w:fldChar w:fldCharType="separate"/>
+              </w:r>
+              <w:r>
+                <w:rPr>
+                  <w:rFonts w:ascii="Times New Roman" w:hAnsi="Times New Roman" w:cs="Times New Roman"/>
+                  <w:noProof/>
+                </w:rPr>
+                <w:t xml:space="preserve">Airport Company South Africa, n.d. </w:t>
+              </w:r>
+              <w:r>
+                <w:rPr>
+                  <w:rFonts w:ascii="Times New Roman" w:hAnsi="Times New Roman" w:cs="Times New Roman"/>
+                  <w:i/>
+                  <w:iCs/>
+                  <w:noProof/>
+                </w:rPr>
+                <w:t>Customer Relationship Management Solution</w:t>
+              </w:r>
+              <w:r>
+                <w:rPr>
+                  <w:rFonts w:ascii="Times New Roman" w:hAnsi="Times New Roman" w:cs="Times New Roman"/>
+                  <w:noProof/>
+                </w:rPr>
+                <w:t xml:space="preserve">. [Document] Available at: </w:t>
+              </w:r>
+              <w:hyperlink r:id="rId6" w:history="1">
+                <w:r>
+                  <w:rPr>
+                    <w:rStyle w:val="Hyperlink"/>
+                    <w:rFonts w:ascii="Times New Roman" w:hAnsi="Times New Roman" w:cs="Times New Roman"/>
+                    <w:noProof/>
+                  </w:rPr>
+                  <w:t>https://www.airports.co.za/Documents/Annexure%20A%20Customer%20Relationship%20Management_Scope%20of%20Work_14%20October%202022.pdf</w:t>
+                </w:r>
+              </w:hyperlink>
+              <w:r>
+                <w:rPr>
+                  <w:rFonts w:ascii="Times New Roman" w:hAnsi="Times New Roman" w:cs="Times New Roman"/>
+                  <w:noProof/>
+                </w:rPr>
+                <w:t xml:space="preserve"> [Accessed 7 September 2026].</w:t>
+              </w:r>
+            </w:p>
+            <w:p>
+              <w:pPr>
+                <w:pStyle w:val="Bibliography"/>
+                <w:rPr>
+                  <w:rFonts w:ascii="Times New Roman" w:hAnsi="Times New Roman" w:cs="Times New Roman"/>
+                  <w:noProof/>
+                </w:rPr>
+              </w:pPr>
+              <w:r>
+                <w:rPr>
+                  <w:rFonts w:ascii="Times New Roman" w:hAnsi="Times New Roman" w:cs="Times New Roman"/>
+                  <w:noProof/>
+                </w:rPr>
+                <w:t xml:space="preserve">Pacific Certifications, 2026. </w:t>
+              </w:r>
+              <w:r>
+                <w:rPr>
+                  <w:rFonts w:ascii="Times New Roman" w:hAnsi="Times New Roman" w:cs="Times New Roman"/>
+                  <w:i/>
+                  <w:iCs/>
+                  <w:noProof/>
+                </w:rPr>
+                <w:t>ISO/IEC 25010:2023 Guide to Software Product Quality Standards</w:t>
+              </w:r>
+              <w:r>
+                <w:rPr>
+                  <w:rFonts w:ascii="Times New Roman" w:hAnsi="Times New Roman" w:cs="Times New Roman"/>
+                  <w:noProof/>
+                </w:rPr>
+                <w:t xml:space="preserve">. [Online] Available at: </w:t>
+              </w:r>
+              <w:hyperlink r:id="rId7" w:history="1">
+                <w:r>
+                  <w:rPr>
+                    <w:rStyle w:val="Hyperlink"/>
+                    <w:rFonts w:ascii="Times New Roman" w:hAnsi="Times New Roman" w:cs="Times New Roman"/>
+                    <w:noProof/>
+                  </w:rPr>
+                  <w:t>https://blog.pacificcert.com/iso-25010-software-product-quality-model/</w:t>
+                </w:r>
+              </w:hyperlink>
+              <w:r>
+                <w:rPr>
+                  <w:rFonts w:ascii="Times New Roman" w:hAnsi="Times New Roman" w:cs="Times New Roman"/>
+                  <w:noProof/>
+                </w:rPr>
+                <w:t xml:space="preserve"> [Accessed 6 September 2026].</w:t>
+              </w:r>
+            </w:p>
+            <w:p>
+              <w:pPr>
+                <w:rPr>
+                  <w:rFonts w:ascii="Times New Roman" w:hAnsi="Times New Roman" w:cs="Times New Roman"/>
+                </w:rPr>
+              </w:pPr>
+              <w:r>
+                <w:rPr>
+                  <w:rFonts w:ascii="Times New Roman" w:hAnsi="Times New Roman" w:cs="Times New Roman"/>
+                  <w:b/>
+                  <w:bCs/>
+                </w:rPr>
+                <w:fldChar w:fldCharType="end"/>
+              </w:r>
+            </w:p>
+          </w:sdtContent>
+        </w:sdt>
+      </w:sdtContent>
+    </w:sdt>
     <w:p>
       <w:pPr>
         <w:rPr>
@@ -2980,6 +4699,26 @@
       </w:tblBorders>
     </w:tblPr>
   </w:style>
+  <w:style w:type="paragraph" w:styleId="Bibliography">
+    <w:name w:val="Bibliography"/>
+    <w:basedOn w:val="Normal"/>
+    <w:next w:val="Normal"/>
+    <w:uiPriority w:val="37"/>
+    <w:unhideWhenUsed/>
+    <w:rsid w:val="008F78A4"/>
+  </w:style>
+  <w:style w:type="character" w:styleId="Hyperlink">
+    <w:name w:val="Hyperlink"/>
+    <w:basedOn w:val="DefaultParagraphFont"/>
+    <w:uiPriority w:val="99"/>
+    <w:semiHidden/>
+    <w:unhideWhenUsed/>
+    <w:rsid w:val="008F78A4"/>
+    <w:rPr>
+      <w:color w:val="0000FF"/>
+      <w:u w:val="single"/>
+    </w:rPr>
+  </w:style>
 </w:styles>
 </file>
 
@@ -3296,4 +5035,51 @@
     </a:ext>
   </a:extLst>
 </a:theme>
+</file>
+
+<file path=customXml/item1.xml><?xml version="1.0" encoding="utf-8"?>
+<b:Sources xmlns:b="http://schemas.openxmlformats.org/officeDocument/2006/bibliography" xmlns="http://schemas.openxmlformats.org/officeDocument/2006/bibliography" SelectedStyle="\HarvardAnglia.XSL" StyleName="Harvard - Anglia*" Version="1">
+  <b:Source>
+    <b:Tag>Pac26</b:Tag>
+    <b:SourceType>InternetSite</b:SourceType>
+    <b:Guid>{4B6157D4-A9FF-4AD4-A76E-5C45FF0D80E2}</b:Guid>
+    <b:Title>ISO/IEC 25010:2023 Guide to Software Product Quality Standards</b:Title>
+    <b:Year>2026</b:Year>
+    <b:Author>
+      <b:Author>
+        <b:Corporate>Pacific Certifications</b:Corporate>
+      </b:Author>
+    </b:Author>
+    <b:YearAccessed>2026</b:YearAccessed>
+    <b:MonthAccessed>September</b:MonthAccessed>
+    <b:DayAccessed>6</b:DayAccessed>
+    <b:URL>https://blog.pacificcert.com/iso-25010-software-product-quality-model/</b:URL>
+    <b:RefOrder>1</b:RefOrder>
+  </b:Source>
+  <b:Source>
+    <b:Tag>Air26</b:Tag>
+    <b:SourceType>DocumentFromInternetSite</b:SourceType>
+    <b:Guid>{8C295F7D-3F77-4DD6-9D81-B82DCE530B86}</b:Guid>
+    <b:Title>Customer Relationship Management Solution </b:Title>
+    <b:YearAccessed>2026</b:YearAccessed>
+    <b:MonthAccessed>September</b:MonthAccessed>
+    <b:DayAccessed>7</b:DayAccessed>
+    <b:URL>https://www.airports.co.za/Documents/Annexure%20A%20Customer%20Relationship%20Management_Scope%20of%20Work_14%20October%202022.pdf</b:URL>
+    <b:Medium>Document</b:Medium>
+    <b:Author>
+      <b:Author>
+        <b:Corporate>Airport Company South Africa</b:Corporate>
+      </b:Author>
+    </b:Author>
+    <b:RefOrder>2</b:RefOrder>
+  </b:Source>
+</b:Sources>
+</file>
+
+<file path=customXml/itemProps1.xml><?xml version="1.0" encoding="utf-8"?>
+<ds:datastoreItem xmlns:ds="http://schemas.openxmlformats.org/officeDocument/2006/customXml" ds:itemID="{6E2754BF-CBBF-4DF5-A693-65923294DC19}">
+  <ds:schemaRefs>
+    <ds:schemaRef ds:uri="http://schemas.openxmlformats.org/officeDocument/2006/bibliography"/>
+  </ds:schemaRefs>
+</ds:datastoreItem>
 </file>